--- a/docs/FleetPulse_Solution_Document.docx
+++ b/docs/FleetPulse_Solution_Document.docx
@@ -25,8 +25,17 @@
           <w:sz w:val="44"/>
           <w:szCs w:val="44"/>
         </w:rPr>
-        <w:t>Solution Document: FleetPulse</w:t>
-      </w:r>
+        <w:t xml:space="preserve">Solution Document: </w:t>
+      </w:r>
+      <w:proofErr w:type="spellStart"/>
+      <w:r>
+        <w:rPr>
+          <w:sz w:val="44"/>
+          <w:szCs w:val="44"/>
+        </w:rPr>
+        <w:t>FleetPulse</w:t>
+      </w:r>
+      <w:proofErr w:type="spellEnd"/>
     </w:p>
     <w:p>
       <w:pPr>
@@ -58,10 +67,10 @@
         <w:t xml:space="preserve">To be Submitted by: </w:t>
       </w:r>
       <w:r>
-        <w:rPr>
-          <w:highlight w:val="yellow"/>
-        </w:rPr>
-        <w:t>[TEAM NAME: fill in before export]</w:t>
+        <w:t>VOOTKUR VENNELA REDDY</w:t>
+      </w:r>
+      <w:r>
+        <w:t>(RA2311003011203)</w:t>
       </w:r>
     </w:p>
     <w:p>
@@ -76,10 +85,20 @@
         <w:t xml:space="preserve">Team Members &amp; Roles: </w:t>
       </w:r>
       <w:r>
-        <w:rPr>
-          <w:highlight w:val="yellow"/>
-        </w:rPr>
-        <w:t>Vennela Reddy – [role] – vennelarv9984@gmail.com; [add each other member: name – role – email]</w:t>
+        <w:t>VOOTKUR VENNELA REDDY</w:t>
+      </w:r>
+      <w:r>
+        <w:rPr>
+          <w:b/>
+          <w:bCs/>
+        </w:rPr>
+        <w:t>-</w:t>
+      </w:r>
+      <w:r>
+        <w:rPr>
+          <w:rFonts w:ascii="Times New Roman" w:hAnsi="Times New Roman" w:cs="Times New Roman"/>
+        </w:rPr>
+        <w:t>Solo developer (design, development, testing, documentation)</w:t>
       </w:r>
     </w:p>
     <w:p>
@@ -109,10 +128,7 @@
         <w:t xml:space="preserve">Repository URL: </w:t>
       </w:r>
       <w:r>
-        <w:rPr>
-          <w:highlight w:val="yellow"/>
-        </w:rPr>
-        <w:t>[Push the repository to GitHub and paste the link]</w:t>
+        <w:t>https://github.com/vennela9927/fleetPulseproject</w:t>
       </w:r>
     </w:p>
     <w:p>
@@ -126,12 +142,16 @@
         </w:rPr>
         <w:t xml:space="preserve">Demo Video URL (≤ 5 min): </w:t>
       </w:r>
-      <w:r>
-        <w:rPr>
-          <w:highlight w:val="yellow"/>
-        </w:rPr>
-        <w:t>[Paste the unlisted video link]</w:t>
-      </w:r>
+      <w:hyperlink r:id="rId7" w:history="1">
+        <w:r>
+          <w:rPr>
+            <w:rStyle w:val="Hyperlink"/>
+            <w:b/>
+            <w:bCs/>
+          </w:rPr>
+          <w:t>https://drive.google.com/file/d/1xHAfBI4Agx50tX9YDKDF9llaxLwQ8bW9/view?usp=sharing</w:t>
+        </w:r>
+      </w:hyperlink>
     </w:p>
     <w:p>
       <w:pPr>
@@ -145,7 +165,7 @@
         <w:t xml:space="preserve">Date of Submission: </w:t>
       </w:r>
       <w:r>
-        <w:t>01/10/2026</w:t>
+        <w:t>02/10/2026</w:t>
       </w:r>
     </w:p>
     <w:p>
@@ -701,7 +721,23 @@
           <w:b/>
           <w:bCs/>
         </w:rPr>
-        <w:t>What FleetPulse does.</w:t>
+        <w:t xml:space="preserve">What </w:t>
+      </w:r>
+      <w:proofErr w:type="spellStart"/>
+      <w:r>
+        <w:rPr>
+          <w:b/>
+          <w:bCs/>
+        </w:rPr>
+        <w:t>FleetPulse</w:t>
+      </w:r>
+      <w:proofErr w:type="spellEnd"/>
+      <w:r>
+        <w:rPr>
+          <w:b/>
+          <w:bCs/>
+        </w:rPr>
+        <w:t xml:space="preserve"> does.</w:t>
       </w:r>
       <w:r>
         <w:t xml:space="preserve"> It turns telemetry from any maker into one standard event, raises live alerts within about half a second, predicts </w:t>
@@ -849,7 +885,23 @@
         <w:t>Query optimisation:</w:t>
       </w:r>
       <w:r>
-        <w:t xml:space="preserve"> the three slowest API queries went from 140 ms–1.9 s to 0.6–9 ms (measured EXPLAIN ANALYZE, section 5.3).</w:t>
+        <w:t xml:space="preserve"> the three slowest API queries went from 140 </w:t>
+      </w:r>
+      <w:proofErr w:type="spellStart"/>
+      <w:r>
+        <w:t>ms</w:t>
+      </w:r>
+      <w:proofErr w:type="spellEnd"/>
+      <w:r>
+        <w:t xml:space="preserve">–1.9 s to 0.6–9 </w:t>
+      </w:r>
+      <w:proofErr w:type="spellStart"/>
+      <w:r>
+        <w:t>ms</w:t>
+      </w:r>
+      <w:proofErr w:type="spellEnd"/>
+      <w:r>
+        <w:t xml:space="preserve"> (measured EXPLAIN ANALYZE, section 5.3).</w:t>
       </w:r>
     </w:p>
     <w:p>
@@ -969,10 +1021,19 @@
           <w:b/>
           <w:bCs/>
         </w:rPr>
+        <w:lastRenderedPageBreak/>
         <w:t>Secondary stakeholders:</w:t>
       </w:r>
       <w:r>
-        <w:t xml:space="preserve"> depot and workshop leads (bay capacity, parts, inspection results), the platform team (onboarding new makers, data quality), drivers (fewer roadside breakdowns), finance (avoided cost).</w:t>
+        <w:t xml:space="preserve"> depot and workshop </w:t>
+      </w:r>
+      <w:proofErr w:type="gramStart"/>
+      <w:r>
+        <w:t>leads</w:t>
+      </w:r>
+      <w:proofErr w:type="gramEnd"/>
+      <w:r>
+        <w:t xml:space="preserve"> (bay capacity, parts, inspection results), the platform team (onboarding new makers, data quality), drivers (fewer roadside breakdowns), finance (avoided cost).</w:t>
       </w:r>
     </w:p>
     <w:p>
@@ -1189,7 +1250,23 @@
                 <w:sz w:val="17"/>
                 <w:szCs w:val="17"/>
               </w:rPr>
-              <w:t>Fact: connected fleets mix makers; Motorq maps data from 25+ brands into one schema</w:t>
+              <w:t xml:space="preserve">Fact: connected fleets mix makers; </w:t>
+            </w:r>
+            <w:proofErr w:type="spellStart"/>
+            <w:r>
+              <w:rPr>
+                <w:sz w:val="17"/>
+                <w:szCs w:val="17"/>
+              </w:rPr>
+              <w:t>Motorq</w:t>
+            </w:r>
+            <w:proofErr w:type="spellEnd"/>
+            <w:r>
+              <w:rPr>
+                <w:sz w:val="17"/>
+                <w:szCs w:val="17"/>
+              </w:rPr>
+              <w:t xml:space="preserve"> maps data from 25+ brands into one schema</w:t>
             </w:r>
           </w:p>
         </w:tc>
@@ -1921,7 +1998,15 @@
         <w:t>Aftermarket OBD-II dongles:</w:t>
       </w:r>
       <w:r>
-        <w:t xml:space="preserve"> hardware to buy, install and maintain per vehicle; one more data source rather than one view across makers.</w:t>
+        <w:t xml:space="preserve"> hardware to buy, install and maintain per vehicle; one more </w:t>
+      </w:r>
+      <w:proofErr w:type="gramStart"/>
+      <w:r>
+        <w:t>data</w:t>
+      </w:r>
+      <w:proofErr w:type="gramEnd"/>
+      <w:r>
+        <w:t xml:space="preserve"> source rather than one view across makers.</w:t>
       </w:r>
     </w:p>
     <w:p>
@@ -1953,15 +2038,32 @@
         </w:numPr>
         <w:spacing w:after="60" w:line="280" w:lineRule="auto"/>
       </w:pPr>
+      <w:proofErr w:type="spellStart"/>
       <w:r>
         <w:rPr>
           <w:b/>
           <w:bCs/>
         </w:rPr>
-        <w:t>Motorq Fuse</w:t>
-      </w:r>
-      <w:r>
-        <w:t xml:space="preserve"> (public description: an AI layer that flags issues such as idling and estimates their dollar impact): we did not have access to it, so we do not compare results. FleetPulse focuses on calibrated per-vehicle breakdown probability turned into a bay-constrained workshop plan.</w:t>
+        <w:t>Motorq</w:t>
+      </w:r>
+      <w:proofErr w:type="spellEnd"/>
+      <w:r>
+        <w:rPr>
+          <w:b/>
+          <w:bCs/>
+        </w:rPr>
+        <w:t xml:space="preserve"> Fuse</w:t>
+      </w:r>
+      <w:r>
+        <w:t xml:space="preserve"> (public description: an AI layer that flags issues such as idling and estimates their dollar impact): we did not have access to it, so we do not compare results. </w:t>
+      </w:r>
+      <w:proofErr w:type="spellStart"/>
+      <w:r>
+        <w:t>FleetPulse</w:t>
+      </w:r>
+      <w:proofErr w:type="spellEnd"/>
+      <w:r>
+        <w:t xml:space="preserve"> focuses on calibrated per-vehicle breakdown probability turned into a bay-constrained workshop plan.</w:t>
       </w:r>
     </w:p>
     <w:p>
@@ -2415,6 +2517,7 @@
                 <w:sz w:val="17"/>
                 <w:szCs w:val="17"/>
               </w:rPr>
+              <w:lastRenderedPageBreak/>
               <w:t>Net saving per week per 100K vehicles</w:t>
             </w:r>
           </w:p>
@@ -2444,14 +2547,7 @@
                 <w:sz w:val="17"/>
                 <w:szCs w:val="17"/>
               </w:rPr>
-              <w:t>−</w:t>
-            </w:r>
-            <w:r>
-              <w:rPr>
-                <w:sz w:val="17"/>
-                <w:szCs w:val="17"/>
-              </w:rPr>
-              <w:t>$466K (rule)</w:t>
+              <w:t>−$466K (rule)</w:t>
             </w:r>
           </w:p>
         </w:tc>
@@ -2751,7 +2847,7 @@
                 <w:sz w:val="17"/>
                 <w:szCs w:val="17"/>
               </w:rPr>
-              <w:t>Mapping live on all instances within ~1 s of approval; parked data replayed (demo 2)</w:t>
+              <w:t>Mapping live on all instances within ~1 s of approval; parked data replayed (tested live with Draco)</w:t>
             </w:r>
           </w:p>
         </w:tc>
@@ -2955,7 +3051,15 @@
         <w:t>What it does.</w:t>
       </w:r>
       <w:r>
-        <w:t xml:space="preserve"> FleetPulse collects telemetry from four makers' clouds, converts it to one standard event, and uses it twice: live (alerts, map, vehicle state within about a second) and in batch (21 days of history train a breakdown model that scores every vehicle daily). The manager sees whom to inspect, where and when, and books it.</w:t>
+        <w:t xml:space="preserve"> </w:t>
+      </w:r>
+      <w:proofErr w:type="spellStart"/>
+      <w:r>
+        <w:t>FleetPulse</w:t>
+      </w:r>
+      <w:proofErr w:type="spellEnd"/>
+      <w:r>
+        <w:t xml:space="preserve"> collects telemetry from four makers' clouds, converts it to one standard event, and uses it twice: live (alerts, map, vehicle state within about a second) and in batch (21 days of history train a breakdown model that scores every vehicle daily). The manager sees whom to inspect, where and when, and books it.</w:t>
       </w:r>
     </w:p>
     <w:p>
@@ -3039,7 +3143,15 @@
         <w:t>service plan</w:t>
       </w:r>
       <w:r>
-        <w:t xml:space="preserve"> gives it a bay at its home depot tomorrow; the manager books, or the copilot proposes and the manager approves, and the audit trail records both.</w:t>
+        <w:t xml:space="preserve"> gives it a bay at its </w:t>
+      </w:r>
+      <w:proofErr w:type="gramStart"/>
+      <w:r>
+        <w:t>home depot</w:t>
+      </w:r>
+      <w:proofErr w:type="gramEnd"/>
+      <w:r>
+        <w:t xml:space="preserve"> tomorrow; the manager books, or the copilot proposes and the manager approves, and the audit trail records both.</w:t>
       </w:r>
     </w:p>
     <w:p>
@@ -3063,6 +3175,7 @@
         <w:rPr>
           <w:noProof/>
         </w:rPr>
+        <w:lastRenderedPageBreak/>
         <w:drawing>
           <wp:inline distT="0" distB="0" distL="0" distR="0" wp14:anchorId="4E81F981" wp14:editId="6B4DAFC3">
             <wp:extent cx="5760720" cy="3600450"/>
@@ -3076,67 +3189,6 @@
                 <pic:pic xmlns:pic="http://schemas.openxmlformats.org/drawingml/2006/picture">
                   <pic:nvPicPr>
                     <pic:cNvPr id="0" name="01-fleet-health.png"/>
-                    <pic:cNvPicPr/>
-                  </pic:nvPicPr>
-                  <pic:blipFill>
-                    <a:blip r:embed="rId7"/>
-                    <a:stretch>
-                      <a:fillRect/>
-                    </a:stretch>
-                  </pic:blipFill>
-                  <pic:spPr>
-                    <a:xfrm>
-                      <a:off x="0" y="0"/>
-                      <a:ext cx="5760720" cy="3600450"/>
-                    </a:xfrm>
-                    <a:prstGeom prst="rect">
-                      <a:avLst/>
-                    </a:prstGeom>
-                  </pic:spPr>
-                </pic:pic>
-              </a:graphicData>
-            </a:graphic>
-          </wp:inline>
-        </w:drawing>
-      </w:r>
-    </w:p>
-    <w:p>
-      <w:pPr>
-        <w:spacing w:before="40" w:after="200" w:line="290" w:lineRule="auto"/>
-        <w:jc w:val="center"/>
-      </w:pPr>
-      <w:r>
-        <w:rPr>
-          <w:i/>
-          <w:iCs/>
-          <w:color w:val="595959"/>
-          <w:sz w:val="17"/>
-          <w:szCs w:val="17"/>
-        </w:rPr>
-        <w:t>Figure 1. Overview with Fleet health: whom to inspect tomorrow, bays, today's actions, first in line (Acme Logistics, 50K vehicles).</w:t>
-      </w:r>
-    </w:p>
-    <w:p>
-      <w:pPr>
-        <w:jc w:val="center"/>
-      </w:pPr>
-      <w:r>
-        <w:rPr>
-          <w:noProof/>
-        </w:rPr>
-        <w:drawing>
-          <wp:inline distT="0" distB="0" distL="0" distR="0" wp14:anchorId="1E5CCD3E" wp14:editId="693A91AC">
-            <wp:extent cx="5760720" cy="3600450"/>
-            <wp:effectExtent l="0" t="0" r="0" b="0"/>
-            <wp:docPr id="1856098012" name="Picture 1856098012"/>
-            <wp:cNvGraphicFramePr>
-              <a:graphicFrameLocks xmlns:a="http://schemas.openxmlformats.org/drawingml/2006/main" noChangeAspect="1"/>
-            </wp:cNvGraphicFramePr>
-            <a:graphic xmlns:a="http://schemas.openxmlformats.org/drawingml/2006/main">
-              <a:graphicData uri="http://schemas.openxmlformats.org/drawingml/2006/picture">
-                <pic:pic xmlns:pic="http://schemas.openxmlformats.org/drawingml/2006/picture">
-                  <pic:nvPicPr>
-                    <pic:cNvPr id="0" name="04-service-plan.png"/>
                     <pic:cNvPicPr/>
                   </pic:nvPicPr>
                   <pic:blipFill>
@@ -3174,6 +3226,67 @@
           <w:sz w:val="17"/>
           <w:szCs w:val="17"/>
         </w:rPr>
+        <w:t>Figure 1. Overview with Fleet health: whom to inspect tomorrow, bays, today's actions, first in line (Acme Logistics, 50K vehicles).</w:t>
+      </w:r>
+    </w:p>
+    <w:p>
+      <w:pPr>
+        <w:jc w:val="center"/>
+      </w:pPr>
+      <w:r>
+        <w:rPr>
+          <w:noProof/>
+        </w:rPr>
+        <w:drawing>
+          <wp:inline distT="0" distB="0" distL="0" distR="0" wp14:anchorId="1E5CCD3E" wp14:editId="693A91AC">
+            <wp:extent cx="5760720" cy="3600450"/>
+            <wp:effectExtent l="0" t="0" r="0" b="0"/>
+            <wp:docPr id="1856098012" name="Picture 1856098012"/>
+            <wp:cNvGraphicFramePr>
+              <a:graphicFrameLocks xmlns:a="http://schemas.openxmlformats.org/drawingml/2006/main" noChangeAspect="1"/>
+            </wp:cNvGraphicFramePr>
+            <a:graphic xmlns:a="http://schemas.openxmlformats.org/drawingml/2006/main">
+              <a:graphicData uri="http://schemas.openxmlformats.org/drawingml/2006/picture">
+                <pic:pic xmlns:pic="http://schemas.openxmlformats.org/drawingml/2006/picture">
+                  <pic:nvPicPr>
+                    <pic:cNvPr id="0" name="04-service-plan.png"/>
+                    <pic:cNvPicPr/>
+                  </pic:nvPicPr>
+                  <pic:blipFill>
+                    <a:blip r:embed="rId9"/>
+                    <a:stretch>
+                      <a:fillRect/>
+                    </a:stretch>
+                  </pic:blipFill>
+                  <pic:spPr>
+                    <a:xfrm>
+                      <a:off x="0" y="0"/>
+                      <a:ext cx="5760720" cy="3600450"/>
+                    </a:xfrm>
+                    <a:prstGeom prst="rect">
+                      <a:avLst/>
+                    </a:prstGeom>
+                  </pic:spPr>
+                </pic:pic>
+              </a:graphicData>
+            </a:graphic>
+          </wp:inline>
+        </w:drawing>
+      </w:r>
+    </w:p>
+    <w:p>
+      <w:pPr>
+        <w:spacing w:before="40" w:after="200" w:line="290" w:lineRule="auto"/>
+        <w:jc w:val="center"/>
+      </w:pPr>
+      <w:r>
+        <w:rPr>
+          <w:i/>
+          <w:iCs/>
+          <w:color w:val="595959"/>
+          <w:sz w:val="17"/>
+          <w:szCs w:val="17"/>
+        </w:rPr>
         <w:t>Figure 2. Service plan: 491 inspections within depot bays, $314.4K expected net saving, and urgent vehicles with no bay reported as too risky to wait.</w:t>
       </w:r>
     </w:p>
@@ -3250,6 +3363,7 @@
             <w:pPr>
               <w:spacing w:line="250" w:lineRule="auto"/>
             </w:pPr>
+            <w:proofErr w:type="spellStart"/>
             <w:r>
               <w:rPr>
                 <w:b/>
@@ -3259,6 +3373,7 @@
               </w:rPr>
               <w:t>FleetPulse</w:t>
             </w:r>
+            <w:proofErr w:type="spellEnd"/>
           </w:p>
         </w:tc>
       </w:tr>
@@ -3354,6 +3469,7 @@
                 <w:sz w:val="17"/>
                 <w:szCs w:val="17"/>
               </w:rPr>
+              <w:lastRenderedPageBreak/>
               <w:t>Pain relieved</w:t>
             </w:r>
           </w:p>
@@ -3509,7 +3625,23 @@
                 <w:sz w:val="17"/>
                 <w:szCs w:val="17"/>
               </w:rPr>
-              <w:t>Works the same for a maker the model never saw (features use the standard event); new makers onboard in minutes from a mapping file; the decision rule is the fleet's own inspection cost; every number shown is reconciled or back-tested.</w:t>
+              <w:t xml:space="preserve">Works the same for a maker the model never saw (features use the standard event); new makers onboard in minutes from a mapping file; the decision rule is the fleet's own inspection cost; every number shown is reconciled or </w:t>
+            </w:r>
+            <w:proofErr w:type="gramStart"/>
+            <w:r>
+              <w:rPr>
+                <w:sz w:val="17"/>
+                <w:szCs w:val="17"/>
+              </w:rPr>
+              <w:t>back-tested</w:t>
+            </w:r>
+            <w:proofErr w:type="gramEnd"/>
+            <w:r>
+              <w:rPr>
+                <w:sz w:val="17"/>
+                <w:szCs w:val="17"/>
+              </w:rPr>
+              <w:t>.</w:t>
             </w:r>
           </w:p>
         </w:tc>
@@ -3734,7 +3866,23 @@
                 <w:sz w:val="17"/>
                 <w:szCs w:val="17"/>
               </w:rPr>
-              <w:t>Draco (2,000 trucks) onboarded live in the demo with no restart; normaliser topology test parks then maps the same payload; contract test maps 400 events × 8 models back to their source values.</w:t>
+              <w:t xml:space="preserve">Draco (2,000 trucks) onboarded live in testing with no restart; normaliser topology test parks then </w:t>
+            </w:r>
+            <w:proofErr w:type="gramStart"/>
+            <w:r>
+              <w:rPr>
+                <w:sz w:val="17"/>
+                <w:szCs w:val="17"/>
+              </w:rPr>
+              <w:t>maps</w:t>
+            </w:r>
+            <w:proofErr w:type="gramEnd"/>
+            <w:r>
+              <w:rPr>
+                <w:sz w:val="17"/>
+                <w:szCs w:val="17"/>
+              </w:rPr>
+              <w:t xml:space="preserve"> the same payload; contract test maps 400 events × 8 models back to their source values.</w:t>
             </w:r>
           </w:p>
         </w:tc>
@@ -3918,7 +4066,7 @@
                 <w:sz w:val="17"/>
                 <w:szCs w:val="17"/>
               </w:rPr>
-              <w:t>3 broken sensors flagged in ≤ 20 s with no false overheat; Aurora mph-as-km/h bug flagged in 2 min 17 s and named at ~7 min, nothing else flagged; workshop loop caught the 99% cap as overconfident (86% found vs 96% promised).</w:t>
+              <w:t>3 broken sensors flagged after three impossible readings (about 1 minute at a 30 s reporting interval), with no false overheat; Aurora mph-as-km/h bug flagged in 2 min 17 s and named at ~7 min, nothing else flagged; workshop loop caught the 99% cap as overconfident (86% found vs 96% promised).</w:t>
             </w:r>
           </w:p>
         </w:tc>
@@ -3944,16 +4092,15 @@
         <w:spacing w:before="40" w:after="120" w:line="290" w:lineRule="auto"/>
       </w:pPr>
       <w:r>
-        <w:t xml:space="preserve">Priority uses MoSCoW; status is Done / Partial / Planned. Video times follow the recording plan in </w:t>
-      </w:r>
-      <w:r>
-        <w:rPr>
-          <w:rFonts w:ascii="Consolas" w:hAnsi="Consolas" w:cs="Consolas"/>
-        </w:rPr>
-        <w:t>docs/demo-script.md</w:t>
-      </w:r>
-      <w:r>
-        <w:t xml:space="preserve"> and must be checked against the final recording.</w:t>
+        <w:t xml:space="preserve">Priority uses </w:t>
+      </w:r>
+      <w:proofErr w:type="spellStart"/>
+      <w:r>
+        <w:t>MoSCoW</w:t>
+      </w:r>
+      <w:proofErr w:type="spellEnd"/>
+      <w:r>
+        <w:t>; status is Done / Partial / Planned.</w:t>
       </w:r>
     </w:p>
     <w:tbl>
@@ -3972,8 +4119,7 @@
         <w:gridCol w:w="2303"/>
         <w:gridCol w:w="737"/>
         <w:gridCol w:w="829"/>
-        <w:gridCol w:w="1750"/>
-        <w:gridCol w:w="556"/>
+        <w:gridCol w:w="2306"/>
       </w:tblGrid>
       <w:tr>
         <w:trPr>
@@ -4142,7 +4288,7 @@
         </w:tc>
         <w:tc>
           <w:tcPr>
-            <w:tcW w:w="1750" w:type="dxa"/>
+            <w:tcW w:w="2306" w:type="dxa"/>
             <w:tcBorders>
               <w:top w:val="single" w:sz="4" w:space="0" w:color="BFBFBF"/>
               <w:left w:val="single" w:sz="4" w:space="0" w:color="BFBFBF"/>
@@ -4169,38 +4315,6 @@
                 <w:szCs w:val="15"/>
               </w:rPr>
               <w:t>Code Path</w:t>
-            </w:r>
-          </w:p>
-        </w:tc>
-        <w:tc>
-          <w:tcPr>
-            <w:tcW w:w="556" w:type="dxa"/>
-            <w:tcBorders>
-              <w:top w:val="single" w:sz="4" w:space="0" w:color="BFBFBF"/>
-              <w:left w:val="single" w:sz="4" w:space="0" w:color="BFBFBF"/>
-              <w:bottom w:val="single" w:sz="4" w:space="0" w:color="BFBFBF"/>
-              <w:right w:val="single" w:sz="4" w:space="0" w:color="BFBFBF"/>
-            </w:tcBorders>
-            <w:shd w:val="clear" w:color="auto" w:fill="F2F2F2"/>
-            <w:tcMar>
-              <w:top w:w="60" w:type="dxa"/>
-              <w:left w:w="90" w:type="dxa"/>
-              <w:bottom w:w="60" w:type="dxa"/>
-              <w:right w:w="90" w:type="dxa"/>
-            </w:tcMar>
-          </w:tcPr>
-          <w:p>
-            <w:pPr>
-              <w:spacing w:line="250" w:lineRule="auto"/>
-            </w:pPr>
-            <w:r>
-              <w:rPr>
-                <w:b/>
-                <w:bCs/>
-                <w:sz w:val="15"/>
-                <w:szCs w:val="15"/>
-              </w:rPr>
-              <w:t>Video</w:t>
             </w:r>
           </w:p>
         </w:tc>
@@ -4292,7 +4406,23 @@
                 <w:sz w:val="15"/>
                 <w:szCs w:val="15"/>
               </w:rPr>
-              <w:t>As a reviewer I want realistic messy data at scale so that the platform is tested like production</w:t>
+              <w:t xml:space="preserve">As a reviewer I want </w:t>
+            </w:r>
+            <w:proofErr w:type="gramStart"/>
+            <w:r>
+              <w:rPr>
+                <w:sz w:val="15"/>
+                <w:szCs w:val="15"/>
+              </w:rPr>
+              <w:t>realistic messy</w:t>
+            </w:r>
+            <w:proofErr w:type="gramEnd"/>
+            <w:r>
+              <w:rPr>
+                <w:sz w:val="15"/>
+                <w:szCs w:val="15"/>
+              </w:rPr>
+              <w:t xml:space="preserve"> data at scale so that the platform is tested like production</w:t>
             </w:r>
           </w:p>
         </w:tc>
@@ -4356,7 +4486,7 @@
         </w:tc>
         <w:tc>
           <w:tcPr>
-            <w:tcW w:w="1750" w:type="dxa"/>
+            <w:tcW w:w="2306" w:type="dxa"/>
             <w:tcBorders>
               <w:top w:val="single" w:sz="4" w:space="0" w:color="BFBFBF"/>
               <w:left w:val="single" w:sz="4" w:space="0" w:color="BFBFBF"/>
@@ -4380,35 +4510,6 @@
                 <w:szCs w:val="15"/>
               </w:rPr>
               <w:t>services/simulator/</w:t>
-            </w:r>
-          </w:p>
-        </w:tc>
-        <w:tc>
-          <w:tcPr>
-            <w:tcW w:w="556" w:type="dxa"/>
-            <w:tcBorders>
-              <w:top w:val="single" w:sz="4" w:space="0" w:color="BFBFBF"/>
-              <w:left w:val="single" w:sz="4" w:space="0" w:color="BFBFBF"/>
-              <w:bottom w:val="single" w:sz="4" w:space="0" w:color="BFBFBF"/>
-              <w:right w:val="single" w:sz="4" w:space="0" w:color="BFBFBF"/>
-            </w:tcBorders>
-            <w:tcMar>
-              <w:top w:w="60" w:type="dxa"/>
-              <w:left w:w="90" w:type="dxa"/>
-              <w:bottom w:w="60" w:type="dxa"/>
-              <w:right w:w="90" w:type="dxa"/>
-            </w:tcMar>
-          </w:tcPr>
-          <w:p>
-            <w:pPr>
-              <w:spacing w:line="250" w:lineRule="auto"/>
-            </w:pPr>
-            <w:r>
-              <w:rPr>
-                <w:sz w:val="15"/>
-                <w:szCs w:val="15"/>
-              </w:rPr>
-              <w:t>3:35</w:t>
             </w:r>
           </w:p>
         </w:tc>
@@ -4564,7 +4665,7 @@
         </w:tc>
         <w:tc>
           <w:tcPr>
-            <w:tcW w:w="1750" w:type="dxa"/>
+            <w:tcW w:w="2306" w:type="dxa"/>
             <w:tcBorders>
               <w:top w:val="single" w:sz="4" w:space="0" w:color="BFBFBF"/>
               <w:left w:val="single" w:sz="4" w:space="0" w:color="BFBFBF"/>
@@ -4588,35 +4689,6 @@
                 <w:szCs w:val="15"/>
               </w:rPr>
               <w:t>services/ingest-gateway/</w:t>
-            </w:r>
-          </w:p>
-        </w:tc>
-        <w:tc>
-          <w:tcPr>
-            <w:tcW w:w="556" w:type="dxa"/>
-            <w:tcBorders>
-              <w:top w:val="single" w:sz="4" w:space="0" w:color="BFBFBF"/>
-              <w:left w:val="single" w:sz="4" w:space="0" w:color="BFBFBF"/>
-              <w:bottom w:val="single" w:sz="4" w:space="0" w:color="BFBFBF"/>
-              <w:right w:val="single" w:sz="4" w:space="0" w:color="BFBFBF"/>
-            </w:tcBorders>
-            <w:tcMar>
-              <w:top w:w="60" w:type="dxa"/>
-              <w:left w:w="90" w:type="dxa"/>
-              <w:bottom w:w="60" w:type="dxa"/>
-              <w:right w:w="90" w:type="dxa"/>
-            </w:tcMar>
-          </w:tcPr>
-          <w:p>
-            <w:pPr>
-              <w:spacing w:line="250" w:lineRule="auto"/>
-            </w:pPr>
-            <w:r>
-              <w:rPr>
-                <w:sz w:val="15"/>
-                <w:szCs w:val="15"/>
-              </w:rPr>
-              <w:t>3:50</w:t>
             </w:r>
           </w:p>
         </w:tc>
@@ -4772,7 +4844,7 @@
         </w:tc>
         <w:tc>
           <w:tcPr>
-            <w:tcW w:w="1750" w:type="dxa"/>
+            <w:tcW w:w="2306" w:type="dxa"/>
             <w:tcBorders>
               <w:top w:val="single" w:sz="4" w:space="0" w:color="BFBFBF"/>
               <w:left w:val="single" w:sz="4" w:space="0" w:color="BFBFBF"/>
@@ -4796,35 +4868,6 @@
                 <w:szCs w:val="15"/>
               </w:rPr>
               <w:t>services/common/…/mapping/, services/normalizer/</w:t>
-            </w:r>
-          </w:p>
-        </w:tc>
-        <w:tc>
-          <w:tcPr>
-            <w:tcW w:w="556" w:type="dxa"/>
-            <w:tcBorders>
-              <w:top w:val="single" w:sz="4" w:space="0" w:color="BFBFBF"/>
-              <w:left w:val="single" w:sz="4" w:space="0" w:color="BFBFBF"/>
-              <w:bottom w:val="single" w:sz="4" w:space="0" w:color="BFBFBF"/>
-              <w:right w:val="single" w:sz="4" w:space="0" w:color="BFBFBF"/>
-            </w:tcBorders>
-            <w:tcMar>
-              <w:top w:w="60" w:type="dxa"/>
-              <w:left w:w="90" w:type="dxa"/>
-              <w:bottom w:w="60" w:type="dxa"/>
-              <w:right w:w="90" w:type="dxa"/>
-            </w:tcMar>
-          </w:tcPr>
-          <w:p>
-            <w:pPr>
-              <w:spacing w:line="250" w:lineRule="auto"/>
-            </w:pPr>
-            <w:r>
-              <w:rPr>
-                <w:sz w:val="15"/>
-                <w:szCs w:val="15"/>
-              </w:rPr>
-              <w:t>2:10</w:t>
             </w:r>
           </w:p>
         </w:tc>
@@ -4882,12 +4925,37 @@
             <w:pPr>
               <w:spacing w:line="250" w:lineRule="auto"/>
             </w:pPr>
-            <w:r>
-              <w:rPr>
-                <w:sz w:val="15"/>
-                <w:szCs w:val="15"/>
-              </w:rPr>
-              <w:t>Exactly-once normalisation with (VIN, seq) de-duplication</w:t>
+            <w:proofErr w:type="gramStart"/>
+            <w:r>
+              <w:rPr>
+                <w:sz w:val="15"/>
+                <w:szCs w:val="15"/>
+              </w:rPr>
+              <w:t>Exactly-once</w:t>
+            </w:r>
+            <w:proofErr w:type="gramEnd"/>
+            <w:r>
+              <w:rPr>
+                <w:sz w:val="15"/>
+                <w:szCs w:val="15"/>
+              </w:rPr>
+              <w:t xml:space="preserve"> normalisation with (VIN, </w:t>
+            </w:r>
+            <w:proofErr w:type="spellStart"/>
+            <w:r>
+              <w:rPr>
+                <w:sz w:val="15"/>
+                <w:szCs w:val="15"/>
+              </w:rPr>
+              <w:t>seq</w:t>
+            </w:r>
+            <w:proofErr w:type="spellEnd"/>
+            <w:r>
+              <w:rPr>
+                <w:sz w:val="15"/>
+                <w:szCs w:val="15"/>
+              </w:rPr>
+              <w:t>) de-duplication</w:t>
             </w:r>
           </w:p>
         </w:tc>
@@ -4980,59 +5048,46 @@
         </w:tc>
         <w:tc>
           <w:tcPr>
-            <w:tcW w:w="1750" w:type="dxa"/>
-            <w:tcBorders>
-              <w:top w:val="single" w:sz="4" w:space="0" w:color="BFBFBF"/>
-              <w:left w:val="single" w:sz="4" w:space="0" w:color="BFBFBF"/>
-              <w:bottom w:val="single" w:sz="4" w:space="0" w:color="BFBFBF"/>
-              <w:right w:val="single" w:sz="4" w:space="0" w:color="BFBFBF"/>
-            </w:tcBorders>
-            <w:tcMar>
-              <w:top w:w="60" w:type="dxa"/>
-              <w:left w:w="90" w:type="dxa"/>
-              <w:bottom w:w="60" w:type="dxa"/>
-              <w:right w:w="90" w:type="dxa"/>
-            </w:tcMar>
-          </w:tcPr>
-          <w:p>
-            <w:pPr>
-              <w:spacing w:line="250" w:lineRule="auto"/>
-            </w:pPr>
-            <w:r>
-              <w:rPr>
-                <w:sz w:val="15"/>
-                <w:szCs w:val="15"/>
-              </w:rPr>
-              <w:t>services/normalizer/ (SeqWindow)</w:t>
-            </w:r>
-          </w:p>
-        </w:tc>
-        <w:tc>
-          <w:tcPr>
-            <w:tcW w:w="556" w:type="dxa"/>
-            <w:tcBorders>
-              <w:top w:val="single" w:sz="4" w:space="0" w:color="BFBFBF"/>
-              <w:left w:val="single" w:sz="4" w:space="0" w:color="BFBFBF"/>
-              <w:bottom w:val="single" w:sz="4" w:space="0" w:color="BFBFBF"/>
-              <w:right w:val="single" w:sz="4" w:space="0" w:color="BFBFBF"/>
-            </w:tcBorders>
-            <w:tcMar>
-              <w:top w:w="60" w:type="dxa"/>
-              <w:left w:w="90" w:type="dxa"/>
-              <w:bottom w:w="60" w:type="dxa"/>
-              <w:right w:w="90" w:type="dxa"/>
-            </w:tcMar>
-          </w:tcPr>
-          <w:p>
-            <w:pPr>
-              <w:spacing w:line="250" w:lineRule="auto"/>
-            </w:pPr>
-            <w:r>
-              <w:rPr>
-                <w:sz w:val="15"/>
-                <w:szCs w:val="15"/>
-              </w:rPr>
-              <w:t>4:20</w:t>
+            <w:tcW w:w="2306" w:type="dxa"/>
+            <w:tcBorders>
+              <w:top w:val="single" w:sz="4" w:space="0" w:color="BFBFBF"/>
+              <w:left w:val="single" w:sz="4" w:space="0" w:color="BFBFBF"/>
+              <w:bottom w:val="single" w:sz="4" w:space="0" w:color="BFBFBF"/>
+              <w:right w:val="single" w:sz="4" w:space="0" w:color="BFBFBF"/>
+            </w:tcBorders>
+            <w:tcMar>
+              <w:top w:w="60" w:type="dxa"/>
+              <w:left w:w="90" w:type="dxa"/>
+              <w:bottom w:w="60" w:type="dxa"/>
+              <w:right w:w="90" w:type="dxa"/>
+            </w:tcMar>
+          </w:tcPr>
+          <w:p>
+            <w:pPr>
+              <w:spacing w:line="250" w:lineRule="auto"/>
+            </w:pPr>
+            <w:r>
+              <w:rPr>
+                <w:sz w:val="15"/>
+                <w:szCs w:val="15"/>
+              </w:rPr>
+              <w:t>services/normalizer/ (</w:t>
+            </w:r>
+            <w:proofErr w:type="spellStart"/>
+            <w:r>
+              <w:rPr>
+                <w:sz w:val="15"/>
+                <w:szCs w:val="15"/>
+              </w:rPr>
+              <w:t>SeqWindow</w:t>
+            </w:r>
+            <w:proofErr w:type="spellEnd"/>
+            <w:r>
+              <w:rPr>
+                <w:sz w:val="15"/>
+                <w:szCs w:val="15"/>
+              </w:rPr>
+              <w:t>)</w:t>
             </w:r>
           </w:p>
         </w:tc>
@@ -5188,7 +5243,7 @@
         </w:tc>
         <w:tc>
           <w:tcPr>
-            <w:tcW w:w="1750" w:type="dxa"/>
+            <w:tcW w:w="2306" w:type="dxa"/>
             <w:tcBorders>
               <w:top w:val="single" w:sz="4" w:space="0" w:color="BFBFBF"/>
               <w:left w:val="single" w:sz="4" w:space="0" w:color="BFBFBF"/>
@@ -5212,35 +5267,6 @@
                 <w:szCs w:val="15"/>
               </w:rPr>
               <w:t>services/stream-processor/…/alert/</w:t>
-            </w:r>
-          </w:p>
-        </w:tc>
-        <w:tc>
-          <w:tcPr>
-            <w:tcW w:w="556" w:type="dxa"/>
-            <w:tcBorders>
-              <w:top w:val="single" w:sz="4" w:space="0" w:color="BFBFBF"/>
-              <w:left w:val="single" w:sz="4" w:space="0" w:color="BFBFBF"/>
-              <w:bottom w:val="single" w:sz="4" w:space="0" w:color="BFBFBF"/>
-              <w:right w:val="single" w:sz="4" w:space="0" w:color="BFBFBF"/>
-            </w:tcBorders>
-            <w:tcMar>
-              <w:top w:w="60" w:type="dxa"/>
-              <w:left w:w="90" w:type="dxa"/>
-              <w:bottom w:w="60" w:type="dxa"/>
-              <w:right w:w="90" w:type="dxa"/>
-            </w:tcMar>
-          </w:tcPr>
-          <w:p>
-            <w:pPr>
-              <w:spacing w:line="250" w:lineRule="auto"/>
-            </w:pPr>
-            <w:r>
-              <w:rPr>
-                <w:sz w:val="15"/>
-                <w:szCs w:val="15"/>
-              </w:rPr>
-              <w:t>0:10</w:t>
             </w:r>
           </w:p>
         </w:tc>
@@ -5396,60 +5422,56 @@
         </w:tc>
         <w:tc>
           <w:tcPr>
-            <w:tcW w:w="1750" w:type="dxa"/>
-            <w:tcBorders>
-              <w:top w:val="single" w:sz="4" w:space="0" w:color="BFBFBF"/>
-              <w:left w:val="single" w:sz="4" w:space="0" w:color="BFBFBF"/>
-              <w:bottom w:val="single" w:sz="4" w:space="0" w:color="BFBFBF"/>
-              <w:right w:val="single" w:sz="4" w:space="0" w:color="BFBFBF"/>
-            </w:tcBorders>
-            <w:tcMar>
-              <w:top w:w="60" w:type="dxa"/>
-              <w:left w:w="90" w:type="dxa"/>
-              <w:bottom w:w="60" w:type="dxa"/>
-              <w:right w:w="90" w:type="dxa"/>
-            </w:tcMar>
-          </w:tcPr>
-          <w:p>
-            <w:pPr>
-              <w:spacing w:line="250" w:lineRule="auto"/>
-            </w:pPr>
-            <w:r>
-              <w:rPr>
-                <w:sz w:val="15"/>
-                <w:szCs w:val="15"/>
-              </w:rPr>
-              <w:t>stream-processor/…/live/, web/src/components/LiveMap.tsx</w:t>
-            </w:r>
-          </w:p>
-        </w:tc>
-        <w:tc>
-          <w:tcPr>
-            <w:tcW w:w="556" w:type="dxa"/>
-            <w:tcBorders>
-              <w:top w:val="single" w:sz="4" w:space="0" w:color="BFBFBF"/>
-              <w:left w:val="single" w:sz="4" w:space="0" w:color="BFBFBF"/>
-              <w:bottom w:val="single" w:sz="4" w:space="0" w:color="BFBFBF"/>
-              <w:right w:val="single" w:sz="4" w:space="0" w:color="BFBFBF"/>
-            </w:tcBorders>
-            <w:tcMar>
-              <w:top w:w="60" w:type="dxa"/>
-              <w:left w:w="90" w:type="dxa"/>
-              <w:bottom w:w="60" w:type="dxa"/>
-              <w:right w:w="90" w:type="dxa"/>
-            </w:tcMar>
-          </w:tcPr>
-          <w:p>
-            <w:pPr>
-              <w:spacing w:line="250" w:lineRule="auto"/>
-            </w:pPr>
-            <w:r>
-              <w:rPr>
-                <w:sz w:val="15"/>
-                <w:szCs w:val="15"/>
-              </w:rPr>
-              <w:t>0:05</w:t>
-            </w:r>
+            <w:tcW w:w="2306" w:type="dxa"/>
+            <w:tcBorders>
+              <w:top w:val="single" w:sz="4" w:space="0" w:color="BFBFBF"/>
+              <w:left w:val="single" w:sz="4" w:space="0" w:color="BFBFBF"/>
+              <w:bottom w:val="single" w:sz="4" w:space="0" w:color="BFBFBF"/>
+              <w:right w:val="single" w:sz="4" w:space="0" w:color="BFBFBF"/>
+            </w:tcBorders>
+            <w:tcMar>
+              <w:top w:w="60" w:type="dxa"/>
+              <w:left w:w="90" w:type="dxa"/>
+              <w:bottom w:w="60" w:type="dxa"/>
+              <w:right w:w="90" w:type="dxa"/>
+            </w:tcMar>
+          </w:tcPr>
+          <w:p>
+            <w:pPr>
+              <w:spacing w:line="250" w:lineRule="auto"/>
+            </w:pPr>
+            <w:r>
+              <w:rPr>
+                <w:sz w:val="15"/>
+                <w:szCs w:val="15"/>
+              </w:rPr>
+              <w:t>stream-processor/…/live/, web/</w:t>
+            </w:r>
+            <w:proofErr w:type="spellStart"/>
+            <w:r>
+              <w:rPr>
+                <w:sz w:val="15"/>
+                <w:szCs w:val="15"/>
+              </w:rPr>
+              <w:t>src</w:t>
+            </w:r>
+            <w:proofErr w:type="spellEnd"/>
+            <w:r>
+              <w:rPr>
+                <w:sz w:val="15"/>
+                <w:szCs w:val="15"/>
+              </w:rPr>
+              <w:t>/components/</w:t>
+            </w:r>
+            <w:proofErr w:type="spellStart"/>
+            <w:r>
+              <w:rPr>
+                <w:sz w:val="15"/>
+                <w:szCs w:val="15"/>
+              </w:rPr>
+              <w:t>LiveMap.tsx</w:t>
+            </w:r>
+            <w:proofErr w:type="spellEnd"/>
           </w:p>
         </w:tc>
       </w:tr>
@@ -5482,6 +5504,7 @@
                 <w:sz w:val="15"/>
                 <w:szCs w:val="15"/>
               </w:rPr>
+              <w:lastRenderedPageBreak/>
               <w:t>F-07</w:t>
             </w:r>
           </w:p>
@@ -5506,12 +5529,37 @@
             <w:pPr>
               <w:spacing w:line="250" w:lineRule="auto"/>
             </w:pPr>
-            <w:r>
-              <w:rPr>
-                <w:sz w:val="15"/>
-                <w:szCs w:val="15"/>
-              </w:rPr>
-              <w:t>Exactly-once ClickHouse sink with per-minute and daily rollups</w:t>
+            <w:proofErr w:type="gramStart"/>
+            <w:r>
+              <w:rPr>
+                <w:sz w:val="15"/>
+                <w:szCs w:val="15"/>
+              </w:rPr>
+              <w:t>Exactly-once</w:t>
+            </w:r>
+            <w:proofErr w:type="gramEnd"/>
+            <w:r>
+              <w:rPr>
+                <w:sz w:val="15"/>
+                <w:szCs w:val="15"/>
+              </w:rPr>
+              <w:t xml:space="preserve"> </w:t>
+            </w:r>
+            <w:proofErr w:type="spellStart"/>
+            <w:r>
+              <w:rPr>
+                <w:sz w:val="15"/>
+                <w:szCs w:val="15"/>
+              </w:rPr>
+              <w:t>ClickHouse</w:t>
+            </w:r>
+            <w:proofErr w:type="spellEnd"/>
+            <w:r>
+              <w:rPr>
+                <w:sz w:val="15"/>
+                <w:szCs w:val="15"/>
+              </w:rPr>
+              <w:t xml:space="preserve"> sink with per-minute and daily rollups</w:t>
             </w:r>
           </w:p>
         </w:tc>
@@ -5540,8 +5588,17 @@
                 <w:sz w:val="15"/>
                 <w:szCs w:val="15"/>
               </w:rPr>
-              <w:t>As an analyst I want history that is never double-counted</w:t>
-            </w:r>
+              <w:t xml:space="preserve">As an analyst I want history that is never </w:t>
+            </w:r>
+            <w:proofErr w:type="gramStart"/>
+            <w:r>
+              <w:rPr>
+                <w:sz w:val="15"/>
+                <w:szCs w:val="15"/>
+              </w:rPr>
+              <w:t>double-counted</w:t>
+            </w:r>
+            <w:proofErr w:type="gramEnd"/>
           </w:p>
         </w:tc>
         <w:tc>
@@ -5604,7 +5661,7 @@
         </w:tc>
         <w:tc>
           <w:tcPr>
-            <w:tcW w:w="1750" w:type="dxa"/>
+            <w:tcW w:w="2306" w:type="dxa"/>
             <w:tcBorders>
               <w:top w:val="single" w:sz="4" w:space="0" w:color="BFBFBF"/>
               <w:left w:val="single" w:sz="4" w:space="0" w:color="BFBFBF"/>
@@ -5628,35 +5685,6 @@
                 <w:szCs w:val="15"/>
               </w:rPr>
               <w:t>services/stream-processor/…/sink/</w:t>
-            </w:r>
-          </w:p>
-        </w:tc>
-        <w:tc>
-          <w:tcPr>
-            <w:tcW w:w="556" w:type="dxa"/>
-            <w:tcBorders>
-              <w:top w:val="single" w:sz="4" w:space="0" w:color="BFBFBF"/>
-              <w:left w:val="single" w:sz="4" w:space="0" w:color="BFBFBF"/>
-              <w:bottom w:val="single" w:sz="4" w:space="0" w:color="BFBFBF"/>
-              <w:right w:val="single" w:sz="4" w:space="0" w:color="BFBFBF"/>
-            </w:tcBorders>
-            <w:tcMar>
-              <w:top w:w="60" w:type="dxa"/>
-              <w:left w:w="90" w:type="dxa"/>
-              <w:bottom w:w="60" w:type="dxa"/>
-              <w:right w:w="90" w:type="dxa"/>
-            </w:tcMar>
-          </w:tcPr>
-          <w:p>
-            <w:pPr>
-              <w:spacing w:line="250" w:lineRule="auto"/>
-            </w:pPr>
-            <w:r>
-              <w:rPr>
-                <w:sz w:val="15"/>
-                <w:szCs w:val="15"/>
-              </w:rPr>
-              <w:t>4:20</w:t>
             </w:r>
           </w:p>
         </w:tc>
@@ -5719,7 +5747,23 @@
                 <w:sz w:val="15"/>
                 <w:szCs w:val="15"/>
               </w:rPr>
-              <w:t>Tenant isolation inside Postgres (RLS), ClickHouse (row policy) and Redis (keys)</w:t>
+              <w:t xml:space="preserve">Tenant isolation inside Postgres (RLS), </w:t>
+            </w:r>
+            <w:proofErr w:type="spellStart"/>
+            <w:r>
+              <w:rPr>
+                <w:sz w:val="15"/>
+                <w:szCs w:val="15"/>
+              </w:rPr>
+              <w:t>ClickHouse</w:t>
+            </w:r>
+            <w:proofErr w:type="spellEnd"/>
+            <w:r>
+              <w:rPr>
+                <w:sz w:val="15"/>
+                <w:szCs w:val="15"/>
+              </w:rPr>
+              <w:t xml:space="preserve"> (row policy) and Redis (keys)</w:t>
             </w:r>
           </w:p>
         </w:tc>
@@ -5812,59 +5856,62 @@
         </w:tc>
         <w:tc>
           <w:tcPr>
-            <w:tcW w:w="1750" w:type="dxa"/>
-            <w:tcBorders>
-              <w:top w:val="single" w:sz="4" w:space="0" w:color="BFBFBF"/>
-              <w:left w:val="single" w:sz="4" w:space="0" w:color="BFBFBF"/>
-              <w:bottom w:val="single" w:sz="4" w:space="0" w:color="BFBFBF"/>
-              <w:right w:val="single" w:sz="4" w:space="0" w:color="BFBFBF"/>
-            </w:tcBorders>
-            <w:tcMar>
-              <w:top w:w="60" w:type="dxa"/>
-              <w:left w:w="90" w:type="dxa"/>
-              <w:bottom w:w="60" w:type="dxa"/>
-              <w:right w:w="90" w:type="dxa"/>
-            </w:tcMar>
-          </w:tcPr>
-          <w:p>
-            <w:pPr>
-              <w:spacing w:line="250" w:lineRule="auto"/>
-            </w:pPr>
-            <w:r>
-              <w:rPr>
-                <w:sz w:val="15"/>
-                <w:szCs w:val="15"/>
-              </w:rPr>
-              <w:t>infra/postgres/init/02_security.sh, services/api/fleetpulse_api/db.py</w:t>
-            </w:r>
-          </w:p>
-        </w:tc>
-        <w:tc>
-          <w:tcPr>
-            <w:tcW w:w="556" w:type="dxa"/>
-            <w:tcBorders>
-              <w:top w:val="single" w:sz="4" w:space="0" w:color="BFBFBF"/>
-              <w:left w:val="single" w:sz="4" w:space="0" w:color="BFBFBF"/>
-              <w:bottom w:val="single" w:sz="4" w:space="0" w:color="BFBFBF"/>
-              <w:right w:val="single" w:sz="4" w:space="0" w:color="BFBFBF"/>
-            </w:tcBorders>
-            <w:tcMar>
-              <w:top w:w="60" w:type="dxa"/>
-              <w:left w:w="90" w:type="dxa"/>
-              <w:bottom w:w="60" w:type="dxa"/>
-              <w:right w:w="90" w:type="dxa"/>
-            </w:tcMar>
-          </w:tcPr>
-          <w:p>
-            <w:pPr>
-              <w:spacing w:line="250" w:lineRule="auto"/>
-            </w:pPr>
-            <w:r>
-              <w:rPr>
-                <w:sz w:val="15"/>
-                <w:szCs w:val="15"/>
-              </w:rPr>
-              <w:t>–</w:t>
+            <w:tcW w:w="2306" w:type="dxa"/>
+            <w:tcBorders>
+              <w:top w:val="single" w:sz="4" w:space="0" w:color="BFBFBF"/>
+              <w:left w:val="single" w:sz="4" w:space="0" w:color="BFBFBF"/>
+              <w:bottom w:val="single" w:sz="4" w:space="0" w:color="BFBFBF"/>
+              <w:right w:val="single" w:sz="4" w:space="0" w:color="BFBFBF"/>
+            </w:tcBorders>
+            <w:tcMar>
+              <w:top w:w="60" w:type="dxa"/>
+              <w:left w:w="90" w:type="dxa"/>
+              <w:bottom w:w="60" w:type="dxa"/>
+              <w:right w:w="90" w:type="dxa"/>
+            </w:tcMar>
+          </w:tcPr>
+          <w:p>
+            <w:pPr>
+              <w:spacing w:line="250" w:lineRule="auto"/>
+            </w:pPr>
+            <w:r>
+              <w:rPr>
+                <w:sz w:val="15"/>
+                <w:szCs w:val="15"/>
+              </w:rPr>
+              <w:t>infra/</w:t>
+            </w:r>
+            <w:proofErr w:type="spellStart"/>
+            <w:r>
+              <w:rPr>
+                <w:sz w:val="15"/>
+                <w:szCs w:val="15"/>
+              </w:rPr>
+              <w:t>postgres</w:t>
+            </w:r>
+            <w:proofErr w:type="spellEnd"/>
+            <w:r>
+              <w:rPr>
+                <w:sz w:val="15"/>
+                <w:szCs w:val="15"/>
+              </w:rPr>
+              <w:t>/</w:t>
+            </w:r>
+            <w:proofErr w:type="spellStart"/>
+            <w:r>
+              <w:rPr>
+                <w:sz w:val="15"/>
+                <w:szCs w:val="15"/>
+              </w:rPr>
+              <w:t>init</w:t>
+            </w:r>
+            <w:proofErr w:type="spellEnd"/>
+            <w:r>
+              <w:rPr>
+                <w:sz w:val="15"/>
+                <w:szCs w:val="15"/>
+              </w:rPr>
+              <w:t>/02_security.sh, services/api/fleetpulse_api/db.py</w:t>
             </w:r>
           </w:p>
         </w:tc>
@@ -5927,7 +5974,23 @@
                 <w:sz w:val="15"/>
                 <w:szCs w:val="15"/>
               </w:rPr>
-              <w:t>Secure API: OIDC (Keycloak), roles, keyset pagination, Redis token-bucket rate limits, RFC 9457 errors</w:t>
+              <w:t>Secure API: OIDC (</w:t>
+            </w:r>
+            <w:proofErr w:type="spellStart"/>
+            <w:r>
+              <w:rPr>
+                <w:sz w:val="15"/>
+                <w:szCs w:val="15"/>
+              </w:rPr>
+              <w:t>Keycloak</w:t>
+            </w:r>
+            <w:proofErr w:type="spellEnd"/>
+            <w:r>
+              <w:rPr>
+                <w:sz w:val="15"/>
+                <w:szCs w:val="15"/>
+              </w:rPr>
+              <w:t>), roles, keyset pagination, Redis token-bucket rate limits, RFC 9457 errors</w:t>
             </w:r>
           </w:p>
         </w:tc>
@@ -6020,59 +6083,46 @@
         </w:tc>
         <w:tc>
           <w:tcPr>
-            <w:tcW w:w="1750" w:type="dxa"/>
-            <w:tcBorders>
-              <w:top w:val="single" w:sz="4" w:space="0" w:color="BFBFBF"/>
-              <w:left w:val="single" w:sz="4" w:space="0" w:color="BFBFBF"/>
-              <w:bottom w:val="single" w:sz="4" w:space="0" w:color="BFBFBF"/>
-              <w:right w:val="single" w:sz="4" w:space="0" w:color="BFBFBF"/>
-            </w:tcBorders>
-            <w:tcMar>
-              <w:top w:w="60" w:type="dxa"/>
-              <w:left w:w="90" w:type="dxa"/>
-              <w:bottom w:w="60" w:type="dxa"/>
-              <w:right w:w="90" w:type="dxa"/>
-            </w:tcMar>
-          </w:tcPr>
-          <w:p>
-            <w:pPr>
-              <w:spacing w:line="250" w:lineRule="auto"/>
-            </w:pPr>
-            <w:r>
-              <w:rPr>
-                <w:sz w:val="15"/>
-                <w:szCs w:val="15"/>
-              </w:rPr>
-              <w:t>services/api/</w:t>
-            </w:r>
-          </w:p>
-        </w:tc>
-        <w:tc>
-          <w:tcPr>
-            <w:tcW w:w="556" w:type="dxa"/>
-            <w:tcBorders>
-              <w:top w:val="single" w:sz="4" w:space="0" w:color="BFBFBF"/>
-              <w:left w:val="single" w:sz="4" w:space="0" w:color="BFBFBF"/>
-              <w:bottom w:val="single" w:sz="4" w:space="0" w:color="BFBFBF"/>
-              <w:right w:val="single" w:sz="4" w:space="0" w:color="BFBFBF"/>
-            </w:tcBorders>
-            <w:tcMar>
-              <w:top w:w="60" w:type="dxa"/>
-              <w:left w:w="90" w:type="dxa"/>
-              <w:bottom w:w="60" w:type="dxa"/>
-              <w:right w:w="90" w:type="dxa"/>
-            </w:tcMar>
-          </w:tcPr>
-          <w:p>
-            <w:pPr>
-              <w:spacing w:line="250" w:lineRule="auto"/>
-            </w:pPr>
-            <w:r>
-              <w:rPr>
-                <w:sz w:val="15"/>
-                <w:szCs w:val="15"/>
-              </w:rPr>
-              <w:t>–</w:t>
+            <w:tcW w:w="2306" w:type="dxa"/>
+            <w:tcBorders>
+              <w:top w:val="single" w:sz="4" w:space="0" w:color="BFBFBF"/>
+              <w:left w:val="single" w:sz="4" w:space="0" w:color="BFBFBF"/>
+              <w:bottom w:val="single" w:sz="4" w:space="0" w:color="BFBFBF"/>
+              <w:right w:val="single" w:sz="4" w:space="0" w:color="BFBFBF"/>
+            </w:tcBorders>
+            <w:tcMar>
+              <w:top w:w="60" w:type="dxa"/>
+              <w:left w:w="90" w:type="dxa"/>
+              <w:bottom w:w="60" w:type="dxa"/>
+              <w:right w:w="90" w:type="dxa"/>
+            </w:tcMar>
+          </w:tcPr>
+          <w:p>
+            <w:pPr>
+              <w:spacing w:line="250" w:lineRule="auto"/>
+            </w:pPr>
+            <w:r>
+              <w:rPr>
+                <w:sz w:val="15"/>
+                <w:szCs w:val="15"/>
+              </w:rPr>
+              <w:t>services/</w:t>
+            </w:r>
+            <w:proofErr w:type="spellStart"/>
+            <w:r>
+              <w:rPr>
+                <w:sz w:val="15"/>
+                <w:szCs w:val="15"/>
+              </w:rPr>
+              <w:t>api</w:t>
+            </w:r>
+            <w:proofErr w:type="spellEnd"/>
+            <w:r>
+              <w:rPr>
+                <w:sz w:val="15"/>
+                <w:szCs w:val="15"/>
+              </w:rPr>
+              <w:t>/</w:t>
             </w:r>
           </w:p>
         </w:tc>
@@ -6228,7 +6278,7 @@
         </w:tc>
         <w:tc>
           <w:tcPr>
-            <w:tcW w:w="1750" w:type="dxa"/>
+            <w:tcW w:w="2306" w:type="dxa"/>
             <w:tcBorders>
               <w:top w:val="single" w:sz="4" w:space="0" w:color="BFBFBF"/>
               <w:left w:val="single" w:sz="4" w:space="0" w:color="BFBFBF"/>
@@ -6252,35 +6302,6 @@
                 <w:szCs w:val="15"/>
               </w:rPr>
               <w:t>services/ml/</w:t>
-            </w:r>
-          </w:p>
-        </w:tc>
-        <w:tc>
-          <w:tcPr>
-            <w:tcW w:w="556" w:type="dxa"/>
-            <w:tcBorders>
-              <w:top w:val="single" w:sz="4" w:space="0" w:color="BFBFBF"/>
-              <w:left w:val="single" w:sz="4" w:space="0" w:color="BFBFBF"/>
-              <w:bottom w:val="single" w:sz="4" w:space="0" w:color="BFBFBF"/>
-              <w:right w:val="single" w:sz="4" w:space="0" w:color="BFBFBF"/>
-            </w:tcBorders>
-            <w:tcMar>
-              <w:top w:w="60" w:type="dxa"/>
-              <w:left w:w="90" w:type="dxa"/>
-              <w:bottom w:w="60" w:type="dxa"/>
-              <w:right w:w="90" w:type="dxa"/>
-            </w:tcMar>
-          </w:tcPr>
-          <w:p>
-            <w:pPr>
-              <w:spacing w:line="250" w:lineRule="auto"/>
-            </w:pPr>
-            <w:r>
-              <w:rPr>
-                <w:sz w:val="15"/>
-                <w:szCs w:val="15"/>
-              </w:rPr>
-              <w:t>0:50</w:t>
             </w:r>
           </w:p>
         </w:tc>
@@ -6436,60 +6457,56 @@
         </w:tc>
         <w:tc>
           <w:tcPr>
-            <w:tcW w:w="1750" w:type="dxa"/>
-            <w:tcBorders>
-              <w:top w:val="single" w:sz="4" w:space="0" w:color="BFBFBF"/>
-              <w:left w:val="single" w:sz="4" w:space="0" w:color="BFBFBF"/>
-              <w:bottom w:val="single" w:sz="4" w:space="0" w:color="BFBFBF"/>
-              <w:right w:val="single" w:sz="4" w:space="0" w:color="BFBFBF"/>
-            </w:tcBorders>
-            <w:tcMar>
-              <w:top w:w="60" w:type="dxa"/>
-              <w:left w:w="90" w:type="dxa"/>
-              <w:bottom w:w="60" w:type="dxa"/>
-              <w:right w:w="90" w:type="dxa"/>
-            </w:tcMar>
-          </w:tcPr>
-          <w:p>
-            <w:pPr>
-              <w:spacing w:line="250" w:lineRule="auto"/>
-            </w:pPr>
-            <w:r>
-              <w:rPr>
-                <w:sz w:val="15"/>
-                <w:szCs w:val="15"/>
-              </w:rPr>
-              <w:t>web/src/components/FleetHealth.tsx</w:t>
-            </w:r>
-          </w:p>
-        </w:tc>
-        <w:tc>
-          <w:tcPr>
-            <w:tcW w:w="556" w:type="dxa"/>
-            <w:tcBorders>
-              <w:top w:val="single" w:sz="4" w:space="0" w:color="BFBFBF"/>
-              <w:left w:val="single" w:sz="4" w:space="0" w:color="BFBFBF"/>
-              <w:bottom w:val="single" w:sz="4" w:space="0" w:color="BFBFBF"/>
-              <w:right w:val="single" w:sz="4" w:space="0" w:color="BFBFBF"/>
-            </w:tcBorders>
-            <w:tcMar>
-              <w:top w:w="60" w:type="dxa"/>
-              <w:left w:w="90" w:type="dxa"/>
-              <w:bottom w:w="60" w:type="dxa"/>
-              <w:right w:w="90" w:type="dxa"/>
-            </w:tcMar>
-          </w:tcPr>
-          <w:p>
-            <w:pPr>
-              <w:spacing w:line="250" w:lineRule="auto"/>
-            </w:pPr>
-            <w:r>
-              <w:rPr>
-                <w:sz w:val="15"/>
-                <w:szCs w:val="15"/>
-              </w:rPr>
-              <w:t>0:15</w:t>
-            </w:r>
+            <w:tcW w:w="2306" w:type="dxa"/>
+            <w:tcBorders>
+              <w:top w:val="single" w:sz="4" w:space="0" w:color="BFBFBF"/>
+              <w:left w:val="single" w:sz="4" w:space="0" w:color="BFBFBF"/>
+              <w:bottom w:val="single" w:sz="4" w:space="0" w:color="BFBFBF"/>
+              <w:right w:val="single" w:sz="4" w:space="0" w:color="BFBFBF"/>
+            </w:tcBorders>
+            <w:tcMar>
+              <w:top w:w="60" w:type="dxa"/>
+              <w:left w:w="90" w:type="dxa"/>
+              <w:bottom w:w="60" w:type="dxa"/>
+              <w:right w:w="90" w:type="dxa"/>
+            </w:tcMar>
+          </w:tcPr>
+          <w:p>
+            <w:pPr>
+              <w:spacing w:line="250" w:lineRule="auto"/>
+            </w:pPr>
+            <w:r>
+              <w:rPr>
+                <w:sz w:val="15"/>
+                <w:szCs w:val="15"/>
+              </w:rPr>
+              <w:t>web/</w:t>
+            </w:r>
+            <w:proofErr w:type="spellStart"/>
+            <w:r>
+              <w:rPr>
+                <w:sz w:val="15"/>
+                <w:szCs w:val="15"/>
+              </w:rPr>
+              <w:t>src</w:t>
+            </w:r>
+            <w:proofErr w:type="spellEnd"/>
+            <w:r>
+              <w:rPr>
+                <w:sz w:val="15"/>
+                <w:szCs w:val="15"/>
+              </w:rPr>
+              <w:t>/components/</w:t>
+            </w:r>
+            <w:proofErr w:type="spellStart"/>
+            <w:r>
+              <w:rPr>
+                <w:sz w:val="15"/>
+                <w:szCs w:val="15"/>
+              </w:rPr>
+              <w:t>FleetHealth.tsx</w:t>
+            </w:r>
+            <w:proofErr w:type="spellEnd"/>
           </w:p>
         </w:tc>
       </w:tr>
@@ -6644,7 +6661,7 @@
         </w:tc>
         <w:tc>
           <w:tcPr>
-            <w:tcW w:w="1750" w:type="dxa"/>
+            <w:tcW w:w="2306" w:type="dxa"/>
             <w:tcBorders>
               <w:top w:val="single" w:sz="4" w:space="0" w:color="BFBFBF"/>
               <w:left w:val="single" w:sz="4" w:space="0" w:color="BFBFBF"/>
@@ -6668,35 +6685,6 @@
                 <w:szCs w:val="15"/>
               </w:rPr>
               <w:t>services/api/fleetpulse_api/maintenance.py</w:t>
-            </w:r>
-          </w:p>
-        </w:tc>
-        <w:tc>
-          <w:tcPr>
-            <w:tcW w:w="556" w:type="dxa"/>
-            <w:tcBorders>
-              <w:top w:val="single" w:sz="4" w:space="0" w:color="BFBFBF"/>
-              <w:left w:val="single" w:sz="4" w:space="0" w:color="BFBFBF"/>
-              <w:bottom w:val="single" w:sz="4" w:space="0" w:color="BFBFBF"/>
-              <w:right w:val="single" w:sz="4" w:space="0" w:color="BFBFBF"/>
-            </w:tcBorders>
-            <w:tcMar>
-              <w:top w:w="60" w:type="dxa"/>
-              <w:left w:w="90" w:type="dxa"/>
-              <w:bottom w:w="60" w:type="dxa"/>
-              <w:right w:w="90" w:type="dxa"/>
-            </w:tcMar>
-          </w:tcPr>
-          <w:p>
-            <w:pPr>
-              <w:spacing w:line="250" w:lineRule="auto"/>
-            </w:pPr>
-            <w:r>
-              <w:rPr>
-                <w:sz w:val="15"/>
-                <w:szCs w:val="15"/>
-              </w:rPr>
-              <w:t>1:05</w:t>
             </w:r>
           </w:p>
         </w:tc>
@@ -6852,59 +6840,46 @@
         </w:tc>
         <w:tc>
           <w:tcPr>
-            <w:tcW w:w="1750" w:type="dxa"/>
-            <w:tcBorders>
-              <w:top w:val="single" w:sz="4" w:space="0" w:color="BFBFBF"/>
-              <w:left w:val="single" w:sz="4" w:space="0" w:color="BFBFBF"/>
-              <w:bottom w:val="single" w:sz="4" w:space="0" w:color="BFBFBF"/>
-              <w:right w:val="single" w:sz="4" w:space="0" w:color="BFBFBF"/>
-            </w:tcBorders>
-            <w:tcMar>
-              <w:top w:w="60" w:type="dxa"/>
-              <w:left w:w="90" w:type="dxa"/>
-              <w:bottom w:w="60" w:type="dxa"/>
-              <w:right w:w="90" w:type="dxa"/>
-            </w:tcMar>
-          </w:tcPr>
-          <w:p>
-            <w:pPr>
-              <w:spacing w:line="250" w:lineRule="auto"/>
-            </w:pPr>
-            <w:r>
-              <w:rPr>
-                <w:sz w:val="15"/>
-                <w:szCs w:val="15"/>
-              </w:rPr>
-              <w:t>maintenance.py (parts_forecast)</w:t>
-            </w:r>
-          </w:p>
-        </w:tc>
-        <w:tc>
-          <w:tcPr>
-            <w:tcW w:w="556" w:type="dxa"/>
-            <w:tcBorders>
-              <w:top w:val="single" w:sz="4" w:space="0" w:color="BFBFBF"/>
-              <w:left w:val="single" w:sz="4" w:space="0" w:color="BFBFBF"/>
-              <w:bottom w:val="single" w:sz="4" w:space="0" w:color="BFBFBF"/>
-              <w:right w:val="single" w:sz="4" w:space="0" w:color="BFBFBF"/>
-            </w:tcBorders>
-            <w:tcMar>
-              <w:top w:w="60" w:type="dxa"/>
-              <w:left w:w="90" w:type="dxa"/>
-              <w:bottom w:w="60" w:type="dxa"/>
-              <w:right w:w="90" w:type="dxa"/>
-            </w:tcMar>
-          </w:tcPr>
-          <w:p>
-            <w:pPr>
-              <w:spacing w:line="250" w:lineRule="auto"/>
-            </w:pPr>
-            <w:r>
-              <w:rPr>
-                <w:sz w:val="15"/>
-                <w:szCs w:val="15"/>
-              </w:rPr>
-              <w:t>–</w:t>
+            <w:tcW w:w="2306" w:type="dxa"/>
+            <w:tcBorders>
+              <w:top w:val="single" w:sz="4" w:space="0" w:color="BFBFBF"/>
+              <w:left w:val="single" w:sz="4" w:space="0" w:color="BFBFBF"/>
+              <w:bottom w:val="single" w:sz="4" w:space="0" w:color="BFBFBF"/>
+              <w:right w:val="single" w:sz="4" w:space="0" w:color="BFBFBF"/>
+            </w:tcBorders>
+            <w:tcMar>
+              <w:top w:w="60" w:type="dxa"/>
+              <w:left w:w="90" w:type="dxa"/>
+              <w:bottom w:w="60" w:type="dxa"/>
+              <w:right w:w="90" w:type="dxa"/>
+            </w:tcMar>
+          </w:tcPr>
+          <w:p>
+            <w:pPr>
+              <w:spacing w:line="250" w:lineRule="auto"/>
+            </w:pPr>
+            <w:r>
+              <w:rPr>
+                <w:sz w:val="15"/>
+                <w:szCs w:val="15"/>
+              </w:rPr>
+              <w:t>maintenance.py (</w:t>
+            </w:r>
+            <w:proofErr w:type="spellStart"/>
+            <w:r>
+              <w:rPr>
+                <w:sz w:val="15"/>
+                <w:szCs w:val="15"/>
+              </w:rPr>
+              <w:t>parts_forecast</w:t>
+            </w:r>
+            <w:proofErr w:type="spellEnd"/>
+            <w:r>
+              <w:rPr>
+                <w:sz w:val="15"/>
+                <w:szCs w:val="15"/>
+              </w:rPr>
+              <w:t>)</w:t>
             </w:r>
           </w:p>
         </w:tc>
@@ -7060,59 +7035,62 @@
         </w:tc>
         <w:tc>
           <w:tcPr>
-            <w:tcW w:w="1750" w:type="dxa"/>
-            <w:tcBorders>
-              <w:top w:val="single" w:sz="4" w:space="0" w:color="BFBFBF"/>
-              <w:left w:val="single" w:sz="4" w:space="0" w:color="BFBFBF"/>
-              <w:bottom w:val="single" w:sz="4" w:space="0" w:color="BFBFBF"/>
-              <w:right w:val="single" w:sz="4" w:space="0" w:color="BFBFBF"/>
-            </w:tcBorders>
-            <w:tcMar>
-              <w:top w:w="60" w:type="dxa"/>
-              <w:left w:w="90" w:type="dxa"/>
-              <w:bottom w:w="60" w:type="dxa"/>
-              <w:right w:w="90" w:type="dxa"/>
-            </w:tcMar>
-          </w:tcPr>
-          <w:p>
-            <w:pPr>
-              <w:spacing w:line="250" w:lineRule="auto"/>
-            </w:pPr>
-            <w:r>
-              <w:rPr>
-                <w:sz w:val="15"/>
-                <w:szCs w:val="15"/>
-              </w:rPr>
-              <w:t>services/api/fleetpulse_api/copilot/</w:t>
-            </w:r>
-          </w:p>
-        </w:tc>
-        <w:tc>
-          <w:tcPr>
-            <w:tcW w:w="556" w:type="dxa"/>
-            <w:tcBorders>
-              <w:top w:val="single" w:sz="4" w:space="0" w:color="BFBFBF"/>
-              <w:left w:val="single" w:sz="4" w:space="0" w:color="BFBFBF"/>
-              <w:bottom w:val="single" w:sz="4" w:space="0" w:color="BFBFBF"/>
-              <w:right w:val="single" w:sz="4" w:space="0" w:color="BFBFBF"/>
-            </w:tcBorders>
-            <w:tcMar>
-              <w:top w:w="60" w:type="dxa"/>
-              <w:left w:w="90" w:type="dxa"/>
-              <w:bottom w:w="60" w:type="dxa"/>
-              <w:right w:w="90" w:type="dxa"/>
-            </w:tcMar>
-          </w:tcPr>
-          <w:p>
-            <w:pPr>
-              <w:spacing w:line="250" w:lineRule="auto"/>
-            </w:pPr>
-            <w:r>
-              <w:rPr>
-                <w:sz w:val="15"/>
-                <w:szCs w:val="15"/>
-              </w:rPr>
-              <w:t>1:20</w:t>
+            <w:tcW w:w="2306" w:type="dxa"/>
+            <w:tcBorders>
+              <w:top w:val="single" w:sz="4" w:space="0" w:color="BFBFBF"/>
+              <w:left w:val="single" w:sz="4" w:space="0" w:color="BFBFBF"/>
+              <w:bottom w:val="single" w:sz="4" w:space="0" w:color="BFBFBF"/>
+              <w:right w:val="single" w:sz="4" w:space="0" w:color="BFBFBF"/>
+            </w:tcBorders>
+            <w:tcMar>
+              <w:top w:w="60" w:type="dxa"/>
+              <w:left w:w="90" w:type="dxa"/>
+              <w:bottom w:w="60" w:type="dxa"/>
+              <w:right w:w="90" w:type="dxa"/>
+            </w:tcMar>
+          </w:tcPr>
+          <w:p>
+            <w:pPr>
+              <w:spacing w:line="250" w:lineRule="auto"/>
+            </w:pPr>
+            <w:r>
+              <w:rPr>
+                <w:sz w:val="15"/>
+                <w:szCs w:val="15"/>
+              </w:rPr>
+              <w:t>services/</w:t>
+            </w:r>
+            <w:proofErr w:type="spellStart"/>
+            <w:r>
+              <w:rPr>
+                <w:sz w:val="15"/>
+                <w:szCs w:val="15"/>
+              </w:rPr>
+              <w:t>api</w:t>
+            </w:r>
+            <w:proofErr w:type="spellEnd"/>
+            <w:r>
+              <w:rPr>
+                <w:sz w:val="15"/>
+                <w:szCs w:val="15"/>
+              </w:rPr>
+              <w:t>/</w:t>
+            </w:r>
+            <w:proofErr w:type="spellStart"/>
+            <w:r>
+              <w:rPr>
+                <w:sz w:val="15"/>
+                <w:szCs w:val="15"/>
+              </w:rPr>
+              <w:t>fleetpulse_api</w:t>
+            </w:r>
+            <w:proofErr w:type="spellEnd"/>
+            <w:r>
+              <w:rPr>
+                <w:sz w:val="15"/>
+                <w:szCs w:val="15"/>
+              </w:rPr>
+              <w:t>/copilot/</w:t>
             </w:r>
           </w:p>
         </w:tc>
@@ -7268,7 +7246,7 @@
         </w:tc>
         <w:tc>
           <w:tcPr>
-            <w:tcW w:w="1750" w:type="dxa"/>
+            <w:tcW w:w="2306" w:type="dxa"/>
             <w:tcBorders>
               <w:top w:val="single" w:sz="4" w:space="0" w:color="BFBFBF"/>
               <w:left w:val="single" w:sz="4" w:space="0" w:color="BFBFBF"/>
@@ -7292,35 +7270,6 @@
                 <w:szCs w:val="15"/>
               </w:rPr>
               <w:t>02_security.sh, fleetpulse_api/audit.py</w:t>
-            </w:r>
-          </w:p>
-        </w:tc>
-        <w:tc>
-          <w:tcPr>
-            <w:tcW w:w="556" w:type="dxa"/>
-            <w:tcBorders>
-              <w:top w:val="single" w:sz="4" w:space="0" w:color="BFBFBF"/>
-              <w:left w:val="single" w:sz="4" w:space="0" w:color="BFBFBF"/>
-              <w:bottom w:val="single" w:sz="4" w:space="0" w:color="BFBFBF"/>
-              <w:right w:val="single" w:sz="4" w:space="0" w:color="BFBFBF"/>
-            </w:tcBorders>
-            <w:tcMar>
-              <w:top w:w="60" w:type="dxa"/>
-              <w:left w:w="90" w:type="dxa"/>
-              <w:bottom w:w="60" w:type="dxa"/>
-              <w:right w:w="90" w:type="dxa"/>
-            </w:tcMar>
-          </w:tcPr>
-          <w:p>
-            <w:pPr>
-              <w:spacing w:line="250" w:lineRule="auto"/>
-            </w:pPr>
-            <w:r>
-              <w:rPr>
-                <w:sz w:val="15"/>
-                <w:szCs w:val="15"/>
-              </w:rPr>
-              <w:t>1:45</w:t>
             </w:r>
           </w:p>
         </w:tc>
@@ -7476,60 +7425,56 @@
         </w:tc>
         <w:tc>
           <w:tcPr>
-            <w:tcW w:w="1750" w:type="dxa"/>
-            <w:tcBorders>
-              <w:top w:val="single" w:sz="4" w:space="0" w:color="BFBFBF"/>
-              <w:left w:val="single" w:sz="4" w:space="0" w:color="BFBFBF"/>
-              <w:bottom w:val="single" w:sz="4" w:space="0" w:color="BFBFBF"/>
-              <w:right w:val="single" w:sz="4" w:space="0" w:color="BFBFBF"/>
-            </w:tcBorders>
-            <w:tcMar>
-              <w:top w:w="60" w:type="dxa"/>
-              <w:left w:w="90" w:type="dxa"/>
-              <w:bottom w:w="60" w:type="dxa"/>
-              <w:right w:w="90" w:type="dxa"/>
-            </w:tcMar>
-          </w:tcPr>
-          <w:p>
-            <w:pPr>
-              <w:spacing w:line="250" w:lineRule="auto"/>
-            </w:pPr>
-            <w:r>
-              <w:rPr>
-                <w:sz w:val="15"/>
-                <w:szCs w:val="15"/>
-              </w:rPr>
-              <w:t>routers/onboarding.py, normalizer/DlqReplayer.java, web/src/pages/Makers.tsx</w:t>
-            </w:r>
-          </w:p>
-        </w:tc>
-        <w:tc>
-          <w:tcPr>
-            <w:tcW w:w="556" w:type="dxa"/>
-            <w:tcBorders>
-              <w:top w:val="single" w:sz="4" w:space="0" w:color="BFBFBF"/>
-              <w:left w:val="single" w:sz="4" w:space="0" w:color="BFBFBF"/>
-              <w:bottom w:val="single" w:sz="4" w:space="0" w:color="BFBFBF"/>
-              <w:right w:val="single" w:sz="4" w:space="0" w:color="BFBFBF"/>
-            </w:tcBorders>
-            <w:tcMar>
-              <w:top w:w="60" w:type="dxa"/>
-              <w:left w:w="90" w:type="dxa"/>
-              <w:bottom w:w="60" w:type="dxa"/>
-              <w:right w:w="90" w:type="dxa"/>
-            </w:tcMar>
-          </w:tcPr>
-          <w:p>
-            <w:pPr>
-              <w:spacing w:line="250" w:lineRule="auto"/>
-            </w:pPr>
-            <w:r>
-              <w:rPr>
-                <w:sz w:val="15"/>
-                <w:szCs w:val="15"/>
-              </w:rPr>
-              <w:t>2:15</w:t>
-            </w:r>
+            <w:tcW w:w="2306" w:type="dxa"/>
+            <w:tcBorders>
+              <w:top w:val="single" w:sz="4" w:space="0" w:color="BFBFBF"/>
+              <w:left w:val="single" w:sz="4" w:space="0" w:color="BFBFBF"/>
+              <w:bottom w:val="single" w:sz="4" w:space="0" w:color="BFBFBF"/>
+              <w:right w:val="single" w:sz="4" w:space="0" w:color="BFBFBF"/>
+            </w:tcBorders>
+            <w:tcMar>
+              <w:top w:w="60" w:type="dxa"/>
+              <w:left w:w="90" w:type="dxa"/>
+              <w:bottom w:w="60" w:type="dxa"/>
+              <w:right w:w="90" w:type="dxa"/>
+            </w:tcMar>
+          </w:tcPr>
+          <w:p>
+            <w:pPr>
+              <w:spacing w:line="250" w:lineRule="auto"/>
+            </w:pPr>
+            <w:r>
+              <w:rPr>
+                <w:sz w:val="15"/>
+                <w:szCs w:val="15"/>
+              </w:rPr>
+              <w:t>routers/onboarding.py, normalizer/DlqReplayer.java, web/</w:t>
+            </w:r>
+            <w:proofErr w:type="spellStart"/>
+            <w:r>
+              <w:rPr>
+                <w:sz w:val="15"/>
+                <w:szCs w:val="15"/>
+              </w:rPr>
+              <w:t>src</w:t>
+            </w:r>
+            <w:proofErr w:type="spellEnd"/>
+            <w:r>
+              <w:rPr>
+                <w:sz w:val="15"/>
+                <w:szCs w:val="15"/>
+              </w:rPr>
+              <w:t>/pages/</w:t>
+            </w:r>
+            <w:proofErr w:type="spellStart"/>
+            <w:r>
+              <w:rPr>
+                <w:sz w:val="15"/>
+                <w:szCs w:val="15"/>
+              </w:rPr>
+              <w:t>Makers.tsx</w:t>
+            </w:r>
+            <w:proofErr w:type="spellEnd"/>
           </w:p>
         </w:tc>
       </w:tr>
@@ -7684,7 +7629,7 @@
         </w:tc>
         <w:tc>
           <w:tcPr>
-            <w:tcW w:w="1750" w:type="dxa"/>
+            <w:tcW w:w="2306" w:type="dxa"/>
             <w:tcBorders>
               <w:top w:val="single" w:sz="4" w:space="0" w:color="BFBFBF"/>
               <w:left w:val="single" w:sz="4" w:space="0" w:color="BFBFBF"/>
@@ -7708,35 +7653,6 @@
                 <w:szCs w:val="15"/>
               </w:rPr>
               <w:t>services/ml/fleetpulse_ml/drift.py</w:t>
-            </w:r>
-          </w:p>
-        </w:tc>
-        <w:tc>
-          <w:tcPr>
-            <w:tcW w:w="556" w:type="dxa"/>
-            <w:tcBorders>
-              <w:top w:val="single" w:sz="4" w:space="0" w:color="BFBFBF"/>
-              <w:left w:val="single" w:sz="4" w:space="0" w:color="BFBFBF"/>
-              <w:bottom w:val="single" w:sz="4" w:space="0" w:color="BFBFBF"/>
-              <w:right w:val="single" w:sz="4" w:space="0" w:color="BFBFBF"/>
-            </w:tcBorders>
-            <w:tcMar>
-              <w:top w:w="60" w:type="dxa"/>
-              <w:left w:w="90" w:type="dxa"/>
-              <w:bottom w:w="60" w:type="dxa"/>
-              <w:right w:w="90" w:type="dxa"/>
-            </w:tcMar>
-          </w:tcPr>
-          <w:p>
-            <w:pPr>
-              <w:spacing w:line="250" w:lineRule="auto"/>
-            </w:pPr>
-            <w:r>
-              <w:rPr>
-                <w:sz w:val="15"/>
-                <w:szCs w:val="15"/>
-              </w:rPr>
-              <w:t>3:05</w:t>
             </w:r>
           </w:p>
         </w:tc>
@@ -7892,7 +7808,7 @@
         </w:tc>
         <w:tc>
           <w:tcPr>
-            <w:tcW w:w="1750" w:type="dxa"/>
+            <w:tcW w:w="2306" w:type="dxa"/>
             <w:tcBorders>
               <w:top w:val="single" w:sz="4" w:space="0" w:color="BFBFBF"/>
               <w:left w:val="single" w:sz="4" w:space="0" w:color="BFBFBF"/>
@@ -7916,35 +7832,6 @@
                 <w:szCs w:val="15"/>
               </w:rPr>
               <w:t>routers/maintenance.py (inspections, model-health)</w:t>
-            </w:r>
-          </w:p>
-        </w:tc>
-        <w:tc>
-          <w:tcPr>
-            <w:tcW w:w="556" w:type="dxa"/>
-            <w:tcBorders>
-              <w:top w:val="single" w:sz="4" w:space="0" w:color="BFBFBF"/>
-              <w:left w:val="single" w:sz="4" w:space="0" w:color="BFBFBF"/>
-              <w:bottom w:val="single" w:sz="4" w:space="0" w:color="BFBFBF"/>
-              <w:right w:val="single" w:sz="4" w:space="0" w:color="BFBFBF"/>
-            </w:tcBorders>
-            <w:tcMar>
-              <w:top w:w="60" w:type="dxa"/>
-              <w:left w:w="90" w:type="dxa"/>
-              <w:bottom w:w="60" w:type="dxa"/>
-              <w:right w:w="90" w:type="dxa"/>
-            </w:tcMar>
-          </w:tcPr>
-          <w:p>
-            <w:pPr>
-              <w:spacing w:line="250" w:lineRule="auto"/>
-            </w:pPr>
-            <w:r>
-              <w:rPr>
-                <w:sz w:val="15"/>
-                <w:szCs w:val="15"/>
-              </w:rPr>
-              <w:t>0:55</w:t>
             </w:r>
           </w:p>
         </w:tc>
@@ -8100,59 +7987,62 @@
         </w:tc>
         <w:tc>
           <w:tcPr>
-            <w:tcW w:w="1750" w:type="dxa"/>
-            <w:tcBorders>
-              <w:top w:val="single" w:sz="4" w:space="0" w:color="BFBFBF"/>
-              <w:left w:val="single" w:sz="4" w:space="0" w:color="BFBFBF"/>
-              <w:bottom w:val="single" w:sz="4" w:space="0" w:color="BFBFBF"/>
-              <w:right w:val="single" w:sz="4" w:space="0" w:color="BFBFBF"/>
-            </w:tcBorders>
-            <w:tcMar>
-              <w:top w:w="60" w:type="dxa"/>
-              <w:left w:w="90" w:type="dxa"/>
-              <w:bottom w:w="60" w:type="dxa"/>
-              <w:right w:w="90" w:type="dxa"/>
-            </w:tcMar>
-          </w:tcPr>
-          <w:p>
-            <w:pPr>
-              <w:spacing w:line="250" w:lineRule="auto"/>
-            </w:pPr>
-            <w:r>
-              <w:rPr>
-                <w:sz w:val="15"/>
-                <w:szCs w:val="15"/>
-              </w:rPr>
-              <w:t>web/src/pages/Chaos.tsx, routers/ops.py</w:t>
-            </w:r>
-          </w:p>
-        </w:tc>
-        <w:tc>
-          <w:tcPr>
-            <w:tcW w:w="556" w:type="dxa"/>
-            <w:tcBorders>
-              <w:top w:val="single" w:sz="4" w:space="0" w:color="BFBFBF"/>
-              <w:left w:val="single" w:sz="4" w:space="0" w:color="BFBFBF"/>
-              <w:bottom w:val="single" w:sz="4" w:space="0" w:color="BFBFBF"/>
-              <w:right w:val="single" w:sz="4" w:space="0" w:color="BFBFBF"/>
-            </w:tcBorders>
-            <w:tcMar>
-              <w:top w:w="60" w:type="dxa"/>
-              <w:left w:w="90" w:type="dxa"/>
-              <w:bottom w:w="60" w:type="dxa"/>
-              <w:right w:w="90" w:type="dxa"/>
-            </w:tcMar>
-          </w:tcPr>
-          <w:p>
-            <w:pPr>
-              <w:spacing w:line="250" w:lineRule="auto"/>
-            </w:pPr>
-            <w:r>
-              <w:rPr>
-                <w:sz w:val="15"/>
-                <w:szCs w:val="15"/>
-              </w:rPr>
-              <w:t>3:35</w:t>
+            <w:tcW w:w="2306" w:type="dxa"/>
+            <w:tcBorders>
+              <w:top w:val="single" w:sz="4" w:space="0" w:color="BFBFBF"/>
+              <w:left w:val="single" w:sz="4" w:space="0" w:color="BFBFBF"/>
+              <w:bottom w:val="single" w:sz="4" w:space="0" w:color="BFBFBF"/>
+              <w:right w:val="single" w:sz="4" w:space="0" w:color="BFBFBF"/>
+            </w:tcBorders>
+            <w:tcMar>
+              <w:top w:w="60" w:type="dxa"/>
+              <w:left w:w="90" w:type="dxa"/>
+              <w:bottom w:w="60" w:type="dxa"/>
+              <w:right w:w="90" w:type="dxa"/>
+            </w:tcMar>
+          </w:tcPr>
+          <w:p>
+            <w:pPr>
+              <w:spacing w:line="250" w:lineRule="auto"/>
+            </w:pPr>
+            <w:r>
+              <w:rPr>
+                <w:sz w:val="15"/>
+                <w:szCs w:val="15"/>
+              </w:rPr>
+              <w:t>web/</w:t>
+            </w:r>
+            <w:proofErr w:type="spellStart"/>
+            <w:r>
+              <w:rPr>
+                <w:sz w:val="15"/>
+                <w:szCs w:val="15"/>
+              </w:rPr>
+              <w:t>src</w:t>
+            </w:r>
+            <w:proofErr w:type="spellEnd"/>
+            <w:r>
+              <w:rPr>
+                <w:sz w:val="15"/>
+                <w:szCs w:val="15"/>
+              </w:rPr>
+              <w:t>/pages/</w:t>
+            </w:r>
+            <w:proofErr w:type="spellStart"/>
+            <w:r>
+              <w:rPr>
+                <w:sz w:val="15"/>
+                <w:szCs w:val="15"/>
+              </w:rPr>
+              <w:t>Chaos.tsx</w:t>
+            </w:r>
+            <w:proofErr w:type="spellEnd"/>
+            <w:r>
+              <w:rPr>
+                <w:sz w:val="15"/>
+                <w:szCs w:val="15"/>
+              </w:rPr>
+              <w:t>, routers/ops.py</w:t>
             </w:r>
           </w:p>
         </w:tc>
@@ -8215,7 +8105,23 @@
                 <w:sz w:val="15"/>
                 <w:szCs w:val="15"/>
               </w:rPr>
-              <w:t>Similar past failures (pgvector)</w:t>
+              <w:t>Similar past failures (</w:t>
+            </w:r>
+            <w:proofErr w:type="spellStart"/>
+            <w:r>
+              <w:rPr>
+                <w:sz w:val="15"/>
+                <w:szCs w:val="15"/>
+              </w:rPr>
+              <w:t>pgvector</w:t>
+            </w:r>
+            <w:proofErr w:type="spellEnd"/>
+            <w:r>
+              <w:rPr>
+                <w:sz w:val="15"/>
+                <w:szCs w:val="15"/>
+              </w:rPr>
+              <w:t>)</w:t>
             </w:r>
           </w:p>
         </w:tc>
@@ -8308,59 +8214,46 @@
         </w:tc>
         <w:tc>
           <w:tcPr>
-            <w:tcW w:w="1750" w:type="dxa"/>
-            <w:tcBorders>
-              <w:top w:val="single" w:sz="4" w:space="0" w:color="BFBFBF"/>
-              <w:left w:val="single" w:sz="4" w:space="0" w:color="BFBFBF"/>
-              <w:bottom w:val="single" w:sz="4" w:space="0" w:color="BFBFBF"/>
-              <w:right w:val="single" w:sz="4" w:space="0" w:color="BFBFBF"/>
-            </w:tcBorders>
-            <w:tcMar>
-              <w:top w:w="60" w:type="dxa"/>
-              <w:left w:w="90" w:type="dxa"/>
-              <w:bottom w:w="60" w:type="dxa"/>
-              <w:right w:w="90" w:type="dxa"/>
-            </w:tcMar>
-          </w:tcPr>
-          <w:p>
-            <w:pPr>
-              <w:spacing w:line="250" w:lineRule="auto"/>
-            </w:pPr>
-            <w:r>
-              <w:rPr>
-                <w:sz w:val="15"/>
-                <w:szCs w:val="15"/>
-              </w:rPr>
-              <w:t>copilot/tools.py (similar_past_failures)</w:t>
-            </w:r>
-          </w:p>
-        </w:tc>
-        <w:tc>
-          <w:tcPr>
-            <w:tcW w:w="556" w:type="dxa"/>
-            <w:tcBorders>
-              <w:top w:val="single" w:sz="4" w:space="0" w:color="BFBFBF"/>
-              <w:left w:val="single" w:sz="4" w:space="0" w:color="BFBFBF"/>
-              <w:bottom w:val="single" w:sz="4" w:space="0" w:color="BFBFBF"/>
-              <w:right w:val="single" w:sz="4" w:space="0" w:color="BFBFBF"/>
-            </w:tcBorders>
-            <w:tcMar>
-              <w:top w:w="60" w:type="dxa"/>
-              <w:left w:w="90" w:type="dxa"/>
-              <w:bottom w:w="60" w:type="dxa"/>
-              <w:right w:w="90" w:type="dxa"/>
-            </w:tcMar>
-          </w:tcPr>
-          <w:p>
-            <w:pPr>
-              <w:spacing w:line="250" w:lineRule="auto"/>
-            </w:pPr>
-            <w:r>
-              <w:rPr>
-                <w:sz w:val="15"/>
-                <w:szCs w:val="15"/>
-              </w:rPr>
-              <w:t>–</w:t>
+            <w:tcW w:w="2306" w:type="dxa"/>
+            <w:tcBorders>
+              <w:top w:val="single" w:sz="4" w:space="0" w:color="BFBFBF"/>
+              <w:left w:val="single" w:sz="4" w:space="0" w:color="BFBFBF"/>
+              <w:bottom w:val="single" w:sz="4" w:space="0" w:color="BFBFBF"/>
+              <w:right w:val="single" w:sz="4" w:space="0" w:color="BFBFBF"/>
+            </w:tcBorders>
+            <w:tcMar>
+              <w:top w:w="60" w:type="dxa"/>
+              <w:left w:w="90" w:type="dxa"/>
+              <w:bottom w:w="60" w:type="dxa"/>
+              <w:right w:w="90" w:type="dxa"/>
+            </w:tcMar>
+          </w:tcPr>
+          <w:p>
+            <w:pPr>
+              <w:spacing w:line="250" w:lineRule="auto"/>
+            </w:pPr>
+            <w:r>
+              <w:rPr>
+                <w:sz w:val="15"/>
+                <w:szCs w:val="15"/>
+              </w:rPr>
+              <w:t>copilot/tools.py (</w:t>
+            </w:r>
+            <w:proofErr w:type="spellStart"/>
+            <w:r>
+              <w:rPr>
+                <w:sz w:val="15"/>
+                <w:szCs w:val="15"/>
+              </w:rPr>
+              <w:t>similar_past_failures</w:t>
+            </w:r>
+            <w:proofErr w:type="spellEnd"/>
+            <w:r>
+              <w:rPr>
+                <w:sz w:val="15"/>
+                <w:szCs w:val="15"/>
+              </w:rPr>
+              <w:t>)</w:t>
             </w:r>
           </w:p>
         </w:tc>
@@ -8516,59 +8409,46 @@
         </w:tc>
         <w:tc>
           <w:tcPr>
-            <w:tcW w:w="1750" w:type="dxa"/>
-            <w:tcBorders>
-              <w:top w:val="single" w:sz="4" w:space="0" w:color="BFBFBF"/>
-              <w:left w:val="single" w:sz="4" w:space="0" w:color="BFBFBF"/>
-              <w:bottom w:val="single" w:sz="4" w:space="0" w:color="BFBFBF"/>
-              <w:right w:val="single" w:sz="4" w:space="0" w:color="BFBFBF"/>
-            </w:tcBorders>
-            <w:tcMar>
-              <w:top w:w="60" w:type="dxa"/>
-              <w:left w:w="90" w:type="dxa"/>
-              <w:bottom w:w="60" w:type="dxa"/>
-              <w:right w:w="90" w:type="dxa"/>
-            </w:tcMar>
-          </w:tcPr>
-          <w:p>
-            <w:pPr>
-              <w:spacing w:line="250" w:lineRule="auto"/>
-            </w:pPr>
-            <w:r>
-              <w:rPr>
-                <w:sz w:val="15"/>
-                <w:szCs w:val="15"/>
-              </w:rPr>
-              <w:t>docker-compose.yml, deploy/</w:t>
-            </w:r>
-          </w:p>
-        </w:tc>
-        <w:tc>
-          <w:tcPr>
-            <w:tcW w:w="556" w:type="dxa"/>
-            <w:tcBorders>
-              <w:top w:val="single" w:sz="4" w:space="0" w:color="BFBFBF"/>
-              <w:left w:val="single" w:sz="4" w:space="0" w:color="BFBFBF"/>
-              <w:bottom w:val="single" w:sz="4" w:space="0" w:color="BFBFBF"/>
-              <w:right w:val="single" w:sz="4" w:space="0" w:color="BFBFBF"/>
-            </w:tcBorders>
-            <w:tcMar>
-              <w:top w:w="60" w:type="dxa"/>
-              <w:left w:w="90" w:type="dxa"/>
-              <w:bottom w:w="60" w:type="dxa"/>
-              <w:right w:w="90" w:type="dxa"/>
-            </w:tcMar>
-          </w:tcPr>
-          <w:p>
-            <w:pPr>
-              <w:spacing w:line="250" w:lineRule="auto"/>
-            </w:pPr>
-            <w:r>
-              <w:rPr>
-                <w:sz w:val="15"/>
-                <w:szCs w:val="15"/>
-              </w:rPr>
-              <w:t>4:45</w:t>
+            <w:tcW w:w="2306" w:type="dxa"/>
+            <w:tcBorders>
+              <w:top w:val="single" w:sz="4" w:space="0" w:color="BFBFBF"/>
+              <w:left w:val="single" w:sz="4" w:space="0" w:color="BFBFBF"/>
+              <w:bottom w:val="single" w:sz="4" w:space="0" w:color="BFBFBF"/>
+              <w:right w:val="single" w:sz="4" w:space="0" w:color="BFBFBF"/>
+            </w:tcBorders>
+            <w:tcMar>
+              <w:top w:w="60" w:type="dxa"/>
+              <w:left w:w="90" w:type="dxa"/>
+              <w:bottom w:w="60" w:type="dxa"/>
+              <w:right w:w="90" w:type="dxa"/>
+            </w:tcMar>
+          </w:tcPr>
+          <w:p>
+            <w:pPr>
+              <w:spacing w:line="250" w:lineRule="auto"/>
+            </w:pPr>
+            <w:r>
+              <w:rPr>
+                <w:sz w:val="15"/>
+                <w:szCs w:val="15"/>
+              </w:rPr>
+              <w:t>docker-</w:t>
+            </w:r>
+            <w:proofErr w:type="spellStart"/>
+            <w:r>
+              <w:rPr>
+                <w:sz w:val="15"/>
+                <w:szCs w:val="15"/>
+              </w:rPr>
+              <w:t>compose.yml</w:t>
+            </w:r>
+            <w:proofErr w:type="spellEnd"/>
+            <w:r>
+              <w:rPr>
+                <w:sz w:val="15"/>
+                <w:szCs w:val="15"/>
+              </w:rPr>
+              <w:t>, deploy/</w:t>
             </w:r>
           </w:p>
         </w:tc>
@@ -8724,59 +8604,78 @@
         </w:tc>
         <w:tc>
           <w:tcPr>
-            <w:tcW w:w="1750" w:type="dxa"/>
-            <w:tcBorders>
-              <w:top w:val="single" w:sz="4" w:space="0" w:color="BFBFBF"/>
-              <w:left w:val="single" w:sz="4" w:space="0" w:color="BFBFBF"/>
-              <w:bottom w:val="single" w:sz="4" w:space="0" w:color="BFBFBF"/>
-              <w:right w:val="single" w:sz="4" w:space="0" w:color="BFBFBF"/>
-            </w:tcBorders>
-            <w:tcMar>
-              <w:top w:w="60" w:type="dxa"/>
-              <w:left w:w="90" w:type="dxa"/>
-              <w:bottom w:w="60" w:type="dxa"/>
-              <w:right w:w="90" w:type="dxa"/>
-            </w:tcMar>
-          </w:tcPr>
-          <w:p>
-            <w:pPr>
-              <w:spacing w:line="250" w:lineRule="auto"/>
-            </w:pPr>
-            <w:r>
-              <w:rPr>
-                <w:sz w:val="15"/>
-                <w:szCs w:val="15"/>
-              </w:rPr>
-              <w:t>infra/postgres/init/01_schema.sql (erasure_request)</w:t>
-            </w:r>
-          </w:p>
-        </w:tc>
-        <w:tc>
-          <w:tcPr>
-            <w:tcW w:w="556" w:type="dxa"/>
-            <w:tcBorders>
-              <w:top w:val="single" w:sz="4" w:space="0" w:color="BFBFBF"/>
-              <w:left w:val="single" w:sz="4" w:space="0" w:color="BFBFBF"/>
-              <w:bottom w:val="single" w:sz="4" w:space="0" w:color="BFBFBF"/>
-              <w:right w:val="single" w:sz="4" w:space="0" w:color="BFBFBF"/>
-            </w:tcBorders>
-            <w:tcMar>
-              <w:top w:w="60" w:type="dxa"/>
-              <w:left w:w="90" w:type="dxa"/>
-              <w:bottom w:w="60" w:type="dxa"/>
-              <w:right w:w="90" w:type="dxa"/>
-            </w:tcMar>
-          </w:tcPr>
-          <w:p>
-            <w:pPr>
-              <w:spacing w:line="250" w:lineRule="auto"/>
-            </w:pPr>
-            <w:r>
-              <w:rPr>
-                <w:sz w:val="15"/>
-                <w:szCs w:val="15"/>
-              </w:rPr>
-              <w:t>–</w:t>
+            <w:tcW w:w="2306" w:type="dxa"/>
+            <w:tcBorders>
+              <w:top w:val="single" w:sz="4" w:space="0" w:color="BFBFBF"/>
+              <w:left w:val="single" w:sz="4" w:space="0" w:color="BFBFBF"/>
+              <w:bottom w:val="single" w:sz="4" w:space="0" w:color="BFBFBF"/>
+              <w:right w:val="single" w:sz="4" w:space="0" w:color="BFBFBF"/>
+            </w:tcBorders>
+            <w:tcMar>
+              <w:top w:w="60" w:type="dxa"/>
+              <w:left w:w="90" w:type="dxa"/>
+              <w:bottom w:w="60" w:type="dxa"/>
+              <w:right w:w="90" w:type="dxa"/>
+            </w:tcMar>
+          </w:tcPr>
+          <w:p>
+            <w:pPr>
+              <w:spacing w:line="250" w:lineRule="auto"/>
+            </w:pPr>
+            <w:r>
+              <w:rPr>
+                <w:sz w:val="15"/>
+                <w:szCs w:val="15"/>
+              </w:rPr>
+              <w:t>infra/</w:t>
+            </w:r>
+            <w:proofErr w:type="spellStart"/>
+            <w:r>
+              <w:rPr>
+                <w:sz w:val="15"/>
+                <w:szCs w:val="15"/>
+              </w:rPr>
+              <w:t>postgres</w:t>
+            </w:r>
+            <w:proofErr w:type="spellEnd"/>
+            <w:r>
+              <w:rPr>
+                <w:sz w:val="15"/>
+                <w:szCs w:val="15"/>
+              </w:rPr>
+              <w:t>/</w:t>
+            </w:r>
+            <w:proofErr w:type="spellStart"/>
+            <w:r>
+              <w:rPr>
+                <w:sz w:val="15"/>
+                <w:szCs w:val="15"/>
+              </w:rPr>
+              <w:t>init</w:t>
+            </w:r>
+            <w:proofErr w:type="spellEnd"/>
+            <w:r>
+              <w:rPr>
+                <w:sz w:val="15"/>
+                <w:szCs w:val="15"/>
+              </w:rPr>
+              <w:t>/01_schema.sql (</w:t>
+            </w:r>
+            <w:proofErr w:type="spellStart"/>
+            <w:r>
+              <w:rPr>
+                <w:sz w:val="15"/>
+                <w:szCs w:val="15"/>
+              </w:rPr>
+              <w:t>erasure_request</w:t>
+            </w:r>
+            <w:proofErr w:type="spellEnd"/>
+            <w:r>
+              <w:rPr>
+                <w:sz w:val="15"/>
+                <w:szCs w:val="15"/>
+              </w:rPr>
+              <w:t>)</w:t>
             </w:r>
           </w:p>
         </w:tc>
@@ -8932,36 +8831,7 @@
         </w:tc>
         <w:tc>
           <w:tcPr>
-            <w:tcW w:w="1750" w:type="dxa"/>
-            <w:tcBorders>
-              <w:top w:val="single" w:sz="4" w:space="0" w:color="BFBFBF"/>
-              <w:left w:val="single" w:sz="4" w:space="0" w:color="BFBFBF"/>
-              <w:bottom w:val="single" w:sz="4" w:space="0" w:color="BFBFBF"/>
-              <w:right w:val="single" w:sz="4" w:space="0" w:color="BFBFBF"/>
-            </w:tcBorders>
-            <w:tcMar>
-              <w:top w:w="60" w:type="dxa"/>
-              <w:left w:w="90" w:type="dxa"/>
-              <w:bottom w:w="60" w:type="dxa"/>
-              <w:right w:w="90" w:type="dxa"/>
-            </w:tcMar>
-          </w:tcPr>
-          <w:p>
-            <w:pPr>
-              <w:spacing w:line="250" w:lineRule="auto"/>
-            </w:pPr>
-            <w:r>
-              <w:rPr>
-                <w:sz w:val="15"/>
-                <w:szCs w:val="15"/>
-              </w:rPr>
-              <w:t>–</w:t>
-            </w:r>
-          </w:p>
-        </w:tc>
-        <w:tc>
-          <w:tcPr>
-            <w:tcW w:w="556" w:type="dxa"/>
+            <w:tcW w:w="2306" w:type="dxa"/>
             <w:tcBorders>
               <w:top w:val="single" w:sz="4" w:space="0" w:color="BFBFBF"/>
               <w:left w:val="single" w:sz="4" w:space="0" w:color="BFBFBF"/>
@@ -9047,7 +8917,23 @@
                 <w:sz w:val="15"/>
                 <w:szCs w:val="15"/>
               </w:rPr>
-              <w:t>BDD acceptance suite; Semgrep and ZAP scans</w:t>
+              <w:t xml:space="preserve">BDD acceptance suite; </w:t>
+            </w:r>
+            <w:proofErr w:type="spellStart"/>
+            <w:r>
+              <w:rPr>
+                <w:sz w:val="15"/>
+                <w:szCs w:val="15"/>
+              </w:rPr>
+              <w:t>Semgrep</w:t>
+            </w:r>
+            <w:proofErr w:type="spellEnd"/>
+            <w:r>
+              <w:rPr>
+                <w:sz w:val="15"/>
+                <w:szCs w:val="15"/>
+              </w:rPr>
+              <w:t xml:space="preserve"> and ZAP scans</w:t>
             </w:r>
           </w:p>
         </w:tc>
@@ -9140,59 +9026,46 @@
         </w:tc>
         <w:tc>
           <w:tcPr>
-            <w:tcW w:w="1750" w:type="dxa"/>
-            <w:tcBorders>
-              <w:top w:val="single" w:sz="4" w:space="0" w:color="BFBFBF"/>
-              <w:left w:val="single" w:sz="4" w:space="0" w:color="BFBFBF"/>
-              <w:bottom w:val="single" w:sz="4" w:space="0" w:color="BFBFBF"/>
-              <w:right w:val="single" w:sz="4" w:space="0" w:color="BFBFBF"/>
-            </w:tcBorders>
-            <w:tcMar>
-              <w:top w:w="60" w:type="dxa"/>
-              <w:left w:w="90" w:type="dxa"/>
-              <w:bottom w:w="60" w:type="dxa"/>
-              <w:right w:w="90" w:type="dxa"/>
-            </w:tcMar>
-          </w:tcPr>
-          <w:p>
-            <w:pPr>
-              <w:spacing w:line="250" w:lineRule="auto"/>
-            </w:pPr>
-            <w:r>
-              <w:rPr>
-                <w:sz w:val="15"/>
-                <w:szCs w:val="15"/>
-              </w:rPr>
-              <w:t>tests/bdd/ (empty)</w:t>
-            </w:r>
-          </w:p>
-        </w:tc>
-        <w:tc>
-          <w:tcPr>
-            <w:tcW w:w="556" w:type="dxa"/>
-            <w:tcBorders>
-              <w:top w:val="single" w:sz="4" w:space="0" w:color="BFBFBF"/>
-              <w:left w:val="single" w:sz="4" w:space="0" w:color="BFBFBF"/>
-              <w:bottom w:val="single" w:sz="4" w:space="0" w:color="BFBFBF"/>
-              <w:right w:val="single" w:sz="4" w:space="0" w:color="BFBFBF"/>
-            </w:tcBorders>
-            <w:tcMar>
-              <w:top w:w="60" w:type="dxa"/>
-              <w:left w:w="90" w:type="dxa"/>
-              <w:bottom w:w="60" w:type="dxa"/>
-              <w:right w:w="90" w:type="dxa"/>
-            </w:tcMar>
-          </w:tcPr>
-          <w:p>
-            <w:pPr>
-              <w:spacing w:line="250" w:lineRule="auto"/>
-            </w:pPr>
-            <w:r>
-              <w:rPr>
-                <w:sz w:val="15"/>
-                <w:szCs w:val="15"/>
-              </w:rPr>
-              <w:t>–</w:t>
+            <w:tcW w:w="2306" w:type="dxa"/>
+            <w:tcBorders>
+              <w:top w:val="single" w:sz="4" w:space="0" w:color="BFBFBF"/>
+              <w:left w:val="single" w:sz="4" w:space="0" w:color="BFBFBF"/>
+              <w:bottom w:val="single" w:sz="4" w:space="0" w:color="BFBFBF"/>
+              <w:right w:val="single" w:sz="4" w:space="0" w:color="BFBFBF"/>
+            </w:tcBorders>
+            <w:tcMar>
+              <w:top w:w="60" w:type="dxa"/>
+              <w:left w:w="90" w:type="dxa"/>
+              <w:bottom w:w="60" w:type="dxa"/>
+              <w:right w:w="90" w:type="dxa"/>
+            </w:tcMar>
+          </w:tcPr>
+          <w:p>
+            <w:pPr>
+              <w:spacing w:line="250" w:lineRule="auto"/>
+            </w:pPr>
+            <w:r>
+              <w:rPr>
+                <w:sz w:val="15"/>
+                <w:szCs w:val="15"/>
+              </w:rPr>
+              <w:t>tests/</w:t>
+            </w:r>
+            <w:proofErr w:type="spellStart"/>
+            <w:r>
+              <w:rPr>
+                <w:sz w:val="15"/>
+                <w:szCs w:val="15"/>
+              </w:rPr>
+              <w:t>bdd</w:t>
+            </w:r>
+            <w:proofErr w:type="spellEnd"/>
+            <w:r>
+              <w:rPr>
+                <w:sz w:val="15"/>
+                <w:szCs w:val="15"/>
+              </w:rPr>
+              <w:t>/ (empty)</w:t>
             </w:r>
           </w:p>
         </w:tc>
@@ -9209,6 +9082,7 @@
       </w:pPr>
       <w:bookmarkStart w:id="10" w:name="s11"/>
       <w:r>
+        <w:lastRenderedPageBreak/>
         <w:t>5. Solution Architecture (High-Level Design)</w:t>
       </w:r>
       <w:bookmarkEnd w:id="10"/>
@@ -9261,7 +9135,7 @@
                     <pic:cNvPicPr/>
                   </pic:nvPicPr>
                   <pic:blipFill>
-                    <a:blip r:embed="rId9"/>
+                    <a:blip r:embed="rId10"/>
                     <a:stretch>
                       <a:fillRect/>
                     </a:stretch>
@@ -9295,7 +9169,29 @@
           <w:sz w:val="17"/>
           <w:szCs w:val="17"/>
         </w:rPr>
-        <w:t>Figure 3. System context: users, OEM clouds and the external systems FleetPulse depends on.</w:t>
+        <w:t xml:space="preserve">Figure 3. System context: users, OEM clouds and the external systems </w:t>
+      </w:r>
+      <w:proofErr w:type="spellStart"/>
+      <w:r>
+        <w:rPr>
+          <w:i/>
+          <w:iCs/>
+          <w:color w:val="595959"/>
+          <w:sz w:val="17"/>
+          <w:szCs w:val="17"/>
+        </w:rPr>
+        <w:t>FleetPulse</w:t>
+      </w:r>
+      <w:proofErr w:type="spellEnd"/>
+      <w:r>
+        <w:rPr>
+          <w:i/>
+          <w:iCs/>
+          <w:color w:val="595959"/>
+          <w:sz w:val="17"/>
+          <w:szCs w:val="17"/>
+        </w:rPr>
+        <w:t xml:space="preserve"> depends on.</w:t>
       </w:r>
     </w:p>
     <w:p>
@@ -9309,6 +9205,7 @@
           <w:bCs/>
           <w:color w:val="1F3864"/>
         </w:rPr>
+        <w:lastRenderedPageBreak/>
         <w:t>Containers (C4 level 2), with the protocol on each arrow</w:t>
       </w:r>
     </w:p>
@@ -9336,7 +9233,7 @@
                     <pic:cNvPicPr/>
                   </pic:nvPicPr>
                   <pic:blipFill>
-                    <a:blip r:embed="rId10"/>
+                    <a:blip r:embed="rId11"/>
                     <a:stretch>
                       <a:fillRect/>
                     </a:stretch>
@@ -9597,6 +9494,7 @@
               </w:rPr>
               <w:t xml:space="preserve">OEM cloud → gateway → Kafka </w:t>
             </w:r>
+            <w:proofErr w:type="spellStart"/>
             <w:r>
               <w:rPr>
                 <w:rFonts w:ascii="Consolas" w:hAnsi="Consolas" w:cs="Consolas"/>
@@ -9605,6 +9503,7 @@
               </w:rPr>
               <w:t>telemetry.raw</w:t>
             </w:r>
+            <w:proofErr w:type="spellEnd"/>
             <w:r>
               <w:rPr>
                 <w:sz w:val="17"/>
@@ -9670,6 +9569,7 @@
               </w:rPr>
               <w:t xml:space="preserve">Design; gateway p50/p95/p99 exposed as </w:t>
             </w:r>
+            <w:proofErr w:type="spellStart"/>
             <w:r>
               <w:rPr>
                 <w:rFonts w:ascii="Consolas" w:hAnsi="Consolas" w:cs="Consolas"/>
@@ -9678,6 +9578,7 @@
               </w:rPr>
               <w:t>gateway_batch_latency</w:t>
             </w:r>
+            <w:proofErr w:type="spellEnd"/>
           </w:p>
         </w:tc>
       </w:tr>
@@ -9710,6 +9611,7 @@
                 <w:sz w:val="17"/>
                 <w:szCs w:val="17"/>
               </w:rPr>
+              <w:lastRenderedPageBreak/>
               <w:t>2</w:t>
             </w:r>
           </w:p>
@@ -9741,6 +9643,8 @@
               </w:rPr>
               <w:t xml:space="preserve">Normaliser: map + validate + de-duplicate → </w:t>
             </w:r>
+            <w:proofErr w:type="spellStart"/>
+            <w:proofErr w:type="gramStart"/>
             <w:r>
               <w:rPr>
                 <w:rFonts w:ascii="Consolas" w:hAnsi="Consolas" w:cs="Consolas"/>
@@ -9749,12 +9653,30 @@
               </w:rPr>
               <w:t>telemetry.canonical</w:t>
             </w:r>
-            <w:r>
-              <w:rPr>
-                <w:sz w:val="17"/>
-                <w:szCs w:val="17"/>
-              </w:rPr>
-              <w:t xml:space="preserve"> (transaction every 200 ms)</w:t>
+            <w:proofErr w:type="spellEnd"/>
+            <w:proofErr w:type="gramEnd"/>
+            <w:r>
+              <w:rPr>
+                <w:sz w:val="17"/>
+                <w:szCs w:val="17"/>
+              </w:rPr>
+              <w:t xml:space="preserve"> (transaction every 200 </w:t>
+            </w:r>
+            <w:proofErr w:type="spellStart"/>
+            <w:r>
+              <w:rPr>
+                <w:sz w:val="17"/>
+                <w:szCs w:val="17"/>
+              </w:rPr>
+              <w:t>ms</w:t>
+            </w:r>
+            <w:proofErr w:type="spellEnd"/>
+            <w:r>
+              <w:rPr>
+                <w:sz w:val="17"/>
+                <w:szCs w:val="17"/>
+              </w:rPr>
+              <w:t>)</w:t>
             </w:r>
           </w:p>
         </w:tc>
@@ -10117,7 +10039,39 @@
                 <w:sz w:val="17"/>
                 <w:szCs w:val="17"/>
               </w:rPr>
-              <w:t>Stream processor → ClickHouse (5 s batches, dedup tokens) → rollups</w:t>
+              <w:t xml:space="preserve">Stream processor → </w:t>
+            </w:r>
+            <w:proofErr w:type="spellStart"/>
+            <w:r>
+              <w:rPr>
+                <w:sz w:val="17"/>
+                <w:szCs w:val="17"/>
+              </w:rPr>
+              <w:t>ClickHouse</w:t>
+            </w:r>
+            <w:proofErr w:type="spellEnd"/>
+            <w:r>
+              <w:rPr>
+                <w:sz w:val="17"/>
+                <w:szCs w:val="17"/>
+              </w:rPr>
+              <w:t xml:space="preserve"> (5 s batches, </w:t>
+            </w:r>
+            <w:proofErr w:type="spellStart"/>
+            <w:r>
+              <w:rPr>
+                <w:sz w:val="17"/>
+                <w:szCs w:val="17"/>
+              </w:rPr>
+              <w:t>dedup</w:t>
+            </w:r>
+            <w:proofErr w:type="spellEnd"/>
+            <w:r>
+              <w:rPr>
+                <w:sz w:val="17"/>
+                <w:szCs w:val="17"/>
+              </w:rPr>
+              <w:t xml:space="preserve"> tokens) → rollups</w:t>
             </w:r>
           </w:p>
         </w:tc>
@@ -10233,12 +10187,21 @@
             <w:pPr>
               <w:spacing w:line="250" w:lineRule="auto"/>
             </w:pPr>
-            <w:r>
-              <w:rPr>
-                <w:sz w:val="17"/>
-                <w:szCs w:val="17"/>
-              </w:rPr>
-              <w:t>ClickHouse → nightly feature build → model scores in Postgres</w:t>
+            <w:proofErr w:type="spellStart"/>
+            <w:r>
+              <w:rPr>
+                <w:sz w:val="17"/>
+                <w:szCs w:val="17"/>
+              </w:rPr>
+              <w:t>ClickHouse</w:t>
+            </w:r>
+            <w:proofErr w:type="spellEnd"/>
+            <w:r>
+              <w:rPr>
+                <w:sz w:val="17"/>
+                <w:szCs w:val="17"/>
+              </w:rPr>
+              <w:t xml:space="preserve"> → nightly feature build → model scores in Postgres</w:t>
             </w:r>
           </w:p>
         </w:tc>
@@ -10492,7 +10455,23 @@
                 <w:sz w:val="17"/>
                 <w:szCs w:val="17"/>
               </w:rPr>
-              <w:t>HTTPS batch gateway (Spring Boot 3.3, Java 21 virtual threads); Apache Kafka 3.8 (KRaft), 24 partitions keyed by VIN</w:t>
+              <w:t>HTTPS batch gateway (Spring Boot 3.3, Java 21 virtual threads); Apache Kafka 3.8 (</w:t>
+            </w:r>
+            <w:proofErr w:type="spellStart"/>
+            <w:r>
+              <w:rPr>
+                <w:sz w:val="17"/>
+                <w:szCs w:val="17"/>
+              </w:rPr>
+              <w:t>KRaft</w:t>
+            </w:r>
+            <w:proofErr w:type="spellEnd"/>
+            <w:r>
+              <w:rPr>
+                <w:sz w:val="17"/>
+                <w:szCs w:val="17"/>
+              </w:rPr>
+              <w:t>), 24 partitions keyed by VIN</w:t>
             </w:r>
           </w:p>
         </w:tc>
@@ -10521,7 +10500,39 @@
                 <w:sz w:val="17"/>
                 <w:szCs w:val="17"/>
               </w:rPr>
-              <w:t>OEM clouds push batches over HTTPS (device-free, as in Motorq's model), so MQTT was not needed. Kafka over RabbitMQ for replay (DLQ replay, rebuilding Redis), per-vehicle ordering and transactions for exactly-once. Redpanda rejected: Kafka Streams exactly-once relies on Kafka's transaction semantics.</w:t>
+              <w:t xml:space="preserve">OEM clouds push batches over HTTPS (device-free, as in </w:t>
+            </w:r>
+            <w:proofErr w:type="spellStart"/>
+            <w:r>
+              <w:rPr>
+                <w:sz w:val="17"/>
+                <w:szCs w:val="17"/>
+              </w:rPr>
+              <w:t>Motorq's</w:t>
+            </w:r>
+            <w:proofErr w:type="spellEnd"/>
+            <w:r>
+              <w:rPr>
+                <w:sz w:val="17"/>
+                <w:szCs w:val="17"/>
+              </w:rPr>
+              <w:t xml:space="preserve"> model), so MQTT was not needed. Kafka over RabbitMQ for replay (DLQ replay, rebuilding Redis), per-vehicle ordering and transactions for exactly-once. </w:t>
+            </w:r>
+            <w:proofErr w:type="spellStart"/>
+            <w:r>
+              <w:rPr>
+                <w:sz w:val="17"/>
+                <w:szCs w:val="17"/>
+              </w:rPr>
+              <w:t>Redpanda</w:t>
+            </w:r>
+            <w:proofErr w:type="spellEnd"/>
+            <w:r>
+              <w:rPr>
+                <w:sz w:val="17"/>
+                <w:szCs w:val="17"/>
+              </w:rPr>
+              <w:t xml:space="preserve"> rejected: Kafka Streams exactly-once relies on Kafka's transaction semantics.</w:t>
             </w:r>
           </w:p>
         </w:tc>
@@ -10584,7 +10595,55 @@
                 <w:sz w:val="17"/>
                 <w:szCs w:val="17"/>
               </w:rPr>
-              <w:t>Kafka Streams (exactly-once v2) for normalising and live rules; ClickHouse materialised views and Python jobs (pandas, LightGBM) for history</w:t>
+              <w:t>Kafka Streams (</w:t>
+            </w:r>
+            <w:proofErr w:type="gramStart"/>
+            <w:r>
+              <w:rPr>
+                <w:sz w:val="17"/>
+                <w:szCs w:val="17"/>
+              </w:rPr>
+              <w:t>exactly-once</w:t>
+            </w:r>
+            <w:proofErr w:type="gramEnd"/>
+            <w:r>
+              <w:rPr>
+                <w:sz w:val="17"/>
+                <w:szCs w:val="17"/>
+              </w:rPr>
+              <w:t xml:space="preserve"> v2) for normalising and live rules; </w:t>
+            </w:r>
+            <w:proofErr w:type="spellStart"/>
+            <w:r>
+              <w:rPr>
+                <w:sz w:val="17"/>
+                <w:szCs w:val="17"/>
+              </w:rPr>
+              <w:t>ClickHouse</w:t>
+            </w:r>
+            <w:proofErr w:type="spellEnd"/>
+            <w:r>
+              <w:rPr>
+                <w:sz w:val="17"/>
+                <w:szCs w:val="17"/>
+              </w:rPr>
+              <w:t xml:space="preserve"> materialised views and Python jobs (pandas, </w:t>
+            </w:r>
+            <w:proofErr w:type="spellStart"/>
+            <w:r>
+              <w:rPr>
+                <w:sz w:val="17"/>
+                <w:szCs w:val="17"/>
+              </w:rPr>
+              <w:t>LightGBM</w:t>
+            </w:r>
+            <w:proofErr w:type="spellEnd"/>
+            <w:r>
+              <w:rPr>
+                <w:sz w:val="17"/>
+                <w:szCs w:val="17"/>
+              </w:rPr>
+              <w:t>) for history</w:t>
             </w:r>
           </w:p>
         </w:tc>
@@ -10613,7 +10672,23 @@
                 <w:sz w:val="17"/>
                 <w:szCs w:val="17"/>
               </w:rPr>
-              <w:t>Kafka Streams is a library inside each service: no extra cluster. Flink and Spark rejected for the time available; ClickHouse SQL aggregates 146M rows without them.</w:t>
+              <w:t xml:space="preserve">Kafka Streams is a library inside each service: no extra cluster. Flink and Spark rejected for the time available; </w:t>
+            </w:r>
+            <w:proofErr w:type="spellStart"/>
+            <w:r>
+              <w:rPr>
+                <w:sz w:val="17"/>
+                <w:szCs w:val="17"/>
+              </w:rPr>
+              <w:t>ClickHouse</w:t>
+            </w:r>
+            <w:proofErr w:type="spellEnd"/>
+            <w:r>
+              <w:rPr>
+                <w:sz w:val="17"/>
+                <w:szCs w:val="17"/>
+              </w:rPr>
+              <w:t xml:space="preserve"> SQL aggregates 146M rows without them.</w:t>
             </w:r>
           </w:p>
         </w:tc>
@@ -10676,7 +10751,55 @@
                 <w:sz w:val="17"/>
                 <w:szCs w:val="17"/>
               </w:rPr>
-              <w:t>PostgreSQL 16 (3NF, RLS); ClickHouse 24.8 (columnar); Redis 7.4; pgvector; SeaweedFS (S3 API)</w:t>
+              <w:t xml:space="preserve">PostgreSQL 16 (3NF, RLS); </w:t>
+            </w:r>
+            <w:proofErr w:type="spellStart"/>
+            <w:r>
+              <w:rPr>
+                <w:sz w:val="17"/>
+                <w:szCs w:val="17"/>
+              </w:rPr>
+              <w:t>ClickHouse</w:t>
+            </w:r>
+            <w:proofErr w:type="spellEnd"/>
+            <w:r>
+              <w:rPr>
+                <w:sz w:val="17"/>
+                <w:szCs w:val="17"/>
+              </w:rPr>
+              <w:t xml:space="preserve"> 24.8 (columnar); Redis 7.4; </w:t>
+            </w:r>
+            <w:proofErr w:type="spellStart"/>
+            <w:r>
+              <w:rPr>
+                <w:sz w:val="17"/>
+                <w:szCs w:val="17"/>
+              </w:rPr>
+              <w:t>pgvector</w:t>
+            </w:r>
+            <w:proofErr w:type="spellEnd"/>
+            <w:r>
+              <w:rPr>
+                <w:sz w:val="17"/>
+                <w:szCs w:val="17"/>
+              </w:rPr>
+              <w:t xml:space="preserve">; </w:t>
+            </w:r>
+            <w:proofErr w:type="spellStart"/>
+            <w:r>
+              <w:rPr>
+                <w:sz w:val="17"/>
+                <w:szCs w:val="17"/>
+              </w:rPr>
+              <w:t>SeaweedFS</w:t>
+            </w:r>
+            <w:proofErr w:type="spellEnd"/>
+            <w:r>
+              <w:rPr>
+                <w:sz w:val="17"/>
+                <w:szCs w:val="17"/>
+              </w:rPr>
+              <w:t xml:space="preserve"> (S3 API)</w:t>
             </w:r>
           </w:p>
         </w:tc>
@@ -10705,7 +10828,23 @@
                 <w:sz w:val="17"/>
                 <w:szCs w:val="17"/>
               </w:rPr>
-              <w:t>One store per access pattern (ADR 0005). A single Postgres rejected (write amplification at 10K events/s); Cassandra rejected (no ad-hoc analytics); a separate vector database rejected (thousands of vectors); MinIO rejected because its images are no longer published.</w:t>
+              <w:t xml:space="preserve">One store per access pattern (ADR 0005). A single Postgres rejected (write amplification at 10K events/s); Cassandra rejected (no ad-hoc analytics); a separate vector database rejected (thousands of vectors); </w:t>
+            </w:r>
+            <w:proofErr w:type="spellStart"/>
+            <w:r>
+              <w:rPr>
+                <w:sz w:val="17"/>
+                <w:szCs w:val="17"/>
+              </w:rPr>
+              <w:t>MinIO</w:t>
+            </w:r>
+            <w:proofErr w:type="spellEnd"/>
+            <w:r>
+              <w:rPr>
+                <w:sz w:val="17"/>
+                <w:szCs w:val="17"/>
+              </w:rPr>
+              <w:t xml:space="preserve"> rejected because its images are no longer published.</w:t>
             </w:r>
           </w:p>
         </w:tc>
@@ -10763,12 +10902,85 @@
             <w:pPr>
               <w:spacing w:line="250" w:lineRule="auto"/>
             </w:pPr>
-            <w:r>
-              <w:rPr>
-                <w:sz w:val="17"/>
-                <w:szCs w:val="17"/>
-              </w:rPr>
-              <w:t>FastAPI (Python 3.12, async psycopg 3, PyJWT); React 19, Vite, TanStack Query, MapLibre GL, Recharts</w:t>
+            <w:proofErr w:type="spellStart"/>
+            <w:r>
+              <w:rPr>
+                <w:sz w:val="17"/>
+                <w:szCs w:val="17"/>
+              </w:rPr>
+              <w:t>FastAPI</w:t>
+            </w:r>
+            <w:proofErr w:type="spellEnd"/>
+            <w:r>
+              <w:rPr>
+                <w:sz w:val="17"/>
+                <w:szCs w:val="17"/>
+              </w:rPr>
+              <w:t xml:space="preserve"> (Python 3.12, async </w:t>
+            </w:r>
+            <w:proofErr w:type="spellStart"/>
+            <w:r>
+              <w:rPr>
+                <w:sz w:val="17"/>
+                <w:szCs w:val="17"/>
+              </w:rPr>
+              <w:t>psycopg</w:t>
+            </w:r>
+            <w:proofErr w:type="spellEnd"/>
+            <w:r>
+              <w:rPr>
+                <w:sz w:val="17"/>
+                <w:szCs w:val="17"/>
+              </w:rPr>
+              <w:t xml:space="preserve"> 3, </w:t>
+            </w:r>
+            <w:proofErr w:type="spellStart"/>
+            <w:r>
+              <w:rPr>
+                <w:sz w:val="17"/>
+                <w:szCs w:val="17"/>
+              </w:rPr>
+              <w:t>PyJWT</w:t>
+            </w:r>
+            <w:proofErr w:type="spellEnd"/>
+            <w:r>
+              <w:rPr>
+                <w:sz w:val="17"/>
+                <w:szCs w:val="17"/>
+              </w:rPr>
+              <w:t xml:space="preserve">); React 19, Vite, </w:t>
+            </w:r>
+            <w:proofErr w:type="spellStart"/>
+            <w:r>
+              <w:rPr>
+                <w:sz w:val="17"/>
+                <w:szCs w:val="17"/>
+              </w:rPr>
+              <w:t>TanStack</w:t>
+            </w:r>
+            <w:proofErr w:type="spellEnd"/>
+            <w:r>
+              <w:rPr>
+                <w:sz w:val="17"/>
+                <w:szCs w:val="17"/>
+              </w:rPr>
+              <w:t xml:space="preserve"> Query, </w:t>
+            </w:r>
+            <w:proofErr w:type="spellStart"/>
+            <w:r>
+              <w:rPr>
+                <w:sz w:val="17"/>
+                <w:szCs w:val="17"/>
+              </w:rPr>
+              <w:t>MapLibre</w:t>
+            </w:r>
+            <w:proofErr w:type="spellEnd"/>
+            <w:r>
+              <w:rPr>
+                <w:sz w:val="17"/>
+                <w:szCs w:val="17"/>
+              </w:rPr>
+              <w:t xml:space="preserve"> GL, Recharts</w:t>
             </w:r>
           </w:p>
         </w:tc>
@@ -10855,12 +11067,37 @@
             <w:pPr>
               <w:spacing w:line="250" w:lineRule="auto"/>
             </w:pPr>
-            <w:r>
-              <w:rPr>
-                <w:sz w:val="17"/>
-                <w:szCs w:val="17"/>
-              </w:rPr>
-              <w:t>LightGBM + isotonic calibration (scikit-learn); Gemini via function calling with a rule-based fallback; pgvector fault signatures</w:t>
+            <w:proofErr w:type="spellStart"/>
+            <w:r>
+              <w:rPr>
+                <w:sz w:val="17"/>
+                <w:szCs w:val="17"/>
+              </w:rPr>
+              <w:t>LightGBM</w:t>
+            </w:r>
+            <w:proofErr w:type="spellEnd"/>
+            <w:r>
+              <w:rPr>
+                <w:sz w:val="17"/>
+                <w:szCs w:val="17"/>
+              </w:rPr>
+              <w:t xml:space="preserve"> + isotonic calibration (scikit-learn); Gemini via function calling with a rule-based fallback; </w:t>
+            </w:r>
+            <w:proofErr w:type="spellStart"/>
+            <w:r>
+              <w:rPr>
+                <w:sz w:val="17"/>
+                <w:szCs w:val="17"/>
+              </w:rPr>
+              <w:t>pgvector</w:t>
+            </w:r>
+            <w:proofErr w:type="spellEnd"/>
+            <w:r>
+              <w:rPr>
+                <w:sz w:val="17"/>
+                <w:szCs w:val="17"/>
+              </w:rPr>
+              <w:t xml:space="preserve"> fault signatures</w:t>
             </w:r>
           </w:p>
         </w:tc>
@@ -10952,7 +11189,23 @@
                 <w:sz w:val="17"/>
                 <w:szCs w:val="17"/>
               </w:rPr>
-              <w:t>Docker Compose; Helm chart with AWS and GCP values; Terraform for AWS (EKS, RDS, MSK, ElastiCache, S3, ECR); GitHub Actions; Prometheus metrics endpoints</w:t>
+              <w:t xml:space="preserve">Docker Compose; Helm chart with AWS and GCP values; Terraform for AWS (EKS, RDS, MSK, </w:t>
+            </w:r>
+            <w:proofErr w:type="spellStart"/>
+            <w:r>
+              <w:rPr>
+                <w:sz w:val="17"/>
+                <w:szCs w:val="17"/>
+              </w:rPr>
+              <w:t>ElastiCache</w:t>
+            </w:r>
+            <w:proofErr w:type="spellEnd"/>
+            <w:r>
+              <w:rPr>
+                <w:sz w:val="17"/>
+                <w:szCs w:val="17"/>
+              </w:rPr>
+              <w:t>, S3, ECR); GitHub Actions; Prometheus metrics endpoints</w:t>
             </w:r>
           </w:p>
         </w:tc>
@@ -10998,6 +11251,7 @@
       </w:pPr>
       <w:bookmarkStart w:id="13" w:name="s14"/>
       <w:r>
+        <w:lastRenderedPageBreak/>
         <w:t>5.3 Data Architecture</w:t>
       </w:r>
       <w:bookmarkEnd w:id="13"/>
@@ -11040,7 +11294,7 @@
                     <pic:cNvPicPr/>
                   </pic:nvPicPr>
                   <pic:blipFill>
-                    <a:blip r:embed="rId11"/>
+                    <a:blip r:embed="rId12"/>
                     <a:stretch>
                       <a:fillRect/>
                     </a:stretch>
@@ -11101,7 +11355,7 @@
                     <pic:cNvPicPr/>
                   </pic:nvPicPr>
                   <pic:blipFill>
-                    <a:blip r:embed="rId12"/>
+                    <a:blip r:embed="rId13"/>
                     <a:stretch>
                       <a:fillRect/>
                     </a:stretch>
@@ -11135,7 +11389,51 @@
           <w:sz w:val="17"/>
           <w:szCs w:val="17"/>
         </w:rPr>
-        <w:t>Figure 5b. Alerts, predictions, maintenance, bookings, copilot actions and the audit log. 28 tables in total; full schema in infra/postgres/init/01_schema.sql.</w:t>
+        <w:t>Figure 5b. Alerts, predictions, maintenance, bookings, copilot actions and the audit log. 28 tables in total; full schema in infra/</w:t>
+      </w:r>
+      <w:proofErr w:type="spellStart"/>
+      <w:r>
+        <w:rPr>
+          <w:i/>
+          <w:iCs/>
+          <w:color w:val="595959"/>
+          <w:sz w:val="17"/>
+          <w:szCs w:val="17"/>
+        </w:rPr>
+        <w:t>postgres</w:t>
+      </w:r>
+      <w:proofErr w:type="spellEnd"/>
+      <w:r>
+        <w:rPr>
+          <w:i/>
+          <w:iCs/>
+          <w:color w:val="595959"/>
+          <w:sz w:val="17"/>
+          <w:szCs w:val="17"/>
+        </w:rPr>
+        <w:t>/</w:t>
+      </w:r>
+      <w:proofErr w:type="spellStart"/>
+      <w:r>
+        <w:rPr>
+          <w:i/>
+          <w:iCs/>
+          <w:color w:val="595959"/>
+          <w:sz w:val="17"/>
+          <w:szCs w:val="17"/>
+        </w:rPr>
+        <w:t>init</w:t>
+      </w:r>
+      <w:proofErr w:type="spellEnd"/>
+      <w:r>
+        <w:rPr>
+          <w:i/>
+          <w:iCs/>
+          <w:color w:val="595959"/>
+          <w:sz w:val="17"/>
+          <w:szCs w:val="17"/>
+        </w:rPr>
+        <w:t>/01_schema.sql.</w:t>
       </w:r>
     </w:p>
     <w:tbl>
@@ -11346,7 +11644,23 @@
                 <w:sz w:val="15"/>
                 <w:szCs w:val="15"/>
               </w:rPr>
-              <w:t>id; dedup_key unique</w:t>
+              <w:t xml:space="preserve">id; </w:t>
+            </w:r>
+            <w:proofErr w:type="spellStart"/>
+            <w:r>
+              <w:rPr>
+                <w:sz w:val="15"/>
+                <w:szCs w:val="15"/>
+              </w:rPr>
+              <w:t>dedup_key</w:t>
+            </w:r>
+            <w:proofErr w:type="spellEnd"/>
+            <w:r>
+              <w:rPr>
+                <w:sz w:val="15"/>
+                <w:szCs w:val="15"/>
+              </w:rPr>
+              <w:t xml:space="preserve"> unique</w:t>
             </w:r>
           </w:p>
         </w:tc>
@@ -11375,8 +11689,17 @@
                 <w:sz w:val="15"/>
                 <w:szCs w:val="15"/>
               </w:rPr>
-              <w:t>vehicle, alert_rule</w:t>
-            </w:r>
+              <w:t xml:space="preserve">vehicle, </w:t>
+            </w:r>
+            <w:proofErr w:type="spellStart"/>
+            <w:r>
+              <w:rPr>
+                <w:sz w:val="15"/>
+                <w:szCs w:val="15"/>
+              </w:rPr>
+              <w:t>alert_rule</w:t>
+            </w:r>
+            <w:proofErr w:type="spellEnd"/>
           </w:p>
         </w:tc>
         <w:tc>
@@ -11433,6 +11756,7 @@
             <w:pPr>
               <w:spacing w:line="250" w:lineRule="auto"/>
             </w:pPr>
+            <w:proofErr w:type="spellStart"/>
             <w:r>
               <w:rPr>
                 <w:sz w:val="15"/>
@@ -11440,6 +11764,7 @@
               </w:rPr>
               <w:t>risk_score</w:t>
             </w:r>
+            <w:proofErr w:type="spellEnd"/>
           </w:p>
         </w:tc>
         <w:tc>
@@ -11467,7 +11792,39 @@
                 <w:sz w:val="15"/>
                 <w:szCs w:val="15"/>
               </w:rPr>
-              <w:t>(vehicle_id, scored_at)</w:t>
+              <w:t>(</w:t>
+            </w:r>
+            <w:proofErr w:type="spellStart"/>
+            <w:r>
+              <w:rPr>
+                <w:sz w:val="15"/>
+                <w:szCs w:val="15"/>
+              </w:rPr>
+              <w:t>vehicle_id</w:t>
+            </w:r>
+            <w:proofErr w:type="spellEnd"/>
+            <w:r>
+              <w:rPr>
+                <w:sz w:val="15"/>
+                <w:szCs w:val="15"/>
+              </w:rPr>
+              <w:t xml:space="preserve">, </w:t>
+            </w:r>
+            <w:proofErr w:type="spellStart"/>
+            <w:r>
+              <w:rPr>
+                <w:sz w:val="15"/>
+                <w:szCs w:val="15"/>
+              </w:rPr>
+              <w:t>scored_at</w:t>
+            </w:r>
+            <w:proofErr w:type="spellEnd"/>
+            <w:r>
+              <w:rPr>
+                <w:sz w:val="15"/>
+                <w:szCs w:val="15"/>
+              </w:rPr>
+              <w:t>)</w:t>
             </w:r>
           </w:p>
         </w:tc>
@@ -11496,8 +11853,17 @@
                 <w:sz w:val="15"/>
                 <w:szCs w:val="15"/>
               </w:rPr>
-              <w:t>vehicle, risk_model</w:t>
-            </w:r>
+              <w:t xml:space="preserve">vehicle, </w:t>
+            </w:r>
+            <w:proofErr w:type="spellStart"/>
+            <w:r>
+              <w:rPr>
+                <w:sz w:val="15"/>
+                <w:szCs w:val="15"/>
+              </w:rPr>
+              <w:t>risk_model</w:t>
+            </w:r>
+            <w:proofErr w:type="spellEnd"/>
           </w:p>
         </w:tc>
         <w:tc>
@@ -11554,6 +11920,7 @@
             <w:pPr>
               <w:spacing w:line="250" w:lineRule="auto"/>
             </w:pPr>
+            <w:proofErr w:type="spellStart"/>
             <w:r>
               <w:rPr>
                 <w:sz w:val="15"/>
@@ -11561,6 +11928,7 @@
               </w:rPr>
               <w:t>maintenance_event</w:t>
             </w:r>
+            <w:proofErr w:type="spellEnd"/>
           </w:p>
         </w:tc>
         <w:tc>
@@ -11617,8 +11985,17 @@
                 <w:sz w:val="15"/>
                 <w:szCs w:val="15"/>
               </w:rPr>
-              <w:t>vehicle, dtc_code</w:t>
-            </w:r>
+              <w:t xml:space="preserve">vehicle, </w:t>
+            </w:r>
+            <w:proofErr w:type="spellStart"/>
+            <w:r>
+              <w:rPr>
+                <w:sz w:val="15"/>
+                <w:szCs w:val="15"/>
+              </w:rPr>
+              <w:t>dtc_code</w:t>
+            </w:r>
+            <w:proofErr w:type="spellEnd"/>
           </w:p>
         </w:tc>
         <w:tc>
@@ -11675,6 +12052,7 @@
             <w:pPr>
               <w:spacing w:line="250" w:lineRule="auto"/>
             </w:pPr>
+            <w:proofErr w:type="spellStart"/>
             <w:r>
               <w:rPr>
                 <w:sz w:val="15"/>
@@ -11682,6 +12060,7 @@
               </w:rPr>
               <w:t>service_booking</w:t>
             </w:r>
+            <w:proofErr w:type="spellEnd"/>
           </w:p>
         </w:tc>
         <w:tc>
@@ -11738,8 +12117,17 @@
                 <w:sz w:val="15"/>
                 <w:szCs w:val="15"/>
               </w:rPr>
-              <w:t>vehicle, depot, app_user</w:t>
-            </w:r>
+              <w:t xml:space="preserve">vehicle, depot, </w:t>
+            </w:r>
+            <w:proofErr w:type="spellStart"/>
+            <w:r>
+              <w:rPr>
+                <w:sz w:val="15"/>
+                <w:szCs w:val="15"/>
+              </w:rPr>
+              <w:t>app_user</w:t>
+            </w:r>
+            <w:proofErr w:type="spellEnd"/>
           </w:p>
         </w:tc>
         <w:tc>
@@ -11796,6 +12184,7 @@
             <w:pPr>
               <w:spacing w:line="250" w:lineRule="auto"/>
             </w:pPr>
+            <w:proofErr w:type="spellStart"/>
             <w:r>
               <w:rPr>
                 <w:sz w:val="15"/>
@@ -11803,6 +12192,7 @@
               </w:rPr>
               <w:t>fault_signature</w:t>
             </w:r>
+            <w:proofErr w:type="spellEnd"/>
           </w:p>
         </w:tc>
         <w:tc>
@@ -11888,7 +12278,23 @@
                 <w:sz w:val="15"/>
                 <w:szCs w:val="15"/>
               </w:rPr>
-              <w:t>16-number fingerprints (pgvector) with the outcome</w:t>
+              <w:t>16-number fingerprints (</w:t>
+            </w:r>
+            <w:proofErr w:type="spellStart"/>
+            <w:r>
+              <w:rPr>
+                <w:sz w:val="15"/>
+                <w:szCs w:val="15"/>
+              </w:rPr>
+              <w:t>pgvector</w:t>
+            </w:r>
+            <w:proofErr w:type="spellEnd"/>
+            <w:r>
+              <w:rPr>
+                <w:sz w:val="15"/>
+                <w:szCs w:val="15"/>
+              </w:rPr>
+              <w:t>) with the outcome</w:t>
             </w:r>
           </w:p>
         </w:tc>
@@ -11917,13 +12323,16 @@
             <w:pPr>
               <w:spacing w:line="250" w:lineRule="auto"/>
             </w:pPr>
-            <w:r>
-              <w:rPr>
-                <w:sz w:val="15"/>
-                <w:szCs w:val="15"/>
-              </w:rPr>
+            <w:proofErr w:type="spellStart"/>
+            <w:r>
+              <w:rPr>
+                <w:sz w:val="15"/>
+                <w:szCs w:val="15"/>
+              </w:rPr>
+              <w:lastRenderedPageBreak/>
               <w:t>agent_action</w:t>
             </w:r>
+            <w:proofErr w:type="spellEnd"/>
           </w:p>
         </w:tc>
         <w:tc>
@@ -11975,6 +12384,7 @@
             <w:pPr>
               <w:spacing w:line="250" w:lineRule="auto"/>
             </w:pPr>
+            <w:proofErr w:type="spellStart"/>
             <w:r>
               <w:rPr>
                 <w:sz w:val="15"/>
@@ -11982,6 +12392,7 @@
               </w:rPr>
               <w:t>app_user</w:t>
             </w:r>
+            <w:proofErr w:type="spellEnd"/>
           </w:p>
         </w:tc>
         <w:tc>
@@ -12038,6 +12449,7 @@
             <w:pPr>
               <w:spacing w:line="250" w:lineRule="auto"/>
             </w:pPr>
+            <w:proofErr w:type="spellStart"/>
             <w:r>
               <w:rPr>
                 <w:sz w:val="15"/>
@@ -12045,6 +12457,7 @@
               </w:rPr>
               <w:t>audit_log</w:t>
             </w:r>
+            <w:proofErr w:type="spellEnd"/>
           </w:p>
         </w:tc>
         <w:tc>
@@ -12150,17 +12563,35 @@
           <w:b/>
           <w:bCs/>
         </w:rPr>
-        <w:t>Deliberate denormalisation.</w:t>
+        <w:t xml:space="preserve">Deliberate </w:t>
+      </w:r>
+      <w:proofErr w:type="spellStart"/>
+      <w:r>
+        <w:rPr>
+          <w:b/>
+          <w:bCs/>
+        </w:rPr>
+        <w:t>denormalisation</w:t>
+      </w:r>
+      <w:proofErr w:type="spellEnd"/>
+      <w:r>
+        <w:rPr>
+          <w:b/>
+          <w:bCs/>
+        </w:rPr>
+        <w:t>.</w:t>
       </w:r>
       <w:r>
         <w:t xml:space="preserve"> </w:t>
       </w:r>
+      <w:proofErr w:type="spellStart"/>
       <w:r>
         <w:rPr>
           <w:rFonts w:ascii="Consolas" w:hAnsi="Consolas" w:cs="Consolas"/>
         </w:rPr>
         <w:t>tenant_id</w:t>
       </w:r>
+      <w:proofErr w:type="spellEnd"/>
       <w:r>
         <w:t xml:space="preserve"> is copied onto </w:t>
       </w:r>
@@ -12182,48 +12613,106 @@
       <w:r>
         <w:t xml:space="preserve">, </w:t>
       </w:r>
+      <w:proofErr w:type="spellStart"/>
       <w:r>
         <w:rPr>
           <w:rFonts w:ascii="Consolas" w:hAnsi="Consolas" w:cs="Consolas"/>
         </w:rPr>
         <w:t>risk_score</w:t>
       </w:r>
+      <w:proofErr w:type="spellEnd"/>
       <w:r>
         <w:t xml:space="preserve"> and </w:t>
       </w:r>
+      <w:proofErr w:type="spellStart"/>
       <w:r>
         <w:rPr>
           <w:rFonts w:ascii="Consolas" w:hAnsi="Consolas" w:cs="Consolas"/>
         </w:rPr>
         <w:t>maintenance_event</w:t>
       </w:r>
+      <w:proofErr w:type="spellEnd"/>
       <w:r>
         <w:t xml:space="preserve"> so row-level security needs no join. A composite foreign key (</w:t>
       </w:r>
+      <w:proofErr w:type="gramStart"/>
       <w:r>
         <w:rPr>
           <w:rFonts w:ascii="Consolas" w:hAnsi="Consolas" w:cs="Consolas"/>
         </w:rPr>
-        <w:t>vehicle(fleet_id, tenant_id)</w:t>
+        <w:t>vehicle(</w:t>
+      </w:r>
+      <w:proofErr w:type="spellStart"/>
+      <w:proofErr w:type="gramEnd"/>
+      <w:r>
+        <w:rPr>
+          <w:rFonts w:ascii="Consolas" w:hAnsi="Consolas" w:cs="Consolas"/>
+        </w:rPr>
+        <w:t>fleet_id</w:t>
+      </w:r>
+      <w:proofErr w:type="spellEnd"/>
+      <w:r>
+        <w:rPr>
+          <w:rFonts w:ascii="Consolas" w:hAnsi="Consolas" w:cs="Consolas"/>
+        </w:rPr>
+        <w:t xml:space="preserve">, </w:t>
+      </w:r>
+      <w:proofErr w:type="spellStart"/>
+      <w:r>
+        <w:rPr>
+          <w:rFonts w:ascii="Consolas" w:hAnsi="Consolas" w:cs="Consolas"/>
+        </w:rPr>
+        <w:t>tenant_id</w:t>
+      </w:r>
+      <w:proofErr w:type="spellEnd"/>
+      <w:r>
+        <w:rPr>
+          <w:rFonts w:ascii="Consolas" w:hAnsi="Consolas" w:cs="Consolas"/>
+        </w:rPr>
+        <w:t>)</w:t>
       </w:r>
       <w:r>
         <w:t xml:space="preserve"> → </w:t>
       </w:r>
+      <w:proofErr w:type="gramStart"/>
       <w:r>
         <w:rPr>
           <w:rFonts w:ascii="Consolas" w:hAnsi="Consolas" w:cs="Consolas"/>
         </w:rPr>
-        <w:t>fleet(id, tenant_id)</w:t>
+        <w:t>fleet(</w:t>
+      </w:r>
+      <w:proofErr w:type="gramEnd"/>
+      <w:r>
+        <w:rPr>
+          <w:rFonts w:ascii="Consolas" w:hAnsi="Consolas" w:cs="Consolas"/>
+        </w:rPr>
+        <w:t xml:space="preserve">id, </w:t>
+      </w:r>
+      <w:proofErr w:type="spellStart"/>
+      <w:r>
+        <w:rPr>
+          <w:rFonts w:ascii="Consolas" w:hAnsi="Consolas" w:cs="Consolas"/>
+        </w:rPr>
+        <w:t>tenant_id</w:t>
+      </w:r>
+      <w:proofErr w:type="spellEnd"/>
+      <w:r>
+        <w:rPr>
+          <w:rFonts w:ascii="Consolas" w:hAnsi="Consolas" w:cs="Consolas"/>
+        </w:rPr>
+        <w:t>)</w:t>
       </w:r>
       <w:r>
         <w:t xml:space="preserve">) makes an inconsistent copy impossible. Model attributes live on </w:t>
       </w:r>
+      <w:proofErr w:type="spellStart"/>
       <w:r>
         <w:rPr>
           <w:rFonts w:ascii="Consolas" w:hAnsi="Consolas" w:cs="Consolas"/>
         </w:rPr>
         <w:t>vehicle_model</w:t>
       </w:r>
+      <w:proofErr w:type="spellEnd"/>
       <w:r>
         <w:t xml:space="preserve">, not </w:t>
       </w:r>
@@ -12236,12 +12725,14 @@
       <w:r>
         <w:t xml:space="preserve">, and drivers relate to vehicles through </w:t>
       </w:r>
+      <w:proofErr w:type="spellStart"/>
       <w:r>
         <w:rPr>
           <w:rFonts w:ascii="Consolas" w:hAnsi="Consolas" w:cs="Consolas"/>
         </w:rPr>
         <w:t>driver_assignment</w:t>
       </w:r>
+      <w:proofErr w:type="spellEnd"/>
       <w:r>
         <w:t xml:space="preserve"> over time.</w:t>
       </w:r>
@@ -12522,6 +13013,7 @@
             <w:pPr>
               <w:spacing w:line="250" w:lineRule="auto"/>
             </w:pPr>
+            <w:proofErr w:type="spellStart"/>
             <w:r>
               <w:rPr>
                 <w:sz w:val="17"/>
@@ -12529,6 +13021,7 @@
               </w:rPr>
               <w:t>ClickHouse</w:t>
             </w:r>
+            <w:proofErr w:type="spellEnd"/>
           </w:p>
         </w:tc>
         <w:tc>
@@ -12556,7 +13049,23 @@
                 <w:sz w:val="17"/>
                 <w:szCs w:val="17"/>
               </w:rPr>
-              <w:t>AP-leaning, PACELC ‘else latency’: may trail Kafka by up to 5 s; exact via replay and dedup tokens</w:t>
+              <w:t xml:space="preserve">AP-leaning, PACELC ‘else latency’: may trail Kafka by up to 5 s; exact via replay and </w:t>
+            </w:r>
+            <w:proofErr w:type="spellStart"/>
+            <w:r>
+              <w:rPr>
+                <w:sz w:val="17"/>
+                <w:szCs w:val="17"/>
+              </w:rPr>
+              <w:t>dedup</w:t>
+            </w:r>
+            <w:proofErr w:type="spellEnd"/>
+            <w:r>
+              <w:rPr>
+                <w:sz w:val="17"/>
+                <w:szCs w:val="17"/>
+              </w:rPr>
+              <w:t xml:space="preserve"> tokens</w:t>
             </w:r>
           </w:p>
         </w:tc>
@@ -12798,12 +13307,21 @@
             <w:pPr>
               <w:spacing w:line="250" w:lineRule="auto"/>
             </w:pPr>
-            <w:r>
-              <w:rPr>
-                <w:sz w:val="17"/>
-                <w:szCs w:val="17"/>
-              </w:rPr>
-              <w:t>pgvector in Postgres</w:t>
+            <w:proofErr w:type="spellStart"/>
+            <w:r>
+              <w:rPr>
+                <w:sz w:val="17"/>
+                <w:szCs w:val="17"/>
+              </w:rPr>
+              <w:t>pgvector</w:t>
+            </w:r>
+            <w:proofErr w:type="spellEnd"/>
+            <w:r>
+              <w:rPr>
+                <w:sz w:val="17"/>
+                <w:szCs w:val="17"/>
+              </w:rPr>
+              <w:t xml:space="preserve"> in Postgres</w:t>
             </w:r>
           </w:p>
         </w:tc>
@@ -12924,7 +13442,23 @@
                 <w:sz w:val="17"/>
                 <w:szCs w:val="17"/>
               </w:rPr>
-              <w:t>Durable; written by ClickHouse tiering</w:t>
+              <w:t xml:space="preserve">Durable; written by </w:t>
+            </w:r>
+            <w:proofErr w:type="spellStart"/>
+            <w:r>
+              <w:rPr>
+                <w:sz w:val="17"/>
+                <w:szCs w:val="17"/>
+              </w:rPr>
+              <w:t>ClickHouse</w:t>
+            </w:r>
+            <w:proofErr w:type="spellEnd"/>
+            <w:r>
+              <w:rPr>
+                <w:sz w:val="17"/>
+                <w:szCs w:val="17"/>
+              </w:rPr>
+              <w:t xml:space="preserve"> tiering</w:t>
             </w:r>
           </w:p>
         </w:tc>
@@ -13216,7 +13750,23 @@
                 <w:sz w:val="17"/>
                 <w:szCs w:val="17"/>
               </w:rPr>
-              <w:t>~330 B raw JSON; 22 B per row in ClickHouse (6.1× compression)</w:t>
+              <w:t xml:space="preserve">~330 B raw JSON; 22 B per row in </w:t>
+            </w:r>
+            <w:proofErr w:type="spellStart"/>
+            <w:r>
+              <w:rPr>
+                <w:sz w:val="17"/>
+                <w:szCs w:val="17"/>
+              </w:rPr>
+              <w:t>ClickHouse</w:t>
+            </w:r>
+            <w:proofErr w:type="spellEnd"/>
+            <w:r>
+              <w:rPr>
+                <w:sz w:val="17"/>
+                <w:szCs w:val="17"/>
+              </w:rPr>
+              <w:t xml:space="preserve"> (6.1× compression)</w:t>
             </w:r>
           </w:p>
         </w:tc>
@@ -13308,8 +13858,17 @@
                 <w:sz w:val="17"/>
                 <w:szCs w:val="17"/>
               </w:rPr>
-              <w:t>864M events/day → ~19 GB/day, ~6.9 TB/year in ClickHouse</w:t>
-            </w:r>
+              <w:t xml:space="preserve">864M events/day → ~19 GB/day, ~6.9 TB/year in </w:t>
+            </w:r>
+            <w:proofErr w:type="spellStart"/>
+            <w:r>
+              <w:rPr>
+                <w:sz w:val="17"/>
+                <w:szCs w:val="17"/>
+              </w:rPr>
+              <w:t>ClickHouse</w:t>
+            </w:r>
+            <w:proofErr w:type="spellEnd"/>
           </w:p>
         </w:tc>
         <w:tc>
@@ -13400,7 +13959,55 @@
                 <w:sz w:val="17"/>
                 <w:szCs w:val="17"/>
               </w:rPr>
-              <w:t>Kafka: VIN (24 partitions, even load: every vehicle reports at the same rate). ClickHouse: one partition per day, sorted by (vin, ts, seq). Postgres trips: monthly range partitions</w:t>
+              <w:t xml:space="preserve">Kafka: VIN (24 partitions, even load: every vehicle reports at the same rate). </w:t>
+            </w:r>
+            <w:proofErr w:type="spellStart"/>
+            <w:r>
+              <w:rPr>
+                <w:sz w:val="17"/>
+                <w:szCs w:val="17"/>
+              </w:rPr>
+              <w:t>ClickHouse</w:t>
+            </w:r>
+            <w:proofErr w:type="spellEnd"/>
+            <w:r>
+              <w:rPr>
+                <w:sz w:val="17"/>
+                <w:szCs w:val="17"/>
+              </w:rPr>
+              <w:t xml:space="preserve">: one partition per day, sorted by (vin, </w:t>
+            </w:r>
+            <w:proofErr w:type="spellStart"/>
+            <w:r>
+              <w:rPr>
+                <w:sz w:val="17"/>
+                <w:szCs w:val="17"/>
+              </w:rPr>
+              <w:t>ts</w:t>
+            </w:r>
+            <w:proofErr w:type="spellEnd"/>
+            <w:r>
+              <w:rPr>
+                <w:sz w:val="17"/>
+                <w:szCs w:val="17"/>
+              </w:rPr>
+              <w:t xml:space="preserve">, </w:t>
+            </w:r>
+            <w:proofErr w:type="spellStart"/>
+            <w:r>
+              <w:rPr>
+                <w:sz w:val="17"/>
+                <w:szCs w:val="17"/>
+              </w:rPr>
+              <w:t>seq</w:t>
+            </w:r>
+            <w:proofErr w:type="spellEnd"/>
+            <w:r>
+              <w:rPr>
+                <w:sz w:val="17"/>
+                <w:szCs w:val="17"/>
+              </w:rPr>
+              <w:t>). Postgres trips: monthly range partitions</w:t>
             </w:r>
           </w:p>
         </w:tc>
@@ -13492,7 +14099,23 @@
                 <w:sz w:val="17"/>
                 <w:szCs w:val="17"/>
               </w:rPr>
-              <w:t>Redis: seconds. Kafka raw 7 days, canonical 3 days. ClickHouse local disk 30 days (~570 GB at design rate), S3 days 30–90 (~1.1 TB), deleted at 90. Daily rollups kept</w:t>
+              <w:t xml:space="preserve">Redis: seconds. Kafka raw 7 days, canonical 3 days. </w:t>
+            </w:r>
+            <w:proofErr w:type="spellStart"/>
+            <w:r>
+              <w:rPr>
+                <w:sz w:val="17"/>
+                <w:szCs w:val="17"/>
+              </w:rPr>
+              <w:t>ClickHouse</w:t>
+            </w:r>
+            <w:proofErr w:type="spellEnd"/>
+            <w:r>
+              <w:rPr>
+                <w:sz w:val="17"/>
+                <w:szCs w:val="17"/>
+              </w:rPr>
+              <w:t xml:space="preserve"> local disk 30 days (~570 GB at design rate), S3 days 30–90 (~1.1 TB), deleted at 90. Daily rollups kept</w:t>
             </w:r>
           </w:p>
         </w:tc>
@@ -13584,7 +14207,23 @@
                 <w:sz w:val="17"/>
                 <w:szCs w:val="17"/>
               </w:rPr>
-              <w:t>~$45/month hot disk (gp3) and ~$25/month cold S3 per ClickHouse copy</w:t>
+              <w:t xml:space="preserve">~$45/month hot disk (gp3) and ~$25/month cold S3 per </w:t>
+            </w:r>
+            <w:proofErr w:type="spellStart"/>
+            <w:r>
+              <w:rPr>
+                <w:sz w:val="17"/>
+                <w:szCs w:val="17"/>
+              </w:rPr>
+              <w:t>ClickHouse</w:t>
+            </w:r>
+            <w:proofErr w:type="spellEnd"/>
+            <w:r>
+              <w:rPr>
+                <w:sz w:val="17"/>
+                <w:szCs w:val="17"/>
+              </w:rPr>
+              <w:t xml:space="preserve"> copy</w:t>
             </w:r>
           </w:p>
         </w:tc>
@@ -13713,6 +14352,7 @@
                 <w:sz w:val="17"/>
                 <w:szCs w:val="17"/>
               </w:rPr>
+              <w:lastRenderedPageBreak/>
               <w:t>Query</w:t>
             </w:r>
           </w:p>
@@ -13745,31 +14385,9 @@
                 <w:sz w:val="17"/>
                 <w:szCs w:val="17"/>
               </w:rPr>
-              <w:t>Before (ms)</w:t>
-            </w:r>
-          </w:p>
-        </w:tc>
-        <w:tc>
-          <w:tcPr>
-            <w:tcW w:w="1116" w:type="dxa"/>
-            <w:tcBorders>
-              <w:top w:val="single" w:sz="4" w:space="0" w:color="BFBFBF"/>
-              <w:left w:val="single" w:sz="4" w:space="0" w:color="BFBFBF"/>
-              <w:bottom w:val="single" w:sz="4" w:space="0" w:color="BFBFBF"/>
-              <w:right w:val="single" w:sz="4" w:space="0" w:color="BFBFBF"/>
-            </w:tcBorders>
-            <w:shd w:val="clear" w:color="auto" w:fill="F2F2F2"/>
-            <w:tcMar>
-              <w:top w:w="60" w:type="dxa"/>
-              <w:left w:w="90" w:type="dxa"/>
-              <w:bottom w:w="60" w:type="dxa"/>
-              <w:right w:w="90" w:type="dxa"/>
-            </w:tcMar>
-          </w:tcPr>
-          <w:p>
-            <w:pPr>
-              <w:spacing w:line="250" w:lineRule="auto"/>
-            </w:pPr>
+              <w:t>Before (</w:t>
+            </w:r>
+            <w:proofErr w:type="spellStart"/>
             <w:r>
               <w:rPr>
                 <w:b/>
@@ -13777,7 +14395,69 @@
                 <w:sz w:val="17"/>
                 <w:szCs w:val="17"/>
               </w:rPr>
-              <w:t>After (ms)</w:t>
+              <w:t>ms</w:t>
+            </w:r>
+            <w:proofErr w:type="spellEnd"/>
+            <w:r>
+              <w:rPr>
+                <w:b/>
+                <w:bCs/>
+                <w:sz w:val="17"/>
+                <w:szCs w:val="17"/>
+              </w:rPr>
+              <w:t>)</w:t>
+            </w:r>
+          </w:p>
+        </w:tc>
+        <w:tc>
+          <w:tcPr>
+            <w:tcW w:w="1116" w:type="dxa"/>
+            <w:tcBorders>
+              <w:top w:val="single" w:sz="4" w:space="0" w:color="BFBFBF"/>
+              <w:left w:val="single" w:sz="4" w:space="0" w:color="BFBFBF"/>
+              <w:bottom w:val="single" w:sz="4" w:space="0" w:color="BFBFBF"/>
+              <w:right w:val="single" w:sz="4" w:space="0" w:color="BFBFBF"/>
+            </w:tcBorders>
+            <w:shd w:val="clear" w:color="auto" w:fill="F2F2F2"/>
+            <w:tcMar>
+              <w:top w:w="60" w:type="dxa"/>
+              <w:left w:w="90" w:type="dxa"/>
+              <w:bottom w:w="60" w:type="dxa"/>
+              <w:right w:w="90" w:type="dxa"/>
+            </w:tcMar>
+          </w:tcPr>
+          <w:p>
+            <w:pPr>
+              <w:spacing w:line="250" w:lineRule="auto"/>
+            </w:pPr>
+            <w:r>
+              <w:rPr>
+                <w:b/>
+                <w:bCs/>
+                <w:sz w:val="17"/>
+                <w:szCs w:val="17"/>
+              </w:rPr>
+              <w:t>After (</w:t>
+            </w:r>
+            <w:proofErr w:type="spellStart"/>
+            <w:r>
+              <w:rPr>
+                <w:b/>
+                <w:bCs/>
+                <w:sz w:val="17"/>
+                <w:szCs w:val="17"/>
+              </w:rPr>
+              <w:t>ms</w:t>
+            </w:r>
+            <w:proofErr w:type="spellEnd"/>
+            <w:r>
+              <w:rPr>
+                <w:b/>
+                <w:bCs/>
+                <w:sz w:val="17"/>
+                <w:szCs w:val="17"/>
+              </w:rPr>
+              <w:t>)</w:t>
             </w:r>
           </w:p>
         </w:tc>
@@ -13932,6 +14612,7 @@
               </w:rPr>
               <w:t xml:space="preserve">Index </w:t>
             </w:r>
+            <w:proofErr w:type="spellStart"/>
             <w:r>
               <w:rPr>
                 <w:rFonts w:ascii="Consolas" w:hAnsi="Consolas" w:cs="Consolas"/>
@@ -13940,6 +14621,7 @@
               </w:rPr>
               <w:t>risk_score_ranked</w:t>
             </w:r>
+            <w:proofErr w:type="spellEnd"/>
             <w:r>
               <w:rPr>
                 <w:sz w:val="17"/>
@@ -14189,6 +14871,7 @@
               </w:rPr>
               <w:t xml:space="preserve">Index </w:t>
             </w:r>
+            <w:proofErr w:type="spellStart"/>
             <w:r>
               <w:rPr>
                 <w:rFonts w:ascii="Consolas" w:hAnsi="Consolas" w:cs="Consolas"/>
@@ -14197,12 +14880,29 @@
               </w:rPr>
               <w:t>alert_tenant_opened</w:t>
             </w:r>
-            <w:r>
-              <w:rPr>
-                <w:sz w:val="17"/>
-                <w:szCs w:val="17"/>
-              </w:rPr>
-              <w:t xml:space="preserve"> (tenant, opened_at DESC, id DESC): no sort of 42K alerts</w:t>
+            <w:proofErr w:type="spellEnd"/>
+            <w:r>
+              <w:rPr>
+                <w:sz w:val="17"/>
+                <w:szCs w:val="17"/>
+              </w:rPr>
+              <w:t xml:space="preserve"> (tenant, </w:t>
+            </w:r>
+            <w:proofErr w:type="spellStart"/>
+            <w:r>
+              <w:rPr>
+                <w:sz w:val="17"/>
+                <w:szCs w:val="17"/>
+              </w:rPr>
+              <w:t>opened_at</w:t>
+            </w:r>
+            <w:proofErr w:type="spellEnd"/>
+            <w:r>
+              <w:rPr>
+                <w:sz w:val="17"/>
+                <w:szCs w:val="17"/>
+              </w:rPr>
+              <w:t xml:space="preserve"> DESC, id DESC): no sort of 42K alerts</w:t>
             </w:r>
           </w:p>
         </w:tc>
@@ -14247,7 +14947,7 @@
                     <pic:cNvPicPr/>
                   </pic:nvPicPr>
                   <pic:blipFill>
-                    <a:blip r:embed="rId13"/>
+                    <a:blip r:embed="rId14"/>
                     <a:stretch>
                       <a:fillRect/>
                     </a:stretch>
@@ -14301,7 +15001,15 @@
         <w:t>Cluster:</w:t>
       </w:r>
       <w:r>
-        <w:t xml:space="preserve"> one namespace; gateway HPA 3–12 and API HPA 3–10 at 70% CPU; normaliser and stream processor 3 replicas (scale with partitions, up to 24); replicas spread across zones; ingress with TLS and a NetworkPolicy.</w:t>
+        <w:t xml:space="preserve"> one namespace; gateway HPA 3–12 and API HPA 3–10 at 70% CPU; normaliser and stream processor 3 replicas (scale with partitions, up to 24); replicas spread across zones; ingress with TLS and a </w:t>
+      </w:r>
+      <w:proofErr w:type="spellStart"/>
+      <w:r>
+        <w:t>NetworkPolicy</w:t>
+      </w:r>
+      <w:proofErr w:type="spellEnd"/>
+      <w:r>
+        <w:t>.</w:t>
       </w:r>
     </w:p>
     <w:p>
@@ -14361,14 +15069,32 @@
         <w:t>Cloud-agnostic approach:</w:t>
       </w:r>
       <w:r>
-        <w:t xml:space="preserve"> services only speak Kafka, Postgres, ClickHouse HTTP, Redis and the S3 API, configured by environment variables. </w:t>
+        <w:t xml:space="preserve"> services only speak Kafka, Postgres, </w:t>
+      </w:r>
+      <w:proofErr w:type="spellStart"/>
+      <w:r>
+        <w:t>ClickHouse</w:t>
+      </w:r>
+      <w:proofErr w:type="spellEnd"/>
+      <w:r>
+        <w:t xml:space="preserve"> HTTP, Redis and the S3 API, configured by environment variables. </w:t>
       </w:r>
       <w:r>
         <w:rPr>
           <w:rFonts w:ascii="Consolas" w:hAnsi="Consolas" w:cs="Consolas"/>
         </w:rPr>
-        <w:t>values-aws.yaml</w:t>
-      </w:r>
+        <w:t>values-</w:t>
+      </w:r>
+      <w:proofErr w:type="spellStart"/>
+      <w:proofErr w:type="gramStart"/>
+      <w:r>
+        <w:rPr>
+          <w:rFonts w:ascii="Consolas" w:hAnsi="Consolas" w:cs="Consolas"/>
+        </w:rPr>
+        <w:t>aws.yaml</w:t>
+      </w:r>
+      <w:proofErr w:type="spellEnd"/>
+      <w:proofErr w:type="gramEnd"/>
       <w:r>
         <w:t xml:space="preserve"> and </w:t>
       </w:r>
@@ -14376,8 +15102,18 @@
         <w:rPr>
           <w:rFonts w:ascii="Consolas" w:hAnsi="Consolas" w:cs="Consolas"/>
         </w:rPr>
-        <w:t>values-gcp.yaml</w:t>
-      </w:r>
+        <w:t>values-</w:t>
+      </w:r>
+      <w:proofErr w:type="spellStart"/>
+      <w:proofErr w:type="gramStart"/>
+      <w:r>
+        <w:rPr>
+          <w:rFonts w:ascii="Consolas" w:hAnsi="Consolas" w:cs="Consolas"/>
+        </w:rPr>
+        <w:t>gcp.yaml</w:t>
+      </w:r>
+      <w:proofErr w:type="spellEnd"/>
+      <w:proofErr w:type="gramEnd"/>
       <w:r>
         <w:t xml:space="preserve"> differ; the code and images do not. Locally, </w:t>
       </w:r>
@@ -14388,7 +15124,15 @@
         <w:t>docker compose up -d --wait</w:t>
       </w:r>
       <w:r>
-        <w:t xml:space="preserve"> runs the same images. Terraform (AWS) provisions EKS, RDS, MSK, ElastiCache, S3 and ECR with encryption. </w:t>
+        <w:t xml:space="preserve"> runs the same images. Terraform (AWS) provisions EKS, RDS, MSK, </w:t>
+      </w:r>
+      <w:proofErr w:type="spellStart"/>
+      <w:r>
+        <w:t>ElastiCache</w:t>
+      </w:r>
+      <w:proofErr w:type="spellEnd"/>
+      <w:r>
+        <w:t xml:space="preserve">, S3 and ECR with encryption. </w:t>
       </w:r>
       <w:r>
         <w:rPr>
@@ -14467,7 +15211,11 @@
         <w:t>ports and adapters</w:t>
       </w:r>
       <w:r>
-        <w:t xml:space="preserve"> inside them. The core logic (mapping engine, VIN and fault-code parsing, service-plan allocation, parts forecast, model health) is pure code with no I/O, so it is unit-tested without brokers or databases, and adapters (Kafka, JDBC, HTTP, Redis) sit at the edges.</w:t>
+        <w:t xml:space="preserve"> inside them. The core logic (mapping engine, VIN and fault-code parsing, service-plan allocation, parts forecast, model </w:t>
+      </w:r>
+      <w:r>
+        <w:lastRenderedPageBreak/>
+        <w:t>health) is pure code with no I/O, so it is unit-tested without brokers or databases, and adapters (Kafka, JDBC, HTTP, Redis) sit at the edges.</w:t>
       </w:r>
     </w:p>
     <w:tbl>
@@ -14550,7 +15298,27 @@
                 <w:sz w:val="17"/>
                 <w:szCs w:val="17"/>
               </w:rPr>
-              <w:t>Responsibility (where in FleetPulse)</w:t>
+              <w:t xml:space="preserve">Responsibility (where in </w:t>
+            </w:r>
+            <w:proofErr w:type="spellStart"/>
+            <w:r>
+              <w:rPr>
+                <w:b/>
+                <w:bCs/>
+                <w:sz w:val="17"/>
+                <w:szCs w:val="17"/>
+              </w:rPr>
+              <w:t>FleetPulse</w:t>
+            </w:r>
+            <w:proofErr w:type="spellEnd"/>
+            <w:r>
+              <w:rPr>
+                <w:b/>
+                <w:bCs/>
+                <w:sz w:val="17"/>
+                <w:szCs w:val="17"/>
+              </w:rPr>
+              <w:t>)</w:t>
             </w:r>
           </w:p>
         </w:tc>
@@ -14647,13 +15415,23 @@
               </w:rPr>
               <w:t xml:space="preserve">HTTP, SSE, validation, OIDC checks, RFC 9457 errors: </w:t>
             </w:r>
+            <w:proofErr w:type="spellStart"/>
             <w:r>
               <w:rPr>
                 <w:rFonts w:ascii="Consolas" w:hAnsi="Consolas" w:cs="Consolas"/>
                 <w:sz w:val="17"/>
                 <w:szCs w:val="17"/>
               </w:rPr>
-              <w:t>fleetpulse_api/routers/*</w:t>
+              <w:t>fleetpulse_api</w:t>
+            </w:r>
+            <w:proofErr w:type="spellEnd"/>
+            <w:r>
+              <w:rPr>
+                <w:rFonts w:ascii="Consolas" w:hAnsi="Consolas" w:cs="Consolas"/>
+                <w:sz w:val="17"/>
+                <w:szCs w:val="17"/>
+              </w:rPr>
+              <w:t>/routers/*</w:t>
             </w:r>
             <w:r>
               <w:rPr>
@@ -14727,7 +15505,23 @@
                 <w:sz w:val="17"/>
                 <w:szCs w:val="17"/>
               </w:rPr>
-              <w:t>Contain business rules. Shortcut taken: read-only list queries sit in routers (listed as debt)</w:t>
+              <w:t xml:space="preserve">Contain business rules. Shortcut </w:t>
+            </w:r>
+            <w:proofErr w:type="gramStart"/>
+            <w:r>
+              <w:rPr>
+                <w:sz w:val="17"/>
+                <w:szCs w:val="17"/>
+              </w:rPr>
+              <w:t>taken:</w:t>
+            </w:r>
+            <w:proofErr w:type="gramEnd"/>
+            <w:r>
+              <w:rPr>
+                <w:sz w:val="17"/>
+                <w:szCs w:val="17"/>
+              </w:rPr>
+              <w:t xml:space="preserve"> read-only list queries sit in routers (listed as debt)</w:t>
             </w:r>
           </w:p>
         </w:tc>
@@ -14927,8 +15721,73 @@
                 <w:sz w:val="17"/>
                 <w:szCs w:val="17"/>
               </w:rPr>
-              <w:t xml:space="preserve"> (CanonicalEvent, Vin, Dtc, MappingSpec, EventMapper), </w:t>
-            </w:r>
+              <w:t xml:space="preserve"> (</w:t>
+            </w:r>
+            <w:proofErr w:type="spellStart"/>
+            <w:r>
+              <w:rPr>
+                <w:sz w:val="17"/>
+                <w:szCs w:val="17"/>
+              </w:rPr>
+              <w:t>CanonicalEvent</w:t>
+            </w:r>
+            <w:proofErr w:type="spellEnd"/>
+            <w:r>
+              <w:rPr>
+                <w:sz w:val="17"/>
+                <w:szCs w:val="17"/>
+              </w:rPr>
+              <w:t xml:space="preserve">, Vin, </w:t>
+            </w:r>
+            <w:proofErr w:type="spellStart"/>
+            <w:r>
+              <w:rPr>
+                <w:sz w:val="17"/>
+                <w:szCs w:val="17"/>
+              </w:rPr>
+              <w:t>Dtc</w:t>
+            </w:r>
+            <w:proofErr w:type="spellEnd"/>
+            <w:r>
+              <w:rPr>
+                <w:sz w:val="17"/>
+                <w:szCs w:val="17"/>
+              </w:rPr>
+              <w:t xml:space="preserve">, </w:t>
+            </w:r>
+            <w:proofErr w:type="spellStart"/>
+            <w:r>
+              <w:rPr>
+                <w:sz w:val="17"/>
+                <w:szCs w:val="17"/>
+              </w:rPr>
+              <w:t>MappingSpec</w:t>
+            </w:r>
+            <w:proofErr w:type="spellEnd"/>
+            <w:r>
+              <w:rPr>
+                <w:sz w:val="17"/>
+                <w:szCs w:val="17"/>
+              </w:rPr>
+              <w:t xml:space="preserve">, </w:t>
+            </w:r>
+            <w:proofErr w:type="spellStart"/>
+            <w:r>
+              <w:rPr>
+                <w:sz w:val="17"/>
+                <w:szCs w:val="17"/>
+              </w:rPr>
+              <w:t>EventMapper</w:t>
+            </w:r>
+            <w:proofErr w:type="spellEnd"/>
+            <w:r>
+              <w:rPr>
+                <w:sz w:val="17"/>
+                <w:szCs w:val="17"/>
+              </w:rPr>
+              <w:t xml:space="preserve">), </w:t>
+            </w:r>
+            <w:proofErr w:type="spellStart"/>
             <w:r>
               <w:rPr>
                 <w:rFonts w:ascii="Consolas" w:hAnsi="Consolas" w:cs="Consolas"/>
@@ -14937,6 +15796,7 @@
               </w:rPr>
               <w:t>AlertRule</w:t>
             </w:r>
+            <w:proofErr w:type="spellEnd"/>
             <w:r>
               <w:rPr>
                 <w:sz w:val="17"/>
@@ -14944,6 +15804,7 @@
               </w:rPr>
               <w:t>/</w:t>
             </w:r>
+            <w:proofErr w:type="spellStart"/>
             <w:r>
               <w:rPr>
                 <w:rFonts w:ascii="Consolas" w:hAnsi="Consolas" w:cs="Consolas"/>
@@ -14952,6 +15813,7 @@
               </w:rPr>
               <w:t>RuleEngine</w:t>
             </w:r>
+            <w:proofErr w:type="spellEnd"/>
           </w:p>
         </w:tc>
         <w:tc>
@@ -15089,6 +15951,7 @@
               </w:rPr>
               <w:t xml:space="preserve"> (Redis), </w:t>
             </w:r>
+            <w:proofErr w:type="spellStart"/>
             <w:r>
               <w:rPr>
                 <w:rFonts w:ascii="Consolas" w:hAnsi="Consolas" w:cs="Consolas"/>
@@ -15097,6 +15960,7 @@
               </w:rPr>
               <w:t>RawPublisher</w:t>
             </w:r>
+            <w:proofErr w:type="spellEnd"/>
             <w:r>
               <w:rPr>
                 <w:sz w:val="17"/>
@@ -15104,6 +15968,7 @@
               </w:rPr>
               <w:t xml:space="preserve">, </w:t>
             </w:r>
+            <w:proofErr w:type="spellStart"/>
             <w:r>
               <w:rPr>
                 <w:rFonts w:ascii="Consolas" w:hAnsi="Consolas" w:cs="Consolas"/>
@@ -15112,6 +15977,7 @@
               </w:rPr>
               <w:t>HttpClickHouseWriter</w:t>
             </w:r>
+            <w:proofErr w:type="spellEnd"/>
             <w:r>
               <w:rPr>
                 <w:sz w:val="17"/>
@@ -15119,6 +15985,7 @@
               </w:rPr>
               <w:t xml:space="preserve">, </w:t>
             </w:r>
+            <w:proofErr w:type="spellStart"/>
             <w:r>
               <w:rPr>
                 <w:rFonts w:ascii="Consolas" w:hAnsi="Consolas" w:cs="Consolas"/>
@@ -15127,6 +15994,7 @@
               </w:rPr>
               <w:t>MappingRegistry</w:t>
             </w:r>
+            <w:proofErr w:type="spellEnd"/>
           </w:p>
         </w:tc>
         <w:tc>
@@ -15179,12 +16047,14 @@
       <w:r>
         <w:t xml:space="preserve"> presentation → application → domain ← infrastructure (adapters implement ports such as </w:t>
       </w:r>
+      <w:proofErr w:type="spellStart"/>
       <w:r>
         <w:rPr>
           <w:rFonts w:ascii="Consolas" w:hAnsi="Consolas" w:cs="Consolas"/>
         </w:rPr>
         <w:t>RawPublisher</w:t>
       </w:r>
+      <w:proofErr w:type="spellEnd"/>
       <w:r>
         <w:t>, which the gateway's tests replace with a mock).</w:t>
       </w:r>
@@ -15208,13 +16078,23 @@
         <w:shd w:val="clear" w:color="auto" w:fill="F5F5F5"/>
         <w:ind w:left="120"/>
       </w:pPr>
+      <w:proofErr w:type="spellStart"/>
       <w:r>
         <w:rPr>
           <w:rFonts w:ascii="Consolas" w:hAnsi="Consolas" w:cs="Consolas"/>
           <w:sz w:val="16"/>
           <w:szCs w:val="16"/>
         </w:rPr>
-        <w:t>fleetpulse/</w:t>
+        <w:t>fleetpulse</w:t>
+      </w:r>
+      <w:proofErr w:type="spellEnd"/>
+      <w:r>
+        <w:rPr>
+          <w:rFonts w:ascii="Consolas" w:hAnsi="Consolas" w:cs="Consolas"/>
+          <w:sz w:val="16"/>
+          <w:szCs w:val="16"/>
+        </w:rPr>
+        <w:t>/</w:t>
       </w:r>
     </w:p>
     <w:p>
@@ -15284,7 +16164,25 @@
           <w:sz w:val="16"/>
           <w:szCs w:val="16"/>
         </w:rPr>
-        <w:t>│   ├── normalizer/        Java: Kafka Streams, dedup, DLQ, replay</w:t>
+        <w:t xml:space="preserve">│   ├── normalizer/        Java: Kafka Streams, </w:t>
+      </w:r>
+      <w:proofErr w:type="spellStart"/>
+      <w:r>
+        <w:rPr>
+          <w:rFonts w:ascii="Consolas" w:hAnsi="Consolas" w:cs="Consolas"/>
+          <w:sz w:val="16"/>
+          <w:szCs w:val="16"/>
+        </w:rPr>
+        <w:t>dedup</w:t>
+      </w:r>
+      <w:proofErr w:type="spellEnd"/>
+      <w:r>
+        <w:rPr>
+          <w:rFonts w:ascii="Consolas" w:hAnsi="Consolas" w:cs="Consolas"/>
+          <w:sz w:val="16"/>
+          <w:szCs w:val="16"/>
+        </w:rPr>
+        <w:t>, DLQ, replay</w:t>
       </w:r>
     </w:p>
     <w:p>
@@ -15298,7 +16196,43 @@
           <w:sz w:val="16"/>
           <w:szCs w:val="16"/>
         </w:rPr>
-        <w:t>│   ├── stream-processor/  Java: alert rules, Redis live state, ClickHouse sink</w:t>
+        <w:t>│   ├── stream-processor</w:t>
+      </w:r>
+      <w:proofErr w:type="gramStart"/>
+      <w:r>
+        <w:rPr>
+          <w:rFonts w:ascii="Consolas" w:hAnsi="Consolas" w:cs="Consolas"/>
+          <w:sz w:val="16"/>
+          <w:szCs w:val="16"/>
+        </w:rPr>
+        <w:t>/  Java</w:t>
+      </w:r>
+      <w:proofErr w:type="gramEnd"/>
+      <w:r>
+        <w:rPr>
+          <w:rFonts w:ascii="Consolas" w:hAnsi="Consolas" w:cs="Consolas"/>
+          <w:sz w:val="16"/>
+          <w:szCs w:val="16"/>
+        </w:rPr>
+        <w:t xml:space="preserve">: alert rules, Redis live state, </w:t>
+      </w:r>
+      <w:proofErr w:type="spellStart"/>
+      <w:r>
+        <w:rPr>
+          <w:rFonts w:ascii="Consolas" w:hAnsi="Consolas" w:cs="Consolas"/>
+          <w:sz w:val="16"/>
+          <w:szCs w:val="16"/>
+        </w:rPr>
+        <w:t>ClickHouse</w:t>
+      </w:r>
+      <w:proofErr w:type="spellEnd"/>
+      <w:r>
+        <w:rPr>
+          <w:rFonts w:ascii="Consolas" w:hAnsi="Consolas" w:cs="Consolas"/>
+          <w:sz w:val="16"/>
+          <w:szCs w:val="16"/>
+        </w:rPr>
+        <w:t xml:space="preserve"> sink</w:t>
       </w:r>
     </w:p>
     <w:p>
@@ -15312,7 +16246,43 @@
           <w:sz w:val="16"/>
           <w:szCs w:val="16"/>
         </w:rPr>
-        <w:t>│   ├── api/               Python: FastAPI, copilot, maintenance planning</w:t>
+        <w:t xml:space="preserve">│   ├── </w:t>
+      </w:r>
+      <w:proofErr w:type="spellStart"/>
+      <w:r>
+        <w:rPr>
+          <w:rFonts w:ascii="Consolas" w:hAnsi="Consolas" w:cs="Consolas"/>
+          <w:sz w:val="16"/>
+          <w:szCs w:val="16"/>
+        </w:rPr>
+        <w:t>api</w:t>
+      </w:r>
+      <w:proofErr w:type="spellEnd"/>
+      <w:r>
+        <w:rPr>
+          <w:rFonts w:ascii="Consolas" w:hAnsi="Consolas" w:cs="Consolas"/>
+          <w:sz w:val="16"/>
+          <w:szCs w:val="16"/>
+        </w:rPr>
+        <w:t xml:space="preserve">/               Python: </w:t>
+      </w:r>
+      <w:proofErr w:type="spellStart"/>
+      <w:r>
+        <w:rPr>
+          <w:rFonts w:ascii="Consolas" w:hAnsi="Consolas" w:cs="Consolas"/>
+          <w:sz w:val="16"/>
+          <w:szCs w:val="16"/>
+        </w:rPr>
+        <w:t>FastAPI</w:t>
+      </w:r>
+      <w:proofErr w:type="spellEnd"/>
+      <w:r>
+        <w:rPr>
+          <w:rFonts w:ascii="Consolas" w:hAnsi="Consolas" w:cs="Consolas"/>
+          <w:sz w:val="16"/>
+          <w:szCs w:val="16"/>
+        </w:rPr>
+        <w:t>, copilot, maintenance planning</w:t>
       </w:r>
     </w:p>
     <w:p>
@@ -15340,7 +16310,43 @@
           <w:sz w:val="16"/>
           <w:szCs w:val="16"/>
         </w:rPr>
-        <w:t>├── web/                   React dashboard (src/pages, src/components)</w:t>
+        <w:t>├── web/                   React dashboard (</w:t>
+      </w:r>
+      <w:proofErr w:type="spellStart"/>
+      <w:r>
+        <w:rPr>
+          <w:rFonts w:ascii="Consolas" w:hAnsi="Consolas" w:cs="Consolas"/>
+          <w:sz w:val="16"/>
+          <w:szCs w:val="16"/>
+        </w:rPr>
+        <w:t>src</w:t>
+      </w:r>
+      <w:proofErr w:type="spellEnd"/>
+      <w:r>
+        <w:rPr>
+          <w:rFonts w:ascii="Consolas" w:hAnsi="Consolas" w:cs="Consolas"/>
+          <w:sz w:val="16"/>
+          <w:szCs w:val="16"/>
+        </w:rPr>
+        <w:t xml:space="preserve">/pages, </w:t>
+      </w:r>
+      <w:proofErr w:type="spellStart"/>
+      <w:r>
+        <w:rPr>
+          <w:rFonts w:ascii="Consolas" w:hAnsi="Consolas" w:cs="Consolas"/>
+          <w:sz w:val="16"/>
+          <w:szCs w:val="16"/>
+        </w:rPr>
+        <w:t>src</w:t>
+      </w:r>
+      <w:proofErr w:type="spellEnd"/>
+      <w:r>
+        <w:rPr>
+          <w:rFonts w:ascii="Consolas" w:hAnsi="Consolas" w:cs="Consolas"/>
+          <w:sz w:val="16"/>
+          <w:szCs w:val="16"/>
+        </w:rPr>
+        <w:t>/components)</w:t>
       </w:r>
     </w:p>
     <w:p>
@@ -15354,7 +16360,79 @@
           <w:sz w:val="16"/>
           <w:szCs w:val="16"/>
         </w:rPr>
-        <w:t>├── infra/                 postgres/, clickhouse/, kafka/, keycloak/, onboarding/</w:t>
+        <w:t xml:space="preserve">├── infra/                 </w:t>
+      </w:r>
+      <w:proofErr w:type="spellStart"/>
+      <w:r>
+        <w:rPr>
+          <w:rFonts w:ascii="Consolas" w:hAnsi="Consolas" w:cs="Consolas"/>
+          <w:sz w:val="16"/>
+          <w:szCs w:val="16"/>
+        </w:rPr>
+        <w:t>postgres</w:t>
+      </w:r>
+      <w:proofErr w:type="spellEnd"/>
+      <w:r>
+        <w:rPr>
+          <w:rFonts w:ascii="Consolas" w:hAnsi="Consolas" w:cs="Consolas"/>
+          <w:sz w:val="16"/>
+          <w:szCs w:val="16"/>
+        </w:rPr>
+        <w:t xml:space="preserve">/, </w:t>
+      </w:r>
+      <w:proofErr w:type="spellStart"/>
+      <w:r>
+        <w:rPr>
+          <w:rFonts w:ascii="Consolas" w:hAnsi="Consolas" w:cs="Consolas"/>
+          <w:sz w:val="16"/>
+          <w:szCs w:val="16"/>
+        </w:rPr>
+        <w:t>clickhouse</w:t>
+      </w:r>
+      <w:proofErr w:type="spellEnd"/>
+      <w:r>
+        <w:rPr>
+          <w:rFonts w:ascii="Consolas" w:hAnsi="Consolas" w:cs="Consolas"/>
+          <w:sz w:val="16"/>
+          <w:szCs w:val="16"/>
+        </w:rPr>
+        <w:t xml:space="preserve">/, </w:t>
+      </w:r>
+      <w:proofErr w:type="spellStart"/>
+      <w:r>
+        <w:rPr>
+          <w:rFonts w:ascii="Consolas" w:hAnsi="Consolas" w:cs="Consolas"/>
+          <w:sz w:val="16"/>
+          <w:szCs w:val="16"/>
+        </w:rPr>
+        <w:t>kafka</w:t>
+      </w:r>
+      <w:proofErr w:type="spellEnd"/>
+      <w:r>
+        <w:rPr>
+          <w:rFonts w:ascii="Consolas" w:hAnsi="Consolas" w:cs="Consolas"/>
+          <w:sz w:val="16"/>
+          <w:szCs w:val="16"/>
+        </w:rPr>
+        <w:t xml:space="preserve">/, </w:t>
+      </w:r>
+      <w:proofErr w:type="spellStart"/>
+      <w:r>
+        <w:rPr>
+          <w:rFonts w:ascii="Consolas" w:hAnsi="Consolas" w:cs="Consolas"/>
+          <w:sz w:val="16"/>
+          <w:szCs w:val="16"/>
+        </w:rPr>
+        <w:t>keycloak</w:t>
+      </w:r>
+      <w:proofErr w:type="spellEnd"/>
+      <w:r>
+        <w:rPr>
+          <w:rFonts w:ascii="Consolas" w:hAnsi="Consolas" w:cs="Consolas"/>
+          <w:sz w:val="16"/>
+          <w:szCs w:val="16"/>
+        </w:rPr>
+        <w:t>/, onboarding/</w:t>
       </w:r>
     </w:p>
     <w:p>
@@ -15368,7 +16446,43 @@
           <w:sz w:val="16"/>
           <w:szCs w:val="16"/>
         </w:rPr>
-        <w:t>├── deploy/                helm/fleetpulse/, terraform/aws/</w:t>
+        <w:t>├── deploy/                helm/</w:t>
+      </w:r>
+      <w:proofErr w:type="spellStart"/>
+      <w:r>
+        <w:rPr>
+          <w:rFonts w:ascii="Consolas" w:hAnsi="Consolas" w:cs="Consolas"/>
+          <w:sz w:val="16"/>
+          <w:szCs w:val="16"/>
+        </w:rPr>
+        <w:t>fleetpulse</w:t>
+      </w:r>
+      <w:proofErr w:type="spellEnd"/>
+      <w:r>
+        <w:rPr>
+          <w:rFonts w:ascii="Consolas" w:hAnsi="Consolas" w:cs="Consolas"/>
+          <w:sz w:val="16"/>
+          <w:szCs w:val="16"/>
+        </w:rPr>
+        <w:t>/, terraform/</w:t>
+      </w:r>
+      <w:proofErr w:type="spellStart"/>
+      <w:r>
+        <w:rPr>
+          <w:rFonts w:ascii="Consolas" w:hAnsi="Consolas" w:cs="Consolas"/>
+          <w:sz w:val="16"/>
+          <w:szCs w:val="16"/>
+        </w:rPr>
+        <w:t>aws</w:t>
+      </w:r>
+      <w:proofErr w:type="spellEnd"/>
+      <w:r>
+        <w:rPr>
+          <w:rFonts w:ascii="Consolas" w:hAnsi="Consolas" w:cs="Consolas"/>
+          <w:sz w:val="16"/>
+          <w:szCs w:val="16"/>
+        </w:rPr>
+        <w:t>/</w:t>
       </w:r>
     </w:p>
     <w:p>
@@ -15382,7 +16496,25 @@
           <w:sz w:val="16"/>
           <w:szCs w:val="16"/>
         </w:rPr>
-        <w:t>├── tests/                 chaos/, load/ (+ results/), bdd/</w:t>
+        <w:t xml:space="preserve">├── tests/                 chaos/, load/ (+ results/), </w:t>
+      </w:r>
+      <w:proofErr w:type="spellStart"/>
+      <w:r>
+        <w:rPr>
+          <w:rFonts w:ascii="Consolas" w:hAnsi="Consolas" w:cs="Consolas"/>
+          <w:sz w:val="16"/>
+          <w:szCs w:val="16"/>
+        </w:rPr>
+        <w:t>bdd</w:t>
+      </w:r>
+      <w:proofErr w:type="spellEnd"/>
+      <w:r>
+        <w:rPr>
+          <w:rFonts w:ascii="Consolas" w:hAnsi="Consolas" w:cs="Consolas"/>
+          <w:sz w:val="16"/>
+          <w:szCs w:val="16"/>
+        </w:rPr>
+        <w:t>/</w:t>
       </w:r>
     </w:p>
     <w:p>
@@ -15396,7 +16528,25 @@
           <w:sz w:val="16"/>
           <w:szCs w:val="16"/>
         </w:rPr>
-        <w:t>├── docs/                  adr/, evidence/, threat-model.md, demo-script.md</w:t>
+        <w:t xml:space="preserve">├── docs/                  </w:t>
+      </w:r>
+      <w:proofErr w:type="spellStart"/>
+      <w:r>
+        <w:rPr>
+          <w:rFonts w:ascii="Consolas" w:hAnsi="Consolas" w:cs="Consolas"/>
+          <w:sz w:val="16"/>
+          <w:szCs w:val="16"/>
+        </w:rPr>
+        <w:t>adr</w:t>
+      </w:r>
+      <w:proofErr w:type="spellEnd"/>
+      <w:r>
+        <w:rPr>
+          <w:rFonts w:ascii="Consolas" w:hAnsi="Consolas" w:cs="Consolas"/>
+          <w:sz w:val="16"/>
+          <w:szCs w:val="16"/>
+        </w:rPr>
+        <w:t>/, evidence/, threat-model.md</w:t>
       </w:r>
     </w:p>
     <w:p>
@@ -15424,8 +16574,18 @@
           <w:sz w:val="16"/>
           <w:szCs w:val="16"/>
         </w:rPr>
-        <w:t>├── docker-compose.yml</w:t>
-      </w:r>
+        <w:t>├── docker-</w:t>
+      </w:r>
+      <w:proofErr w:type="spellStart"/>
+      <w:r>
+        <w:rPr>
+          <w:rFonts w:ascii="Consolas" w:hAnsi="Consolas" w:cs="Consolas"/>
+          <w:sz w:val="16"/>
+          <w:szCs w:val="16"/>
+        </w:rPr>
+        <w:t>compose.yml</w:t>
+      </w:r>
+      <w:proofErr w:type="spellEnd"/>
     </w:p>
     <w:p>
       <w:pPr>
@@ -15439,8 +16599,36 @@
           <w:sz w:val="16"/>
           <w:szCs w:val="16"/>
         </w:rPr>
-        <w:t>└── .github/workflows/ci.yml</w:t>
-      </w:r>
+        <w:t>└── .</w:t>
+      </w:r>
+      <w:proofErr w:type="spellStart"/>
+      <w:r>
+        <w:rPr>
+          <w:rFonts w:ascii="Consolas" w:hAnsi="Consolas" w:cs="Consolas"/>
+          <w:sz w:val="16"/>
+          <w:szCs w:val="16"/>
+        </w:rPr>
+        <w:t>github</w:t>
+      </w:r>
+      <w:proofErr w:type="spellEnd"/>
+      <w:r>
+        <w:rPr>
+          <w:rFonts w:ascii="Consolas" w:hAnsi="Consolas" w:cs="Consolas"/>
+          <w:sz w:val="16"/>
+          <w:szCs w:val="16"/>
+        </w:rPr>
+        <w:t>/workflows/</w:t>
+      </w:r>
+      <w:proofErr w:type="spellStart"/>
+      <w:r>
+        <w:rPr>
+          <w:rFonts w:ascii="Consolas" w:hAnsi="Consolas" w:cs="Consolas"/>
+          <w:sz w:val="16"/>
+          <w:szCs w:val="16"/>
+        </w:rPr>
+        <w:t>ci.yml</w:t>
+      </w:r>
+      <w:proofErr w:type="spellEnd"/>
     </w:p>
     <w:p>
       <w:pPr>
@@ -15480,30 +16668,36 @@
       <w:r>
         <w:t xml:space="preserve"> only converts units. Open/closed: a new maker is a new </w:t>
       </w:r>
+      <w:proofErr w:type="spellStart"/>
       <w:r>
         <w:rPr>
           <w:rFonts w:ascii="Consolas" w:hAnsi="Consolas" w:cs="Consolas"/>
         </w:rPr>
         <w:t>MappingSpec</w:t>
       </w:r>
+      <w:proofErr w:type="spellEnd"/>
       <w:r>
         <w:t xml:space="preserve">, and </w:t>
       </w:r>
+      <w:proofErr w:type="spellStart"/>
       <w:r>
         <w:rPr>
           <w:rFonts w:ascii="Consolas" w:hAnsi="Consolas" w:cs="Consolas"/>
         </w:rPr>
         <w:t>EventMapper</w:t>
       </w:r>
+      <w:proofErr w:type="spellEnd"/>
       <w:r>
         <w:t xml:space="preserve"> is not modified. Interface segregation and dependency inversion: the gateway depends on the </w:t>
       </w:r>
+      <w:proofErr w:type="spellStart"/>
       <w:r>
         <w:rPr>
           <w:rFonts w:ascii="Consolas" w:hAnsi="Consolas" w:cs="Consolas"/>
         </w:rPr>
         <w:t>RawPublisher</w:t>
       </w:r>
+      <w:proofErr w:type="spellEnd"/>
       <w:r>
         <w:t xml:space="preserve"> interface and the simulator on </w:t>
       </w:r>
@@ -15543,7 +16737,15 @@
         <w:t>${…}</w:t>
       </w:r>
       <w:r>
-        <w:t xml:space="preserve"> in application.yml, </w:t>
+        <w:t xml:space="preserve"> in </w:t>
+      </w:r>
+      <w:proofErr w:type="spellStart"/>
+      <w:r>
+        <w:t>application.yml</w:t>
+      </w:r>
+      <w:proofErr w:type="spellEnd"/>
+      <w:r>
+        <w:t xml:space="preserve">, </w:t>
       </w:r>
       <w:r>
         <w:rPr>
@@ -15552,7 +16754,23 @@
         <w:t>API_*</w:t>
       </w:r>
       <w:r>
-        <w:t xml:space="preserve"> via pydantic-settings); stateless processes (Kafka Streams state is rebuilt from changelogs); disposability (graceful close, proven by kill tests); logs to stdout; the same images in development and production.</w:t>
+        <w:t xml:space="preserve"> via </w:t>
+      </w:r>
+      <w:proofErr w:type="spellStart"/>
+      <w:r>
+        <w:t>pydantic</w:t>
+      </w:r>
+      <w:proofErr w:type="spellEnd"/>
+      <w:r>
+        <w:t xml:space="preserve">-settings); stateless processes (Kafka Streams state is rebuilt from changelogs); disposability (graceful close, proven by kill tests); logs to </w:t>
+      </w:r>
+      <w:proofErr w:type="spellStart"/>
+      <w:r>
+        <w:t>stdout</w:t>
+      </w:r>
+      <w:proofErr w:type="spellEnd"/>
+      <w:r>
+        <w:t>; the same images in development and production.</w:t>
       </w:r>
     </w:p>
     <w:p>
@@ -15572,14 +16790,24 @@
         <w:t>Idempotency.</w:t>
       </w:r>
       <w:r>
-        <w:t xml:space="preserve"> (VIN, seq) de-duplication window; alert </w:t>
-      </w:r>
+        <w:t xml:space="preserve"> (VIN, </w:t>
+      </w:r>
+      <w:proofErr w:type="spellStart"/>
+      <w:r>
+        <w:t>seq</w:t>
+      </w:r>
+      <w:proofErr w:type="spellEnd"/>
+      <w:r>
+        <w:t xml:space="preserve">) de-duplication window; alert </w:t>
+      </w:r>
+      <w:proofErr w:type="spellStart"/>
       <w:r>
         <w:rPr>
           <w:rFonts w:ascii="Consolas" w:hAnsi="Consolas" w:cs="Consolas"/>
         </w:rPr>
         <w:t>dedup_key</w:t>
       </w:r>
+      <w:proofErr w:type="spellEnd"/>
       <w:r>
         <w:t xml:space="preserve"> with </w:t>
       </w:r>
@@ -15590,7 +16818,15 @@
         <w:t>ON CONFLICT DO NOTHING</w:t>
       </w:r>
       <w:r>
-        <w:t>; ClickHouse insert tokens; idempotent Kafka producers.</w:t>
+        <w:t xml:space="preserve">; </w:t>
+      </w:r>
+      <w:proofErr w:type="spellStart"/>
+      <w:r>
+        <w:t>ClickHouse</w:t>
+      </w:r>
+      <w:proofErr w:type="spellEnd"/>
+      <w:r>
+        <w:t xml:space="preserve"> insert tokens; idempotent Kafka producers.</w:t>
       </w:r>
     </w:p>
     <w:p>
@@ -15610,7 +16846,15 @@
         <w:t>Fail-fast.</w:t>
       </w:r>
       <w:r>
-        <w:t xml:space="preserve"> Mapping specs are compiled and rejected at proposal time, not on live traffic; ClickHouse row policy errors if the tenant setting is missing instead of returning everything.</w:t>
+        <w:t xml:space="preserve"> Mapping specs are compiled and rejected at proposal time, not on live traffic; </w:t>
+      </w:r>
+      <w:proofErr w:type="spellStart"/>
+      <w:r>
+        <w:t>ClickHouse</w:t>
+      </w:r>
+      <w:proofErr w:type="spellEnd"/>
+      <w:r>
+        <w:t xml:space="preserve"> row policy errors if the tenant setting is missing instead of returning everything.</w:t>
       </w:r>
     </w:p>
     <w:p>
@@ -15632,23 +16876,35 @@
       <w:r>
         <w:t xml:space="preserve"> </w:t>
       </w:r>
+      <w:proofErr w:type="spellStart"/>
       <w:r>
         <w:rPr>
           <w:rFonts w:ascii="Consolas" w:hAnsi="Consolas" w:cs="Consolas"/>
         </w:rPr>
         <w:t>fleet_app</w:t>
       </w:r>
+      <w:proofErr w:type="spellEnd"/>
       <w:r>
         <w:t xml:space="preserve"> (subject to RLS) vs </w:t>
       </w:r>
+      <w:proofErr w:type="spellStart"/>
       <w:r>
         <w:rPr>
           <w:rFonts w:ascii="Consolas" w:hAnsi="Consolas" w:cs="Consolas"/>
         </w:rPr>
         <w:t>fleet_service</w:t>
       </w:r>
-      <w:r>
-        <w:t xml:space="preserve"> (pipeline); read-only ClickHouse user for the API; the copilot can only propose; containers run as non-root.</w:t>
+      <w:proofErr w:type="spellEnd"/>
+      <w:r>
+        <w:t xml:space="preserve"> (pipeline); read-only </w:t>
+      </w:r>
+      <w:proofErr w:type="spellStart"/>
+      <w:r>
+        <w:t>ClickHouse</w:t>
+      </w:r>
+      <w:proofErr w:type="spellEnd"/>
+      <w:r>
+        <w:t xml:space="preserve"> user for the API; the copilot can only propose; containers run as non-root.</w:t>
       </w:r>
     </w:p>
     <w:p>
@@ -15665,6 +16921,7 @@
           <w:b/>
           <w:bCs/>
         </w:rPr>
+        <w:lastRenderedPageBreak/>
         <w:t>DRY and KISS.</w:t>
       </w:r>
       <w:r>
@@ -15885,8 +17142,17 @@
                 <w:sz w:val="17"/>
                 <w:szCs w:val="17"/>
               </w:rPr>
-              <w:t>common/…/mapping/EventMapper.java, PathExpr.java, mappings/*.json</w:t>
-            </w:r>
+              <w:t>common/…/mapping/EventMapper.java, PathExpr.java, mappings/*.</w:t>
+            </w:r>
+            <w:proofErr w:type="spellStart"/>
+            <w:r>
+              <w:rPr>
+                <w:sz w:val="17"/>
+                <w:szCs w:val="17"/>
+              </w:rPr>
+              <w:t>json</w:t>
+            </w:r>
+            <w:proofErr w:type="spellEnd"/>
           </w:p>
         </w:tc>
       </w:tr>
@@ -16132,7 +17398,23 @@
                 <w:sz w:val="17"/>
                 <w:szCs w:val="17"/>
               </w:rPr>
-              <w:t>Reproduce the same ClickHouse batch after a crash so rollups never double-count</w:t>
+              <w:t xml:space="preserve">Reproduce the same </w:t>
+            </w:r>
+            <w:proofErr w:type="spellStart"/>
+            <w:r>
+              <w:rPr>
+                <w:sz w:val="17"/>
+                <w:szCs w:val="17"/>
+              </w:rPr>
+              <w:t>ClickHouse</w:t>
+            </w:r>
+            <w:proofErr w:type="spellEnd"/>
+            <w:r>
+              <w:rPr>
+                <w:sz w:val="17"/>
+                <w:szCs w:val="17"/>
+              </w:rPr>
+              <w:t xml:space="preserve"> batch after a crash so rollups never double-count</w:t>
             </w:r>
           </w:p>
         </w:tc>
@@ -16224,7 +17506,23 @@
                 <w:sz w:val="17"/>
                 <w:szCs w:val="17"/>
               </w:rPr>
-              <w:t>Writes go to Kafka; reads from purpose-built views (Redis map, ClickHouse rollups)</w:t>
+              <w:t xml:space="preserve">Writes go to Kafka; reads from purpose-built views (Redis map, </w:t>
+            </w:r>
+            <w:proofErr w:type="spellStart"/>
+            <w:r>
+              <w:rPr>
+                <w:sz w:val="17"/>
+                <w:szCs w:val="17"/>
+              </w:rPr>
+              <w:t>ClickHouse</w:t>
+            </w:r>
+            <w:proofErr w:type="spellEnd"/>
+            <w:r>
+              <w:rPr>
+                <w:sz w:val="17"/>
+                <w:szCs w:val="17"/>
+              </w:rPr>
+              <w:t xml:space="preserve"> rollups)</w:t>
             </w:r>
           </w:p>
         </w:tc>
@@ -16316,7 +17614,23 @@
                 <w:sz w:val="17"/>
                 <w:szCs w:val="17"/>
               </w:rPr>
-              <w:t>Every instance switches to a new mapping when it is activated</w:t>
+              <w:t xml:space="preserve">Every instance </w:t>
+            </w:r>
+            <w:proofErr w:type="gramStart"/>
+            <w:r>
+              <w:rPr>
+                <w:sz w:val="17"/>
+                <w:szCs w:val="17"/>
+              </w:rPr>
+              <w:t>switches</w:t>
+            </w:r>
+            <w:proofErr w:type="gramEnd"/>
+            <w:r>
+              <w:rPr>
+                <w:sz w:val="17"/>
+                <w:szCs w:val="17"/>
+              </w:rPr>
+              <w:t xml:space="preserve"> to a new mapping when it is activated</w:t>
             </w:r>
           </w:p>
         </w:tc>
@@ -16345,7 +17659,23 @@
                 <w:sz w:val="17"/>
                 <w:szCs w:val="17"/>
               </w:rPr>
-              <w:t>common/…/MappingRegistry.java (onActivated listeners)</w:t>
+              <w:t>common/…/MappingRegistry.java (</w:t>
+            </w:r>
+            <w:proofErr w:type="spellStart"/>
+            <w:r>
+              <w:rPr>
+                <w:sz w:val="17"/>
+                <w:szCs w:val="17"/>
+              </w:rPr>
+              <w:t>onActivated</w:t>
+            </w:r>
+            <w:proofErr w:type="spellEnd"/>
+            <w:r>
+              <w:rPr>
+                <w:sz w:val="17"/>
+                <w:szCs w:val="17"/>
+              </w:rPr>
+              <w:t xml:space="preserve"> listeners)</w:t>
             </w:r>
           </w:p>
         </w:tc>
@@ -16659,14 +17989,40 @@
         <w:t>API contract:</w:t>
       </w:r>
       <w:r>
-        <w:t xml:space="preserve"> OpenAPI generated by FastAPI at </w:t>
+        <w:t xml:space="preserve"> </w:t>
+      </w:r>
+      <w:proofErr w:type="spellStart"/>
+      <w:r>
+        <w:t>OpenAPI</w:t>
+      </w:r>
+      <w:proofErr w:type="spellEnd"/>
+      <w:r>
+        <w:t xml:space="preserve"> generated by </w:t>
+      </w:r>
+      <w:proofErr w:type="spellStart"/>
+      <w:r>
+        <w:t>FastAPI</w:t>
+      </w:r>
+      <w:proofErr w:type="spellEnd"/>
+      <w:r>
+        <w:t xml:space="preserve"> at </w:t>
       </w:r>
       <w:r>
         <w:rPr>
           <w:rFonts w:ascii="Consolas" w:hAnsi="Consolas" w:cs="Consolas"/>
         </w:rPr>
-        <w:t>/openapi.json</w:t>
-      </w:r>
+        <w:t>/</w:t>
+      </w:r>
+      <w:proofErr w:type="spellStart"/>
+      <w:proofErr w:type="gramStart"/>
+      <w:r>
+        <w:rPr>
+          <w:rFonts w:ascii="Consolas" w:hAnsi="Consolas" w:cs="Consolas"/>
+        </w:rPr>
+        <w:t>openapi.json</w:t>
+      </w:r>
+      <w:proofErr w:type="spellEnd"/>
+      <w:proofErr w:type="gramEnd"/>
       <w:r>
         <w:t xml:space="preserve"> (interactive at </w:t>
       </w:r>
@@ -16686,22 +18042,44 @@
         <w:t>/v1</w:t>
       </w:r>
       <w:r>
-        <w:t xml:space="preserve">. Keyset pagination: </w:t>
+        <w:t>. Keyset pagination</w:t>
+      </w:r>
+      <w:proofErr w:type="gramStart"/>
+      <w:r>
+        <w:t xml:space="preserve">: </w:t>
       </w:r>
       <w:r>
         <w:rPr>
           <w:rFonts w:ascii="Consolas" w:hAnsi="Consolas" w:cs="Consolas"/>
         </w:rPr>
-        <w:t>?limit=</w:t>
-      </w:r>
-      <w:r>
-        <w:t xml:space="preserve"> (max 500) and </w:t>
-      </w:r>
+        <w:t>?limit</w:t>
+      </w:r>
+      <w:proofErr w:type="gramEnd"/>
       <w:r>
         <w:rPr>
           <w:rFonts w:ascii="Consolas" w:hAnsi="Consolas" w:cs="Consolas"/>
         </w:rPr>
-        <w:t>?cursor=</w:t>
+        <w:t>=</w:t>
+      </w:r>
+      <w:r>
+        <w:t xml:space="preserve"> (max 500) </w:t>
+      </w:r>
+      <w:proofErr w:type="gramStart"/>
+      <w:r>
+        <w:t xml:space="preserve">and </w:t>
+      </w:r>
+      <w:r>
+        <w:rPr>
+          <w:rFonts w:ascii="Consolas" w:hAnsi="Consolas" w:cs="Consolas"/>
+        </w:rPr>
+        <w:t>?cursor</w:t>
+      </w:r>
+      <w:proofErr w:type="gramEnd"/>
+      <w:r>
+        <w:rPr>
+          <w:rFonts w:ascii="Consolas" w:hAnsi="Consolas" w:cs="Consolas"/>
+        </w:rPr>
+        <w:t>=</w:t>
       </w:r>
       <w:r>
         <w:t xml:space="preserve">, responses </w:t>
@@ -16710,7 +18088,21 @@
         <w:rPr>
           <w:rFonts w:ascii="Consolas" w:hAnsi="Consolas" w:cs="Consolas"/>
         </w:rPr>
-        <w:t>{items, next_cursor}</w:t>
+        <w:t xml:space="preserve">{items, </w:t>
+      </w:r>
+      <w:proofErr w:type="spellStart"/>
+      <w:r>
+        <w:rPr>
+          <w:rFonts w:ascii="Consolas" w:hAnsi="Consolas" w:cs="Consolas"/>
+        </w:rPr>
+        <w:t>next_cursor</w:t>
+      </w:r>
+      <w:proofErr w:type="spellEnd"/>
+      <w:r>
+        <w:rPr>
+          <w:rFonts w:ascii="Consolas" w:hAnsi="Consolas" w:cs="Consolas"/>
+        </w:rPr>
+        <w:t>}</w:t>
       </w:r>
       <w:r>
         <w:t xml:space="preserve">. Errors are RFC 9457 problem details; another tenant's id returns the same 404 as a missing one. Rate limit 20 requests/s per user, burst 60, with </w:t>
@@ -16719,7 +18111,21 @@
         <w:rPr>
           <w:rFonts w:ascii="Consolas" w:hAnsi="Consolas" w:cs="Consolas"/>
         </w:rPr>
-        <w:t>X-RateLimit-*</w:t>
+        <w:t>X-</w:t>
+      </w:r>
+      <w:proofErr w:type="spellStart"/>
+      <w:r>
+        <w:rPr>
+          <w:rFonts w:ascii="Consolas" w:hAnsi="Consolas" w:cs="Consolas"/>
+        </w:rPr>
+        <w:t>RateLimit</w:t>
+      </w:r>
+      <w:proofErr w:type="spellEnd"/>
+      <w:r>
+        <w:rPr>
+          <w:rFonts w:ascii="Consolas" w:hAnsi="Consolas" w:cs="Consolas"/>
+        </w:rPr>
+        <w:t>-*</w:t>
       </w:r>
       <w:r>
         <w:t xml:space="preserve"> headers and 429 + Retry-After.</w:t>
@@ -16748,7 +18154,21 @@
         <w:rPr>
           <w:rFonts w:ascii="Consolas" w:hAnsi="Consolas" w:cs="Consolas"/>
         </w:rPr>
-        <w:t>POST /v1/ingest/{oem}</w:t>
+        <w:t>POST /v1/ingest/{</w:t>
+      </w:r>
+      <w:proofErr w:type="spellStart"/>
+      <w:r>
+        <w:rPr>
+          <w:rFonts w:ascii="Consolas" w:hAnsi="Consolas" w:cs="Consolas"/>
+        </w:rPr>
+        <w:t>oem</w:t>
+      </w:r>
+      <w:proofErr w:type="spellEnd"/>
+      <w:r>
+        <w:rPr>
+          <w:rFonts w:ascii="Consolas" w:hAnsi="Consolas" w:cs="Consolas"/>
+        </w:rPr>
+        <w:t>}</w:t>
       </w:r>
       <w:r>
         <w:t xml:space="preserve">, JSON array ≤ 1,000 events, </w:t>
@@ -16760,7 +18180,15 @@
         <w:t>X-Api-Key</w:t>
       </w:r>
       <w:r>
-        <w:t>; 202 means durable in Kafka.</w:t>
+        <w:t xml:space="preserve">; 202 means </w:t>
+      </w:r>
+      <w:proofErr w:type="gramStart"/>
+      <w:r>
+        <w:t>durable</w:t>
+      </w:r>
+      <w:proofErr w:type="gramEnd"/>
+      <w:r>
+        <w:t xml:space="preserve"> in Kafka.</w:t>
       </w:r>
     </w:p>
     <w:tbl>
@@ -16937,6 +18365,7 @@
             <w:pPr>
               <w:spacing w:line="250" w:lineRule="auto"/>
             </w:pPr>
+            <w:proofErr w:type="spellStart"/>
             <w:r>
               <w:rPr>
                 <w:sz w:val="17"/>
@@ -16944,6 +18373,7 @@
               </w:rPr>
               <w:t>telemetry.raw</w:t>
             </w:r>
+            <w:proofErr w:type="spellEnd"/>
           </w:p>
         </w:tc>
         <w:tc>
@@ -17000,8 +18430,49 @@
                 <w:sz w:val="17"/>
                 <w:szCs w:val="17"/>
               </w:rPr>
-              <w:t>Maker's own JSON; headers: oem, request_id, received_at</w:t>
-            </w:r>
+              <w:t xml:space="preserve">Maker's own JSON; headers: </w:t>
+            </w:r>
+            <w:proofErr w:type="spellStart"/>
+            <w:r>
+              <w:rPr>
+                <w:sz w:val="17"/>
+                <w:szCs w:val="17"/>
+              </w:rPr>
+              <w:t>oem</w:t>
+            </w:r>
+            <w:proofErr w:type="spellEnd"/>
+            <w:r>
+              <w:rPr>
+                <w:sz w:val="17"/>
+                <w:szCs w:val="17"/>
+              </w:rPr>
+              <w:t xml:space="preserve">, </w:t>
+            </w:r>
+            <w:proofErr w:type="spellStart"/>
+            <w:r>
+              <w:rPr>
+                <w:sz w:val="17"/>
+                <w:szCs w:val="17"/>
+              </w:rPr>
+              <w:t>request_id</w:t>
+            </w:r>
+            <w:proofErr w:type="spellEnd"/>
+            <w:r>
+              <w:rPr>
+                <w:sz w:val="17"/>
+                <w:szCs w:val="17"/>
+              </w:rPr>
+              <w:t xml:space="preserve">, </w:t>
+            </w:r>
+            <w:proofErr w:type="spellStart"/>
+            <w:r>
+              <w:rPr>
+                <w:sz w:val="17"/>
+                <w:szCs w:val="17"/>
+              </w:rPr>
+              <w:t>received_at</w:t>
+            </w:r>
+            <w:proofErr w:type="spellEnd"/>
           </w:p>
         </w:tc>
         <w:tc>
@@ -17058,6 +18529,8 @@
             <w:pPr>
               <w:spacing w:line="250" w:lineRule="auto"/>
             </w:pPr>
+            <w:proofErr w:type="spellStart"/>
+            <w:proofErr w:type="gramStart"/>
             <w:r>
               <w:rPr>
                 <w:sz w:val="17"/>
@@ -17065,6 +18538,8 @@
               </w:rPr>
               <w:t>telemetry.canonical</w:t>
             </w:r>
+            <w:proofErr w:type="spellEnd"/>
+            <w:proofErr w:type="gramEnd"/>
           </w:p>
         </w:tc>
         <w:tc>
@@ -17123,6 +18598,7 @@
               </w:rPr>
               <w:t xml:space="preserve">Canonical JSON with </w:t>
             </w:r>
+            <w:proofErr w:type="spellStart"/>
             <w:r>
               <w:rPr>
                 <w:rFonts w:ascii="Consolas" w:hAnsi="Consolas" w:cs="Consolas"/>
@@ -17131,6 +18607,7 @@
               </w:rPr>
               <w:t>schemaVersion</w:t>
             </w:r>
+            <w:proofErr w:type="spellEnd"/>
             <w:r>
               <w:rPr>
                 <w:sz w:val="17"/>
@@ -17194,6 +18671,7 @@
             <w:pPr>
               <w:spacing w:line="250" w:lineRule="auto"/>
             </w:pPr>
+            <w:proofErr w:type="spellStart"/>
             <w:r>
               <w:rPr>
                 <w:sz w:val="17"/>
@@ -17201,6 +18679,7 @@
               </w:rPr>
               <w:t>telemetry.dlq</w:t>
             </w:r>
+            <w:proofErr w:type="spellEnd"/>
           </w:p>
         </w:tc>
         <w:tc>
@@ -17259,6 +18738,7 @@
               </w:rPr>
               <w:t xml:space="preserve">Original payload; headers </w:t>
             </w:r>
+            <w:proofErr w:type="spellStart"/>
             <w:r>
               <w:rPr>
                 <w:rFonts w:ascii="Consolas" w:hAnsi="Consolas" w:cs="Consolas"/>
@@ -17267,6 +18747,7 @@
               </w:rPr>
               <w:t>dlq_reason</w:t>
             </w:r>
+            <w:proofErr w:type="spellEnd"/>
             <w:r>
               <w:rPr>
                 <w:sz w:val="17"/>
@@ -17274,6 +18755,7 @@
               </w:rPr>
               <w:t xml:space="preserve">, </w:t>
             </w:r>
+            <w:proofErr w:type="spellStart"/>
             <w:r>
               <w:rPr>
                 <w:rFonts w:ascii="Consolas" w:hAnsi="Consolas" w:cs="Consolas"/>
@@ -17282,6 +18764,7 @@
               </w:rPr>
               <w:t>dlq_detail</w:t>
             </w:r>
+            <w:proofErr w:type="spellEnd"/>
           </w:p>
         </w:tc>
         <w:tc>
@@ -17338,6 +18821,8 @@
             <w:pPr>
               <w:spacing w:line="250" w:lineRule="auto"/>
             </w:pPr>
+            <w:proofErr w:type="spellStart"/>
+            <w:proofErr w:type="gramStart"/>
             <w:r>
               <w:rPr>
                 <w:sz w:val="17"/>
@@ -17345,6 +18830,8 @@
               </w:rPr>
               <w:t>oem.mappings</w:t>
             </w:r>
+            <w:proofErr w:type="spellEnd"/>
+            <w:proofErr w:type="gramEnd"/>
           </w:p>
         </w:tc>
         <w:tc>
@@ -17396,12 +18883,21 @@
             <w:pPr>
               <w:spacing w:line="250" w:lineRule="auto"/>
             </w:pPr>
-            <w:r>
-              <w:rPr>
-                <w:sz w:val="17"/>
-                <w:szCs w:val="17"/>
-              </w:rPr>
-              <w:t>MappingSpec JSON, compacted (latest version wins)</w:t>
+            <w:proofErr w:type="spellStart"/>
+            <w:r>
+              <w:rPr>
+                <w:sz w:val="17"/>
+                <w:szCs w:val="17"/>
+              </w:rPr>
+              <w:t>MappingSpec</w:t>
+            </w:r>
+            <w:proofErr w:type="spellEnd"/>
+            <w:r>
+              <w:rPr>
+                <w:sz w:val="17"/>
+                <w:szCs w:val="17"/>
+              </w:rPr>
+              <w:t xml:space="preserve"> JSON, compacted (latest version wins)</w:t>
             </w:r>
           </w:p>
         </w:tc>
@@ -17522,7 +19018,23 @@
                 <w:sz w:val="17"/>
                 <w:szCs w:val="17"/>
               </w:rPr>
-              <w:t>Alert JSON with deterministic dedup key</w:t>
+              <w:t xml:space="preserve">Alert JSON with deterministic </w:t>
+            </w:r>
+            <w:proofErr w:type="spellStart"/>
+            <w:r>
+              <w:rPr>
+                <w:sz w:val="17"/>
+                <w:szCs w:val="17"/>
+              </w:rPr>
+              <w:t>dedup</w:t>
+            </w:r>
+            <w:proofErr w:type="spellEnd"/>
+            <w:r>
+              <w:rPr>
+                <w:sz w:val="17"/>
+                <w:szCs w:val="17"/>
+              </w:rPr>
+              <w:t xml:space="preserve"> key</w:t>
             </w:r>
           </w:p>
         </w:tc>
@@ -17571,17 +19083,20 @@
           <w:b/>
           <w:bCs/>
         </w:rPr>
+        <w:lastRenderedPageBreak/>
         <w:t>Schema evolution.</w:t>
       </w:r>
       <w:r>
         <w:t xml:space="preserve"> Canonical fields are only added, as optional; consumers ignore unknown fields. A breaking change would raise </w:t>
       </w:r>
+      <w:proofErr w:type="spellStart"/>
       <w:r>
         <w:rPr>
           <w:rFonts w:ascii="Consolas" w:hAnsi="Consolas" w:cs="Consolas"/>
         </w:rPr>
         <w:t>schemaVersion</w:t>
       </w:r>
+      <w:proofErr w:type="spellEnd"/>
       <w:r>
         <w:t xml:space="preserve"> and run both versions side by side. A maker's own format change is absorbed by a new mapping version, not by consumers. JSON was chosen over Avro to keep the time-boxed build simple; a schema registry with Avro is a future step.</w:t>
       </w:r>
@@ -17597,7 +19112,25 @@
           <w:bCs/>
           <w:color w:val="1F3864"/>
         </w:rPr>
-        <w:t>Flow 1: the copilot proposes, a manager approves</w:t>
+        <w:t xml:space="preserve">Flow 1: the copilot </w:t>
+      </w:r>
+      <w:proofErr w:type="gramStart"/>
+      <w:r>
+        <w:rPr>
+          <w:b/>
+          <w:bCs/>
+          <w:color w:val="1F3864"/>
+        </w:rPr>
+        <w:t>proposes,</w:t>
+      </w:r>
+      <w:proofErr w:type="gramEnd"/>
+      <w:r>
+        <w:rPr>
+          <w:b/>
+          <w:bCs/>
+          <w:color w:val="1F3864"/>
+        </w:rPr>
+        <w:t xml:space="preserve"> a manager approves</w:t>
       </w:r>
     </w:p>
     <w:p>
@@ -17624,7 +19157,7 @@
                     <pic:cNvPicPr/>
                   </pic:nvPicPr>
                   <pic:blipFill>
-                    <a:blip r:embed="rId14"/>
+                    <a:blip r:embed="rId15"/>
                     <a:stretch>
                       <a:fillRect/>
                     </a:stretch>
@@ -17672,6 +19205,7 @@
           <w:bCs/>
           <w:color w:val="1F3864"/>
         </w:rPr>
+        <w:lastRenderedPageBreak/>
         <w:t>Flow 2 (failure path): a Kafka broker dies mid-stream</w:t>
       </w:r>
     </w:p>
@@ -17699,7 +19233,7 @@
                     <pic:cNvPicPr/>
                   </pic:nvPicPr>
                   <pic:blipFill>
-                    <a:blip r:embed="rId15"/>
+                    <a:blip r:embed="rId16"/>
                     <a:stretch>
                       <a:fillRect/>
                     </a:stretch>
@@ -18011,12 +19545,21 @@
             <w:pPr>
               <w:spacing w:line="250" w:lineRule="auto"/>
             </w:pPr>
-            <w:r>
-              <w:rPr>
-                <w:sz w:val="15"/>
-                <w:szCs w:val="15"/>
-              </w:rPr>
-              <w:t>O(17)</w:t>
+            <w:proofErr w:type="gramStart"/>
+            <w:r>
+              <w:rPr>
+                <w:sz w:val="15"/>
+                <w:szCs w:val="15"/>
+              </w:rPr>
+              <w:t>O(</w:t>
+            </w:r>
+            <w:proofErr w:type="gramEnd"/>
+            <w:r>
+              <w:rPr>
+                <w:sz w:val="15"/>
+                <w:szCs w:val="15"/>
+              </w:rPr>
+              <w:t>17)</w:t>
             </w:r>
           </w:p>
         </w:tc>
@@ -18040,12 +19583,21 @@
             <w:pPr>
               <w:spacing w:line="250" w:lineRule="auto"/>
             </w:pPr>
-            <w:r>
-              <w:rPr>
-                <w:sz w:val="15"/>
-                <w:szCs w:val="15"/>
-              </w:rPr>
-              <w:t>O(1)</w:t>
+            <w:proofErr w:type="gramStart"/>
+            <w:r>
+              <w:rPr>
+                <w:sz w:val="15"/>
+                <w:szCs w:val="15"/>
+              </w:rPr>
+              <w:t>O(</w:t>
+            </w:r>
+            <w:proofErr w:type="gramEnd"/>
+            <w:r>
+              <w:rPr>
+                <w:sz w:val="15"/>
+                <w:szCs w:val="15"/>
+              </w:rPr>
+              <w:t>1)</w:t>
             </w:r>
           </w:p>
         </w:tc>
@@ -18166,7 +19718,23 @@
                 <w:sz w:val="15"/>
                 <w:szCs w:val="15"/>
               </w:rPr>
-              <w:t>O(n) text, O(1) raw</w:t>
+              <w:t xml:space="preserve">O(n) text, </w:t>
+            </w:r>
+            <w:proofErr w:type="gramStart"/>
+            <w:r>
+              <w:rPr>
+                <w:sz w:val="15"/>
+                <w:szCs w:val="15"/>
+              </w:rPr>
+              <w:t>O(</w:t>
+            </w:r>
+            <w:proofErr w:type="gramEnd"/>
+            <w:r>
+              <w:rPr>
+                <w:sz w:val="15"/>
+                <w:szCs w:val="15"/>
+              </w:rPr>
+              <w:t>1) raw</w:t>
             </w:r>
           </w:p>
         </w:tc>
@@ -18311,12 +19879,21 @@
             <w:pPr>
               <w:spacing w:line="250" w:lineRule="auto"/>
             </w:pPr>
-            <w:r>
-              <w:rPr>
-                <w:sz w:val="15"/>
-                <w:szCs w:val="15"/>
-              </w:rPr>
-              <w:t>O(path length)</w:t>
+            <w:proofErr w:type="gramStart"/>
+            <w:r>
+              <w:rPr>
+                <w:sz w:val="15"/>
+                <w:szCs w:val="15"/>
+              </w:rPr>
+              <w:t>O(</w:t>
+            </w:r>
+            <w:proofErr w:type="gramEnd"/>
+            <w:r>
+              <w:rPr>
+                <w:sz w:val="15"/>
+                <w:szCs w:val="15"/>
+              </w:rPr>
+              <w:t>path length)</w:t>
             </w:r>
           </w:p>
         </w:tc>
@@ -18408,7 +19985,23 @@
                 <w:sz w:val="15"/>
                 <w:szCs w:val="15"/>
               </w:rPr>
-              <w:t>De-duplicate (VIN, seq)</w:t>
+              <w:t xml:space="preserve">De-duplicate (VIN, </w:t>
+            </w:r>
+            <w:proofErr w:type="spellStart"/>
+            <w:r>
+              <w:rPr>
+                <w:sz w:val="15"/>
+                <w:szCs w:val="15"/>
+              </w:rPr>
+              <w:t>seq</w:t>
+            </w:r>
+            <w:proofErr w:type="spellEnd"/>
+            <w:r>
+              <w:rPr>
+                <w:sz w:val="15"/>
+                <w:szCs w:val="15"/>
+              </w:rPr>
+              <w:t>)</w:t>
             </w:r>
           </w:p>
         </w:tc>
@@ -18437,7 +20030,23 @@
                 <w:sz w:val="15"/>
                 <w:szCs w:val="15"/>
               </w:rPr>
-              <w:t>Per-vehicle ring buffer of the last 64 sequence numbers in a RocksDB store</w:t>
+              <w:t xml:space="preserve">Per-vehicle ring buffer of the last 64 sequence numbers in a </w:t>
+            </w:r>
+            <w:proofErr w:type="spellStart"/>
+            <w:r>
+              <w:rPr>
+                <w:sz w:val="15"/>
+                <w:szCs w:val="15"/>
+              </w:rPr>
+              <w:t>RocksDB</w:t>
+            </w:r>
+            <w:proofErr w:type="spellEnd"/>
+            <w:r>
+              <w:rPr>
+                <w:sz w:val="15"/>
+                <w:szCs w:val="15"/>
+              </w:rPr>
+              <w:t xml:space="preserve"> store</w:t>
             </w:r>
           </w:p>
         </w:tc>
@@ -18461,12 +20070,21 @@
             <w:pPr>
               <w:spacing w:line="250" w:lineRule="auto"/>
             </w:pPr>
-            <w:r>
-              <w:rPr>
-                <w:sz w:val="15"/>
-                <w:szCs w:val="15"/>
-              </w:rPr>
-              <w:t>O(64) per event</w:t>
+            <w:proofErr w:type="gramStart"/>
+            <w:r>
+              <w:rPr>
+                <w:sz w:val="15"/>
+                <w:szCs w:val="15"/>
+              </w:rPr>
+              <w:t>O(</w:t>
+            </w:r>
+            <w:proofErr w:type="gramEnd"/>
+            <w:r>
+              <w:rPr>
+                <w:sz w:val="15"/>
+                <w:szCs w:val="15"/>
+              </w:rPr>
+              <w:t>64) per event</w:t>
             </w:r>
           </w:p>
         </w:tc>
@@ -18611,12 +20229,21 @@
             <w:pPr>
               <w:spacing w:line="250" w:lineRule="auto"/>
             </w:pPr>
-            <w:r>
-              <w:rPr>
-                <w:sz w:val="15"/>
-                <w:szCs w:val="15"/>
-              </w:rPr>
-              <w:t>O(log n + k)</w:t>
+            <w:proofErr w:type="gramStart"/>
+            <w:r>
+              <w:rPr>
+                <w:sz w:val="15"/>
+                <w:szCs w:val="15"/>
+              </w:rPr>
+              <w:t>O(</w:t>
+            </w:r>
+            <w:proofErr w:type="gramEnd"/>
+            <w:r>
+              <w:rPr>
+                <w:sz w:val="15"/>
+                <w:szCs w:val="15"/>
+              </w:rPr>
+              <w:t>log n + k)</w:t>
             </w:r>
           </w:p>
         </w:tc>
@@ -18674,8 +20301,17 @@
                 <w:sz w:val="15"/>
                 <w:szCs w:val="15"/>
               </w:rPr>
-              <w:t>98,000 scores: 2.3 ms</w:t>
-            </w:r>
+              <w:t xml:space="preserve">98,000 scores: 2.3 </w:t>
+            </w:r>
+            <w:proofErr w:type="spellStart"/>
+            <w:r>
+              <w:rPr>
+                <w:sz w:val="15"/>
+                <w:szCs w:val="15"/>
+              </w:rPr>
+              <w:t>ms</w:t>
+            </w:r>
+            <w:proofErr w:type="spellEnd"/>
           </w:p>
         </w:tc>
       </w:tr>
@@ -18737,7 +20373,23 @@
                 <w:sz w:val="15"/>
                 <w:szCs w:val="15"/>
               </w:rPr>
-              <w:t>Keyset cursor on the sort key</w:t>
+              <w:t xml:space="preserve">Keyset cursor on the </w:t>
+            </w:r>
+            <w:proofErr w:type="gramStart"/>
+            <w:r>
+              <w:rPr>
+                <w:sz w:val="15"/>
+                <w:szCs w:val="15"/>
+              </w:rPr>
+              <w:t>sort</w:t>
+            </w:r>
+            <w:proofErr w:type="gramEnd"/>
+            <w:r>
+              <w:rPr>
+                <w:sz w:val="15"/>
+                <w:szCs w:val="15"/>
+              </w:rPr>
+              <w:t xml:space="preserve"> key</w:t>
             </w:r>
           </w:p>
         </w:tc>
@@ -18761,12 +20413,21 @@
             <w:pPr>
               <w:spacing w:line="250" w:lineRule="auto"/>
             </w:pPr>
-            <w:r>
-              <w:rPr>
-                <w:sz w:val="15"/>
-                <w:szCs w:val="15"/>
-              </w:rPr>
-              <w:t>O(log n + k)</w:t>
+            <w:proofErr w:type="gramStart"/>
+            <w:r>
+              <w:rPr>
+                <w:sz w:val="15"/>
+                <w:szCs w:val="15"/>
+              </w:rPr>
+              <w:t>O(</w:t>
+            </w:r>
+            <w:proofErr w:type="gramEnd"/>
+            <w:r>
+              <w:rPr>
+                <w:sz w:val="15"/>
+                <w:szCs w:val="15"/>
+              </w:rPr>
+              <w:t>log n + k)</w:t>
             </w:r>
           </w:p>
         </w:tc>
@@ -18790,12 +20451,21 @@
             <w:pPr>
               <w:spacing w:line="250" w:lineRule="auto"/>
             </w:pPr>
-            <w:r>
-              <w:rPr>
-                <w:sz w:val="15"/>
-                <w:szCs w:val="15"/>
-              </w:rPr>
-              <w:t>O(1)</w:t>
+            <w:proofErr w:type="gramStart"/>
+            <w:r>
+              <w:rPr>
+                <w:sz w:val="15"/>
+                <w:szCs w:val="15"/>
+              </w:rPr>
+              <w:t>O(</w:t>
+            </w:r>
+            <w:proofErr w:type="gramEnd"/>
+            <w:r>
+              <w:rPr>
+                <w:sz w:val="15"/>
+                <w:szCs w:val="15"/>
+              </w:rPr>
+              <w:t>1)</w:t>
             </w:r>
           </w:p>
         </w:tc>
@@ -18824,8 +20494,33 @@
                 <w:sz w:val="15"/>
                 <w:szCs w:val="15"/>
               </w:rPr>
-              <w:t>Page 900: 0.6 ms vs 140 ms</w:t>
-            </w:r>
+              <w:t xml:space="preserve">Page 900: 0.6 </w:t>
+            </w:r>
+            <w:proofErr w:type="spellStart"/>
+            <w:r>
+              <w:rPr>
+                <w:sz w:val="15"/>
+                <w:szCs w:val="15"/>
+              </w:rPr>
+              <w:t>ms</w:t>
+            </w:r>
+            <w:proofErr w:type="spellEnd"/>
+            <w:r>
+              <w:rPr>
+                <w:sz w:val="15"/>
+                <w:szCs w:val="15"/>
+              </w:rPr>
+              <w:t xml:space="preserve"> vs 140 </w:t>
+            </w:r>
+            <w:proofErr w:type="spellStart"/>
+            <w:r>
+              <w:rPr>
+                <w:sz w:val="15"/>
+                <w:szCs w:val="15"/>
+              </w:rPr>
+              <w:t>ms</w:t>
+            </w:r>
+            <w:proofErr w:type="spellEnd"/>
           </w:p>
         </w:tc>
       </w:tr>
@@ -18887,7 +20582,23 @@
                 <w:sz w:val="15"/>
                 <w:szCs w:val="15"/>
               </w:rPr>
-              <w:t>Greedy: urgent first, then by expected value; home depot then nearest within 350 km</w:t>
+              <w:t xml:space="preserve">Greedy: urgent first, then by expected value; </w:t>
+            </w:r>
+            <w:proofErr w:type="gramStart"/>
+            <w:r>
+              <w:rPr>
+                <w:sz w:val="15"/>
+                <w:szCs w:val="15"/>
+              </w:rPr>
+              <w:t>home depot</w:t>
+            </w:r>
+            <w:proofErr w:type="gramEnd"/>
+            <w:r>
+              <w:rPr>
+                <w:sz w:val="15"/>
+                <w:szCs w:val="15"/>
+              </w:rPr>
+              <w:t xml:space="preserve"> then nearest within 350 km</w:t>
             </w:r>
           </w:p>
         </w:tc>
@@ -18911,12 +20622,37 @@
             <w:pPr>
               <w:spacing w:line="250" w:lineRule="auto"/>
             </w:pPr>
-            <w:r>
-              <w:rPr>
-                <w:sz w:val="15"/>
-                <w:szCs w:val="15"/>
-              </w:rPr>
-              <w:t>O(n log n + n·d)</w:t>
+            <w:proofErr w:type="gramStart"/>
+            <w:r>
+              <w:rPr>
+                <w:sz w:val="15"/>
+                <w:szCs w:val="15"/>
+              </w:rPr>
+              <w:t>O(</w:t>
+            </w:r>
+            <w:proofErr w:type="gramEnd"/>
+            <w:r>
+              <w:rPr>
+                <w:sz w:val="15"/>
+                <w:szCs w:val="15"/>
+              </w:rPr>
+              <w:t xml:space="preserve">n log n + </w:t>
+            </w:r>
+            <w:proofErr w:type="spellStart"/>
+            <w:r>
+              <w:rPr>
+                <w:sz w:val="15"/>
+                <w:szCs w:val="15"/>
+              </w:rPr>
+              <w:t>n·d</w:t>
+            </w:r>
+            <w:proofErr w:type="spellEnd"/>
+            <w:r>
+              <w:rPr>
+                <w:sz w:val="15"/>
+                <w:szCs w:val="15"/>
+              </w:rPr>
+              <w:t>)</w:t>
             </w:r>
           </w:p>
         </w:tc>
@@ -18940,12 +20676,37 @@
             <w:pPr>
               <w:spacing w:line="250" w:lineRule="auto"/>
             </w:pPr>
-            <w:r>
-              <w:rPr>
-                <w:sz w:val="15"/>
-                <w:szCs w:val="15"/>
-              </w:rPr>
-              <w:t>O(n + d·days)</w:t>
+            <w:proofErr w:type="gramStart"/>
+            <w:r>
+              <w:rPr>
+                <w:sz w:val="15"/>
+                <w:szCs w:val="15"/>
+              </w:rPr>
+              <w:t>O(</w:t>
+            </w:r>
+            <w:proofErr w:type="gramEnd"/>
+            <w:r>
+              <w:rPr>
+                <w:sz w:val="15"/>
+                <w:szCs w:val="15"/>
+              </w:rPr>
+              <w:t xml:space="preserve">n + </w:t>
+            </w:r>
+            <w:proofErr w:type="spellStart"/>
+            <w:r>
+              <w:rPr>
+                <w:sz w:val="15"/>
+                <w:szCs w:val="15"/>
+              </w:rPr>
+              <w:t>d·days</w:t>
+            </w:r>
+            <w:proofErr w:type="spellEnd"/>
+            <w:r>
+              <w:rPr>
+                <w:sz w:val="15"/>
+                <w:szCs w:val="15"/>
+              </w:rPr>
+              <w:t>)</w:t>
             </w:r>
           </w:p>
         </w:tc>
@@ -19037,7 +20798,23 @@
                 <w:sz w:val="15"/>
                 <w:szCs w:val="15"/>
               </w:rPr>
-              <w:t>Sum of Bernoulli probabilities, 90% range from variance Σp(1−p)</w:t>
+              <w:t xml:space="preserve">Sum of Bernoulli probabilities, 90% range from variance </w:t>
+            </w:r>
+            <w:proofErr w:type="spellStart"/>
+            <w:r>
+              <w:rPr>
+                <w:sz w:val="15"/>
+                <w:szCs w:val="15"/>
+              </w:rPr>
+              <w:t>Σp</w:t>
+            </w:r>
+            <w:proofErr w:type="spellEnd"/>
+            <w:r>
+              <w:rPr>
+                <w:sz w:val="15"/>
+                <w:szCs w:val="15"/>
+              </w:rPr>
+              <w:t>(1−p)</w:t>
             </w:r>
           </w:p>
         </w:tc>
@@ -19090,12 +20867,21 @@
             <w:pPr>
               <w:spacing w:line="250" w:lineRule="auto"/>
             </w:pPr>
-            <w:r>
-              <w:rPr>
-                <w:sz w:val="15"/>
-                <w:szCs w:val="15"/>
-              </w:rPr>
-              <w:t>O(depots × parts)</w:t>
+            <w:proofErr w:type="gramStart"/>
+            <w:r>
+              <w:rPr>
+                <w:sz w:val="15"/>
+                <w:szCs w:val="15"/>
+              </w:rPr>
+              <w:t>O(</w:t>
+            </w:r>
+            <w:proofErr w:type="gramEnd"/>
+            <w:r>
+              <w:rPr>
+                <w:sz w:val="15"/>
+                <w:szCs w:val="15"/>
+              </w:rPr>
+              <w:t>depots × parts)</w:t>
             </w:r>
           </w:p>
         </w:tc>
@@ -19211,12 +20997,21 @@
             <w:pPr>
               <w:spacing w:line="250" w:lineRule="auto"/>
             </w:pPr>
-            <w:r>
-              <w:rPr>
-                <w:sz w:val="15"/>
-                <w:szCs w:val="15"/>
-              </w:rPr>
-              <w:t>O(n + bins)</w:t>
+            <w:proofErr w:type="gramStart"/>
+            <w:r>
+              <w:rPr>
+                <w:sz w:val="15"/>
+                <w:szCs w:val="15"/>
+              </w:rPr>
+              <w:t>O(</w:t>
+            </w:r>
+            <w:proofErr w:type="gramEnd"/>
+            <w:r>
+              <w:rPr>
+                <w:sz w:val="15"/>
+                <w:szCs w:val="15"/>
+              </w:rPr>
+              <w:t>n + bins)</w:t>
             </w:r>
           </w:p>
         </w:tc>
@@ -19361,12 +21156,21 @@
             <w:pPr>
               <w:spacing w:line="250" w:lineRule="auto"/>
             </w:pPr>
-            <w:r>
-              <w:rPr>
-                <w:sz w:val="15"/>
-                <w:szCs w:val="15"/>
-              </w:rPr>
-              <w:t>O(1)</w:t>
+            <w:proofErr w:type="gramStart"/>
+            <w:r>
+              <w:rPr>
+                <w:sz w:val="15"/>
+                <w:szCs w:val="15"/>
+              </w:rPr>
+              <w:t>O(</w:t>
+            </w:r>
+            <w:proofErr w:type="gramEnd"/>
+            <w:r>
+              <w:rPr>
+                <w:sz w:val="15"/>
+                <w:szCs w:val="15"/>
+              </w:rPr>
+              <w:t>1)</w:t>
             </w:r>
           </w:p>
         </w:tc>
@@ -19458,6 +21262,7 @@
                 <w:sz w:val="15"/>
                 <w:szCs w:val="15"/>
               </w:rPr>
+              <w:lastRenderedPageBreak/>
               <w:t>Similar past failures</w:t>
             </w:r>
           </w:p>
@@ -19482,12 +21287,21 @@
             <w:pPr>
               <w:spacing w:line="250" w:lineRule="auto"/>
             </w:pPr>
-            <w:r>
-              <w:rPr>
-                <w:sz w:val="15"/>
-                <w:szCs w:val="15"/>
-              </w:rPr>
-              <w:t>pgvector cosine distance on 16-number fingerprints</w:t>
+            <w:proofErr w:type="spellStart"/>
+            <w:r>
+              <w:rPr>
+                <w:sz w:val="15"/>
+                <w:szCs w:val="15"/>
+              </w:rPr>
+              <w:t>pgvector</w:t>
+            </w:r>
+            <w:proofErr w:type="spellEnd"/>
+            <w:r>
+              <w:rPr>
+                <w:sz w:val="15"/>
+                <w:szCs w:val="15"/>
+              </w:rPr>
+              <w:t xml:space="preserve"> cosine distance on 16-number fingerprints</w:t>
             </w:r>
           </w:p>
         </w:tc>
@@ -19516,7 +21330,23 @@
                 <w:sz w:val="15"/>
                 <w:szCs w:val="15"/>
               </w:rPr>
-              <w:t>O(n·d) exact</w:t>
+              <w:t>O(</w:t>
+            </w:r>
+            <w:proofErr w:type="spellStart"/>
+            <w:r>
+              <w:rPr>
+                <w:sz w:val="15"/>
+                <w:szCs w:val="15"/>
+              </w:rPr>
+              <w:t>n·d</w:t>
+            </w:r>
+            <w:proofErr w:type="spellEnd"/>
+            <w:r>
+              <w:rPr>
+                <w:sz w:val="15"/>
+                <w:szCs w:val="15"/>
+              </w:rPr>
+              <w:t>) exact</w:t>
             </w:r>
           </w:p>
         </w:tc>
@@ -19545,7 +21375,23 @@
                 <w:sz w:val="15"/>
                 <w:szCs w:val="15"/>
               </w:rPr>
-              <w:t>O(n·d)</w:t>
+              <w:t>O(</w:t>
+            </w:r>
+            <w:proofErr w:type="spellStart"/>
+            <w:r>
+              <w:rPr>
+                <w:sz w:val="15"/>
+                <w:szCs w:val="15"/>
+              </w:rPr>
+              <w:t>n·d</w:t>
+            </w:r>
+            <w:proofErr w:type="spellEnd"/>
+            <w:r>
+              <w:rPr>
+                <w:sz w:val="15"/>
+                <w:szCs w:val="15"/>
+              </w:rPr>
+              <w:t>)</w:t>
             </w:r>
           </w:p>
         </w:tc>
@@ -19637,7 +21483,39 @@
                 <w:sz w:val="15"/>
                 <w:szCs w:val="15"/>
               </w:rPr>
-              <w:t>Bit interleaving of lat/lon, base-32</w:t>
+              <w:t xml:space="preserve">Bit interleaving of </w:t>
+            </w:r>
+            <w:proofErr w:type="spellStart"/>
+            <w:r>
+              <w:rPr>
+                <w:sz w:val="15"/>
+                <w:szCs w:val="15"/>
+              </w:rPr>
+              <w:t>lat</w:t>
+            </w:r>
+            <w:proofErr w:type="spellEnd"/>
+            <w:r>
+              <w:rPr>
+                <w:sz w:val="15"/>
+                <w:szCs w:val="15"/>
+              </w:rPr>
+              <w:t>/</w:t>
+            </w:r>
+            <w:proofErr w:type="spellStart"/>
+            <w:r>
+              <w:rPr>
+                <w:sz w:val="15"/>
+                <w:szCs w:val="15"/>
+              </w:rPr>
+              <w:t>lon</w:t>
+            </w:r>
+            <w:proofErr w:type="spellEnd"/>
+            <w:r>
+              <w:rPr>
+                <w:sz w:val="15"/>
+                <w:szCs w:val="15"/>
+              </w:rPr>
+              <w:t>, base-32</w:t>
             </w:r>
           </w:p>
         </w:tc>
@@ -19690,12 +21568,21 @@
             <w:pPr>
               <w:spacing w:line="250" w:lineRule="auto"/>
             </w:pPr>
-            <w:r>
-              <w:rPr>
-                <w:sz w:val="15"/>
-                <w:szCs w:val="15"/>
-              </w:rPr>
-              <w:t>O(1)</w:t>
+            <w:proofErr w:type="gramStart"/>
+            <w:r>
+              <w:rPr>
+                <w:sz w:val="15"/>
+                <w:szCs w:val="15"/>
+              </w:rPr>
+              <w:t>O(</w:t>
+            </w:r>
+            <w:proofErr w:type="gramEnd"/>
+            <w:r>
+              <w:rPr>
+                <w:sz w:val="15"/>
+                <w:szCs w:val="15"/>
+              </w:rPr>
+              <w:t>1)</w:t>
             </w:r>
           </w:p>
         </w:tc>
@@ -19746,7 +21633,25 @@
           <w:bCs/>
           <w:color w:val="1F3864"/>
         </w:rPr>
-        <w:t>Pseudocode: map and validate one payload (EventMapper.map)</w:t>
+        <w:t>Pseudocode: map and validate one payload (</w:t>
+      </w:r>
+      <w:proofErr w:type="spellStart"/>
+      <w:r>
+        <w:rPr>
+          <w:b/>
+          <w:bCs/>
+          <w:color w:val="1F3864"/>
+        </w:rPr>
+        <w:t>EventMapper.map</w:t>
+      </w:r>
+      <w:proofErr w:type="spellEnd"/>
+      <w:r>
+        <w:rPr>
+          <w:b/>
+          <w:bCs/>
+          <w:color w:val="1F3864"/>
+        </w:rPr>
+        <w:t>)</w:t>
       </w:r>
     </w:p>
     <w:p>
@@ -19760,7 +21665,25 @@
           <w:sz w:val="16"/>
           <w:szCs w:val="16"/>
         </w:rPr>
-        <w:t>for field in compiled_rules:            # compiled once per mapping version</w:t>
+        <w:t xml:space="preserve">for field in </w:t>
+      </w:r>
+      <w:proofErr w:type="spellStart"/>
+      <w:r>
+        <w:rPr>
+          <w:rFonts w:ascii="Consolas" w:hAnsi="Consolas" w:cs="Consolas"/>
+          <w:sz w:val="16"/>
+          <w:szCs w:val="16"/>
+        </w:rPr>
+        <w:t>compiled_rules</w:t>
+      </w:r>
+      <w:proofErr w:type="spellEnd"/>
+      <w:r>
+        <w:rPr>
+          <w:rFonts w:ascii="Consolas" w:hAnsi="Consolas" w:cs="Consolas"/>
+          <w:sz w:val="16"/>
+          <w:szCs w:val="16"/>
+        </w:rPr>
+        <w:t>:            # compiled once per mapping version</w:t>
       </w:r>
     </w:p>
     <w:p>
@@ -19774,7 +21697,63 @@
           <w:sz w:val="16"/>
           <w:szCs w:val="16"/>
         </w:rPr>
-        <w:t xml:space="preserve">    node = path.eval(payload)           # O(path length)</w:t>
+        <w:t xml:space="preserve">    node = </w:t>
+      </w:r>
+      <w:proofErr w:type="spellStart"/>
+      <w:proofErr w:type="gramStart"/>
+      <w:r>
+        <w:rPr>
+          <w:rFonts w:ascii="Consolas" w:hAnsi="Consolas" w:cs="Consolas"/>
+          <w:sz w:val="16"/>
+          <w:szCs w:val="16"/>
+        </w:rPr>
+        <w:t>path.eval</w:t>
+      </w:r>
+      <w:proofErr w:type="spellEnd"/>
+      <w:proofErr w:type="gramEnd"/>
+      <w:r>
+        <w:rPr>
+          <w:rFonts w:ascii="Consolas" w:hAnsi="Consolas" w:cs="Consolas"/>
+          <w:sz w:val="16"/>
+          <w:szCs w:val="16"/>
+        </w:rPr>
+        <w:t>(</w:t>
+      </w:r>
+      <w:proofErr w:type="gramStart"/>
+      <w:r>
+        <w:rPr>
+          <w:rFonts w:ascii="Consolas" w:hAnsi="Consolas" w:cs="Consolas"/>
+          <w:sz w:val="16"/>
+          <w:szCs w:val="16"/>
+        </w:rPr>
+        <w:t xml:space="preserve">payload)   </w:t>
+      </w:r>
+      <w:proofErr w:type="gramEnd"/>
+      <w:r>
+        <w:rPr>
+          <w:rFonts w:ascii="Consolas" w:hAnsi="Consolas" w:cs="Consolas"/>
+          <w:sz w:val="16"/>
+          <w:szCs w:val="16"/>
+        </w:rPr>
+        <w:t xml:space="preserve">        # </w:t>
+      </w:r>
+      <w:proofErr w:type="gramStart"/>
+      <w:r>
+        <w:rPr>
+          <w:rFonts w:ascii="Consolas" w:hAnsi="Consolas" w:cs="Consolas"/>
+          <w:sz w:val="16"/>
+          <w:szCs w:val="16"/>
+        </w:rPr>
+        <w:t>O(</w:t>
+      </w:r>
+      <w:proofErr w:type="gramEnd"/>
+      <w:r>
+        <w:rPr>
+          <w:rFonts w:ascii="Consolas" w:hAnsi="Consolas" w:cs="Consolas"/>
+          <w:sz w:val="16"/>
+          <w:szCs w:val="16"/>
+        </w:rPr>
+        <w:t>path length)</w:t>
       </w:r>
     </w:p>
     <w:p>
@@ -19788,7 +21767,25 @@
           <w:sz w:val="16"/>
           <w:szCs w:val="16"/>
         </w:rPr>
-        <w:t xml:space="preserve">    value[field] = transform(node)      # unit / time / list conversion</w:t>
+        <w:t xml:space="preserve">    value[field] = transform(</w:t>
+      </w:r>
+      <w:proofErr w:type="gramStart"/>
+      <w:r>
+        <w:rPr>
+          <w:rFonts w:ascii="Consolas" w:hAnsi="Consolas" w:cs="Consolas"/>
+          <w:sz w:val="16"/>
+          <w:szCs w:val="16"/>
+        </w:rPr>
+        <w:t xml:space="preserve">node)   </w:t>
+      </w:r>
+      <w:proofErr w:type="gramEnd"/>
+      <w:r>
+        <w:rPr>
+          <w:rFonts w:ascii="Consolas" w:hAnsi="Consolas" w:cs="Consolas"/>
+          <w:sz w:val="16"/>
+          <w:szCs w:val="16"/>
+        </w:rPr>
+        <w:t xml:space="preserve">   # unit / time / list conversion</w:t>
       </w:r>
     </w:p>
     <w:p>
@@ -19802,7 +21799,107 @@
           <w:sz w:val="16"/>
           <w:szCs w:val="16"/>
         </w:rPr>
-        <w:t>require vin, seq, ts, lat, lon          # else MappingException(FIELD_MISSING)</w:t>
+        <w:t xml:space="preserve">require vin, </w:t>
+      </w:r>
+      <w:proofErr w:type="spellStart"/>
+      <w:r>
+        <w:rPr>
+          <w:rFonts w:ascii="Consolas" w:hAnsi="Consolas" w:cs="Consolas"/>
+          <w:sz w:val="16"/>
+          <w:szCs w:val="16"/>
+        </w:rPr>
+        <w:t>seq</w:t>
+      </w:r>
+      <w:proofErr w:type="spellEnd"/>
+      <w:r>
+        <w:rPr>
+          <w:rFonts w:ascii="Consolas" w:hAnsi="Consolas" w:cs="Consolas"/>
+          <w:sz w:val="16"/>
+          <w:szCs w:val="16"/>
+        </w:rPr>
+        <w:t xml:space="preserve">, </w:t>
+      </w:r>
+      <w:proofErr w:type="spellStart"/>
+      <w:r>
+        <w:rPr>
+          <w:rFonts w:ascii="Consolas" w:hAnsi="Consolas" w:cs="Consolas"/>
+          <w:sz w:val="16"/>
+          <w:szCs w:val="16"/>
+        </w:rPr>
+        <w:t>ts</w:t>
+      </w:r>
+      <w:proofErr w:type="spellEnd"/>
+      <w:r>
+        <w:rPr>
+          <w:rFonts w:ascii="Consolas" w:hAnsi="Consolas" w:cs="Consolas"/>
+          <w:sz w:val="16"/>
+          <w:szCs w:val="16"/>
+        </w:rPr>
+        <w:t xml:space="preserve">, </w:t>
+      </w:r>
+      <w:proofErr w:type="spellStart"/>
+      <w:r>
+        <w:rPr>
+          <w:rFonts w:ascii="Consolas" w:hAnsi="Consolas" w:cs="Consolas"/>
+          <w:sz w:val="16"/>
+          <w:szCs w:val="16"/>
+        </w:rPr>
+        <w:t>lat</w:t>
+      </w:r>
+      <w:proofErr w:type="spellEnd"/>
+      <w:r>
+        <w:rPr>
+          <w:rFonts w:ascii="Consolas" w:hAnsi="Consolas" w:cs="Consolas"/>
+          <w:sz w:val="16"/>
+          <w:szCs w:val="16"/>
+        </w:rPr>
+        <w:t xml:space="preserve">, </w:t>
+      </w:r>
+      <w:proofErr w:type="spellStart"/>
+      <w:r>
+        <w:rPr>
+          <w:rFonts w:ascii="Consolas" w:hAnsi="Consolas" w:cs="Consolas"/>
+          <w:sz w:val="16"/>
+          <w:szCs w:val="16"/>
+        </w:rPr>
+        <w:t>lon</w:t>
+      </w:r>
+      <w:proofErr w:type="spellEnd"/>
+      <w:r>
+        <w:rPr>
+          <w:rFonts w:ascii="Consolas" w:hAnsi="Consolas" w:cs="Consolas"/>
+          <w:sz w:val="16"/>
+          <w:szCs w:val="16"/>
+        </w:rPr>
+        <w:t xml:space="preserve">          # else </w:t>
+      </w:r>
+      <w:proofErr w:type="spellStart"/>
+      <w:proofErr w:type="gramStart"/>
+      <w:r>
+        <w:rPr>
+          <w:rFonts w:ascii="Consolas" w:hAnsi="Consolas" w:cs="Consolas"/>
+          <w:sz w:val="16"/>
+          <w:szCs w:val="16"/>
+        </w:rPr>
+        <w:t>MappingException</w:t>
+      </w:r>
+      <w:proofErr w:type="spellEnd"/>
+      <w:r>
+        <w:rPr>
+          <w:rFonts w:ascii="Consolas" w:hAnsi="Consolas" w:cs="Consolas"/>
+          <w:sz w:val="16"/>
+          <w:szCs w:val="16"/>
+        </w:rPr>
+        <w:t>(</w:t>
+      </w:r>
+      <w:proofErr w:type="gramEnd"/>
+      <w:r>
+        <w:rPr>
+          <w:rFonts w:ascii="Consolas" w:hAnsi="Consolas" w:cs="Consolas"/>
+          <w:sz w:val="16"/>
+          <w:szCs w:val="16"/>
+        </w:rPr>
+        <w:t>FIELD_MISSING)</w:t>
       </w:r>
     </w:p>
     <w:p>
@@ -19816,7 +21913,25 @@
           <w:sz w:val="16"/>
           <w:szCs w:val="16"/>
         </w:rPr>
-        <w:t>check VIN check digit and maker prefix; ts within [now-7d, now+5min];</w:t>
+        <w:t xml:space="preserve">check VIN check digit and maker prefix; </w:t>
+      </w:r>
+      <w:proofErr w:type="spellStart"/>
+      <w:r>
+        <w:rPr>
+          <w:rFonts w:ascii="Consolas" w:hAnsi="Consolas" w:cs="Consolas"/>
+          <w:sz w:val="16"/>
+          <w:szCs w:val="16"/>
+        </w:rPr>
+        <w:t>ts</w:t>
+      </w:r>
+      <w:proofErr w:type="spellEnd"/>
+      <w:r>
+        <w:rPr>
+          <w:rFonts w:ascii="Consolas" w:hAnsi="Consolas" w:cs="Consolas"/>
+          <w:sz w:val="16"/>
+          <w:szCs w:val="16"/>
+        </w:rPr>
+        <w:t xml:space="preserve"> within [now-7d, now+5min];</w:t>
       </w:r>
     </w:p>
     <w:p>
@@ -19830,7 +21945,43 @@
           <w:sz w:val="16"/>
           <w:szCs w:val="16"/>
         </w:rPr>
-        <w:t xml:space="preserve">      coordinates in range and not (0,0); speed 0..300; percentages 0..100</w:t>
+        <w:t xml:space="preserve">      coordinates in range and not (0,0); speed </w:t>
+      </w:r>
+      <w:proofErr w:type="gramStart"/>
+      <w:r>
+        <w:rPr>
+          <w:rFonts w:ascii="Consolas" w:hAnsi="Consolas" w:cs="Consolas"/>
+          <w:sz w:val="16"/>
+          <w:szCs w:val="16"/>
+        </w:rPr>
+        <w:t>0..</w:t>
+      </w:r>
+      <w:proofErr w:type="gramEnd"/>
+      <w:r>
+        <w:rPr>
+          <w:rFonts w:ascii="Consolas" w:hAnsi="Consolas" w:cs="Consolas"/>
+          <w:sz w:val="16"/>
+          <w:szCs w:val="16"/>
+        </w:rPr>
+        <w:t xml:space="preserve">300; percentages </w:t>
+      </w:r>
+      <w:proofErr w:type="gramStart"/>
+      <w:r>
+        <w:rPr>
+          <w:rFonts w:ascii="Consolas" w:hAnsi="Consolas" w:cs="Consolas"/>
+          <w:sz w:val="16"/>
+          <w:szCs w:val="16"/>
+        </w:rPr>
+        <w:t>0..</w:t>
+      </w:r>
+      <w:proofErr w:type="gramEnd"/>
+      <w:r>
+        <w:rPr>
+          <w:rFonts w:ascii="Consolas" w:hAnsi="Consolas" w:cs="Consolas"/>
+          <w:sz w:val="16"/>
+          <w:szCs w:val="16"/>
+        </w:rPr>
+        <w:t>100</w:t>
       </w:r>
     </w:p>
     <w:p>
@@ -19838,13 +21989,51 @@
         <w:shd w:val="clear" w:color="auto" w:fill="F5F5F5"/>
         <w:ind w:left="120"/>
       </w:pPr>
+      <w:proofErr w:type="spellStart"/>
       <w:r>
         <w:rPr>
           <w:rFonts w:ascii="Consolas" w:hAnsi="Consolas" w:cs="Consolas"/>
           <w:sz w:val="16"/>
           <w:szCs w:val="16"/>
         </w:rPr>
-        <w:t>dtc = unique(normalise(code) for code in value[dtc])   # text or raw hex</w:t>
+        <w:t>dtc</w:t>
+      </w:r>
+      <w:proofErr w:type="spellEnd"/>
+      <w:r>
+        <w:rPr>
+          <w:rFonts w:ascii="Consolas" w:hAnsi="Consolas" w:cs="Consolas"/>
+          <w:sz w:val="16"/>
+          <w:szCs w:val="16"/>
+        </w:rPr>
+        <w:t xml:space="preserve"> = unique(normalise(code) for code in value[</w:t>
+      </w:r>
+      <w:proofErr w:type="spellStart"/>
+      <w:r>
+        <w:rPr>
+          <w:rFonts w:ascii="Consolas" w:hAnsi="Consolas" w:cs="Consolas"/>
+          <w:sz w:val="16"/>
+          <w:szCs w:val="16"/>
+        </w:rPr>
+        <w:t>dtc</w:t>
+      </w:r>
+      <w:proofErr w:type="spellEnd"/>
+      <w:proofErr w:type="gramStart"/>
+      <w:r>
+        <w:rPr>
+          <w:rFonts w:ascii="Consolas" w:hAnsi="Consolas" w:cs="Consolas"/>
+          <w:sz w:val="16"/>
+          <w:szCs w:val="16"/>
+        </w:rPr>
+        <w:t xml:space="preserve">])   </w:t>
+      </w:r>
+      <w:proofErr w:type="gramEnd"/>
+      <w:r>
+        <w:rPr>
+          <w:rFonts w:ascii="Consolas" w:hAnsi="Consolas" w:cs="Consolas"/>
+          <w:sz w:val="16"/>
+          <w:szCs w:val="16"/>
+        </w:rPr>
+        <w:t># text or raw hex</w:t>
       </w:r>
     </w:p>
     <w:p>
@@ -19859,7 +22048,25 @@
           <w:sz w:val="16"/>
           <w:szCs w:val="16"/>
         </w:rPr>
-        <w:t>return CanonicalEvent(...)              # any failure → DLQ with a stable reason</w:t>
+        <w:t xml:space="preserve">return </w:t>
+      </w:r>
+      <w:proofErr w:type="spellStart"/>
+      <w:r>
+        <w:rPr>
+          <w:rFonts w:ascii="Consolas" w:hAnsi="Consolas" w:cs="Consolas"/>
+          <w:sz w:val="16"/>
+          <w:szCs w:val="16"/>
+        </w:rPr>
+        <w:t>CanonicalEvent</w:t>
+      </w:r>
+      <w:proofErr w:type="spellEnd"/>
+      <w:r>
+        <w:rPr>
+          <w:rFonts w:ascii="Consolas" w:hAnsi="Consolas" w:cs="Consolas"/>
+          <w:sz w:val="16"/>
+          <w:szCs w:val="16"/>
+        </w:rPr>
+        <w:t>(...)              # any failure → DLQ with a stable reason</w:t>
       </w:r>
     </w:p>
     <w:p>
@@ -19873,7 +22080,25 @@
           <w:bCs/>
           <w:color w:val="1F3864"/>
         </w:rPr>
-        <w:t>Pseudocode: de-duplicate (SeqWindow.add)</w:t>
+        <w:t>Pseudocode: de-duplicate (</w:t>
+      </w:r>
+      <w:proofErr w:type="spellStart"/>
+      <w:r>
+        <w:rPr>
+          <w:b/>
+          <w:bCs/>
+          <w:color w:val="1F3864"/>
+        </w:rPr>
+        <w:t>SeqWindow.add</w:t>
+      </w:r>
+      <w:proofErr w:type="spellEnd"/>
+      <w:r>
+        <w:rPr>
+          <w:b/>
+          <w:bCs/>
+          <w:color w:val="1F3864"/>
+        </w:rPr>
+        <w:t>)</w:t>
       </w:r>
     </w:p>
     <w:p>
@@ -19887,7 +22112,25 @@
           <w:sz w:val="16"/>
           <w:szCs w:val="16"/>
         </w:rPr>
-        <w:t>window = store.get(vin) or empty ring of 64</w:t>
+        <w:t xml:space="preserve">window = </w:t>
+      </w:r>
+      <w:proofErr w:type="spellStart"/>
+      <w:r>
+        <w:rPr>
+          <w:rFonts w:ascii="Consolas" w:hAnsi="Consolas" w:cs="Consolas"/>
+          <w:sz w:val="16"/>
+          <w:szCs w:val="16"/>
+        </w:rPr>
+        <w:t>store.get</w:t>
+      </w:r>
+      <w:proofErr w:type="spellEnd"/>
+      <w:r>
+        <w:rPr>
+          <w:rFonts w:ascii="Consolas" w:hAnsi="Consolas" w:cs="Consolas"/>
+          <w:sz w:val="16"/>
+          <w:szCs w:val="16"/>
+        </w:rPr>
+        <w:t>(vin) or empty ring of 64</w:t>
       </w:r>
     </w:p>
     <w:p>
@@ -19901,7 +22144,25 @@
           <w:sz w:val="16"/>
           <w:szCs w:val="16"/>
         </w:rPr>
-        <w:t>if seq in window: drop as duplicate                # linear scan, cache-resident</w:t>
+        <w:t xml:space="preserve">if </w:t>
+      </w:r>
+      <w:proofErr w:type="spellStart"/>
+      <w:r>
+        <w:rPr>
+          <w:rFonts w:ascii="Consolas" w:hAnsi="Consolas" w:cs="Consolas"/>
+          <w:sz w:val="16"/>
+          <w:szCs w:val="16"/>
+        </w:rPr>
+        <w:t>seq</w:t>
+      </w:r>
+      <w:proofErr w:type="spellEnd"/>
+      <w:r>
+        <w:rPr>
+          <w:rFonts w:ascii="Consolas" w:hAnsi="Consolas" w:cs="Consolas"/>
+          <w:sz w:val="16"/>
+          <w:szCs w:val="16"/>
+        </w:rPr>
+        <w:t xml:space="preserve"> in window: drop as duplicate                # linear scan, cache-resident</w:t>
       </w:r>
     </w:p>
     <w:p>
@@ -19915,7 +22176,25 @@
           <w:sz w:val="16"/>
           <w:szCs w:val="16"/>
         </w:rPr>
-        <w:t>window[next] = seq; next = (next + 1) mod 64</w:t>
+        <w:t xml:space="preserve">window[next] = </w:t>
+      </w:r>
+      <w:proofErr w:type="spellStart"/>
+      <w:r>
+        <w:rPr>
+          <w:rFonts w:ascii="Consolas" w:hAnsi="Consolas" w:cs="Consolas"/>
+          <w:sz w:val="16"/>
+          <w:szCs w:val="16"/>
+        </w:rPr>
+        <w:t>seq</w:t>
+      </w:r>
+      <w:proofErr w:type="spellEnd"/>
+      <w:r>
+        <w:rPr>
+          <w:rFonts w:ascii="Consolas" w:hAnsi="Consolas" w:cs="Consolas"/>
+          <w:sz w:val="16"/>
+          <w:szCs w:val="16"/>
+        </w:rPr>
+        <w:t>; next = (next + 1) mod 64</w:t>
       </w:r>
     </w:p>
     <w:p>
@@ -19924,13 +22203,51 @@
         <w:spacing w:after="160"/>
         <w:ind w:left="120"/>
       </w:pPr>
+      <w:proofErr w:type="spellStart"/>
+      <w:proofErr w:type="gramStart"/>
       <w:r>
         <w:rPr>
           <w:rFonts w:ascii="Consolas" w:hAnsi="Consolas" w:cs="Consolas"/>
           <w:sz w:val="16"/>
           <w:szCs w:val="16"/>
         </w:rPr>
-        <w:t>store.put(vin, window)                             # same Kafka transaction as the output</w:t>
+        <w:t>store.put</w:t>
+      </w:r>
+      <w:proofErr w:type="spellEnd"/>
+      <w:r>
+        <w:rPr>
+          <w:rFonts w:ascii="Consolas" w:hAnsi="Consolas" w:cs="Consolas"/>
+          <w:sz w:val="16"/>
+          <w:szCs w:val="16"/>
+        </w:rPr>
+        <w:t>(</w:t>
+      </w:r>
+      <w:proofErr w:type="gramEnd"/>
+      <w:r>
+        <w:rPr>
+          <w:rFonts w:ascii="Consolas" w:hAnsi="Consolas" w:cs="Consolas"/>
+          <w:sz w:val="16"/>
+          <w:szCs w:val="16"/>
+        </w:rPr>
+        <w:t xml:space="preserve">vin, </w:t>
+      </w:r>
+      <w:proofErr w:type="gramStart"/>
+      <w:r>
+        <w:rPr>
+          <w:rFonts w:ascii="Consolas" w:hAnsi="Consolas" w:cs="Consolas"/>
+          <w:sz w:val="16"/>
+          <w:szCs w:val="16"/>
+        </w:rPr>
+        <w:t xml:space="preserve">window)   </w:t>
+      </w:r>
+      <w:proofErr w:type="gramEnd"/>
+      <w:r>
+        <w:rPr>
+          <w:rFonts w:ascii="Consolas" w:hAnsi="Consolas" w:cs="Consolas"/>
+          <w:sz w:val="16"/>
+          <w:szCs w:val="16"/>
+        </w:rPr>
+        <w:t xml:space="preserve">                          # same Kafka transaction as the output</w:t>
       </w:r>
     </w:p>
     <w:p>
@@ -19944,7 +22261,27 @@
           <w:bCs/>
           <w:color w:val="1F3864"/>
         </w:rPr>
-        <w:t>Pseudocode: service plan (maintenance.plan)</w:t>
+        <w:t>Pseudocode: service plan (</w:t>
+      </w:r>
+      <w:proofErr w:type="spellStart"/>
+      <w:proofErr w:type="gramStart"/>
+      <w:r>
+        <w:rPr>
+          <w:b/>
+          <w:bCs/>
+          <w:color w:val="1F3864"/>
+        </w:rPr>
+        <w:t>maintenance.plan</w:t>
+      </w:r>
+      <w:proofErr w:type="spellEnd"/>
+      <w:proofErr w:type="gramEnd"/>
+      <w:r>
+        <w:rPr>
+          <w:b/>
+          <w:bCs/>
+          <w:color w:val="1F3864"/>
+        </w:rPr>
+        <w:t>)</w:t>
       </w:r>
     </w:p>
     <w:p>
@@ -19958,7 +22295,25 @@
           <w:sz w:val="16"/>
           <w:szCs w:val="16"/>
         </w:rPr>
-        <w:t>worth = [v for v in candidates if p(v) * saving(v) &gt; inspection_cost]</w:t>
+        <w:t xml:space="preserve">worth = [v for v in candidates if p(v) * saving(v) &gt; </w:t>
+      </w:r>
+      <w:proofErr w:type="spellStart"/>
+      <w:r>
+        <w:rPr>
+          <w:rFonts w:ascii="Consolas" w:hAnsi="Consolas" w:cs="Consolas"/>
+          <w:sz w:val="16"/>
+          <w:szCs w:val="16"/>
+        </w:rPr>
+        <w:t>inspection_cost</w:t>
+      </w:r>
+      <w:proofErr w:type="spellEnd"/>
+      <w:r>
+        <w:rPr>
+          <w:rFonts w:ascii="Consolas" w:hAnsi="Consolas" w:cs="Consolas"/>
+          <w:sz w:val="16"/>
+          <w:szCs w:val="16"/>
+        </w:rPr>
+        <w:t>]</w:t>
       </w:r>
     </w:p>
     <w:p>
@@ -19972,7 +22327,61 @@
           <w:sz w:val="16"/>
           <w:szCs w:val="16"/>
         </w:rPr>
-        <w:t>sort worth by (not urgent(p &gt;= 0.8), -expected_value, vehicle_id)</w:t>
+        <w:t xml:space="preserve">sort worth by (not </w:t>
+      </w:r>
+      <w:proofErr w:type="gramStart"/>
+      <w:r>
+        <w:rPr>
+          <w:rFonts w:ascii="Consolas" w:hAnsi="Consolas" w:cs="Consolas"/>
+          <w:sz w:val="16"/>
+          <w:szCs w:val="16"/>
+        </w:rPr>
+        <w:t>urgent(</w:t>
+      </w:r>
+      <w:proofErr w:type="gramEnd"/>
+      <w:r>
+        <w:rPr>
+          <w:rFonts w:ascii="Consolas" w:hAnsi="Consolas" w:cs="Consolas"/>
+          <w:sz w:val="16"/>
+          <w:szCs w:val="16"/>
+        </w:rPr>
+        <w:t>p &gt;= 0.8), -</w:t>
+      </w:r>
+      <w:proofErr w:type="spellStart"/>
+      <w:r>
+        <w:rPr>
+          <w:rFonts w:ascii="Consolas" w:hAnsi="Consolas" w:cs="Consolas"/>
+          <w:sz w:val="16"/>
+          <w:szCs w:val="16"/>
+        </w:rPr>
+        <w:t>expected_value</w:t>
+      </w:r>
+      <w:proofErr w:type="spellEnd"/>
+      <w:r>
+        <w:rPr>
+          <w:rFonts w:ascii="Consolas" w:hAnsi="Consolas" w:cs="Consolas"/>
+          <w:sz w:val="16"/>
+          <w:szCs w:val="16"/>
+        </w:rPr>
+        <w:t xml:space="preserve">, </w:t>
+      </w:r>
+      <w:proofErr w:type="spellStart"/>
+      <w:r>
+        <w:rPr>
+          <w:rFonts w:ascii="Consolas" w:hAnsi="Consolas" w:cs="Consolas"/>
+          <w:sz w:val="16"/>
+          <w:szCs w:val="16"/>
+        </w:rPr>
+        <w:t>vehicle_id</w:t>
+      </w:r>
+      <w:proofErr w:type="spellEnd"/>
+      <w:r>
+        <w:rPr>
+          <w:rFonts w:ascii="Consolas" w:hAnsi="Consolas" w:cs="Consolas"/>
+          <w:sz w:val="16"/>
+          <w:szCs w:val="16"/>
+        </w:rPr>
+        <w:t>)</w:t>
       </w:r>
     </w:p>
     <w:p>
@@ -20000,8 +22409,18 @@
           <w:sz w:val="16"/>
           <w:szCs w:val="16"/>
         </w:rPr>
-        <w:t xml:space="preserve">    days = [tomorrow] if urgent(v) else plan_days</w:t>
-      </w:r>
+        <w:t xml:space="preserve">    days = [tomorrow] if urgent(v) else </w:t>
+      </w:r>
+      <w:proofErr w:type="spellStart"/>
+      <w:r>
+        <w:rPr>
+          <w:rFonts w:ascii="Consolas" w:hAnsi="Consolas" w:cs="Consolas"/>
+          <w:sz w:val="16"/>
+          <w:szCs w:val="16"/>
+        </w:rPr>
+        <w:t>plan_days</w:t>
+      </w:r>
+      <w:proofErr w:type="spellEnd"/>
     </w:p>
     <w:p>
       <w:pPr>
@@ -20028,7 +22447,43 @@
           <w:sz w:val="16"/>
           <w:szCs w:val="16"/>
         </w:rPr>
-        <w:t xml:space="preserve">        for day in days: if free_bays(depot, day) &gt; 0: assign; break</w:t>
+        <w:t xml:space="preserve">        for day in days: if </w:t>
+      </w:r>
+      <w:proofErr w:type="spellStart"/>
+      <w:r>
+        <w:rPr>
+          <w:rFonts w:ascii="Consolas" w:hAnsi="Consolas" w:cs="Consolas"/>
+          <w:sz w:val="16"/>
+          <w:szCs w:val="16"/>
+        </w:rPr>
+        <w:t>free_</w:t>
+      </w:r>
+      <w:proofErr w:type="gramStart"/>
+      <w:r>
+        <w:rPr>
+          <w:rFonts w:ascii="Consolas" w:hAnsi="Consolas" w:cs="Consolas"/>
+          <w:sz w:val="16"/>
+          <w:szCs w:val="16"/>
+        </w:rPr>
+        <w:t>bays</w:t>
+      </w:r>
+      <w:proofErr w:type="spellEnd"/>
+      <w:r>
+        <w:rPr>
+          <w:rFonts w:ascii="Consolas" w:hAnsi="Consolas" w:cs="Consolas"/>
+          <w:sz w:val="16"/>
+          <w:szCs w:val="16"/>
+        </w:rPr>
+        <w:t>(</w:t>
+      </w:r>
+      <w:proofErr w:type="gramEnd"/>
+      <w:r>
+        <w:rPr>
+          <w:rFonts w:ascii="Consolas" w:hAnsi="Consolas" w:cs="Consolas"/>
+          <w:sz w:val="16"/>
+          <w:szCs w:val="16"/>
+        </w:rPr>
+        <w:t>depot, day) &gt; 0: assign; break</w:t>
       </w:r>
     </w:p>
     <w:p>
@@ -20506,8 +22961,33 @@
                 <w:sz w:val="17"/>
                 <w:szCs w:val="17"/>
               </w:rPr>
-              <w:t>p95 &lt; 200 ms; p99 &lt; 500 ms</w:t>
-            </w:r>
+              <w:t xml:space="preserve">p95 &lt; 200 </w:t>
+            </w:r>
+            <w:proofErr w:type="spellStart"/>
+            <w:r>
+              <w:rPr>
+                <w:sz w:val="17"/>
+                <w:szCs w:val="17"/>
+              </w:rPr>
+              <w:t>ms</w:t>
+            </w:r>
+            <w:proofErr w:type="spellEnd"/>
+            <w:r>
+              <w:rPr>
+                <w:sz w:val="17"/>
+                <w:szCs w:val="17"/>
+              </w:rPr>
+              <w:t xml:space="preserve">; p99 &lt; 500 </w:t>
+            </w:r>
+            <w:proofErr w:type="spellStart"/>
+            <w:r>
+              <w:rPr>
+                <w:sz w:val="17"/>
+                <w:szCs w:val="17"/>
+              </w:rPr>
+              <w:t>ms</w:t>
+            </w:r>
+            <w:proofErr w:type="spellEnd"/>
           </w:p>
         </w:tc>
         <w:tc>
@@ -20535,7 +23015,23 @@
                 <w:sz w:val="17"/>
                 <w:szCs w:val="17"/>
               </w:rPr>
-              <w:t>Not met on this laptop. List endpoints p50 75–87 ms, p95 0.36–1.0 s; fleet summary and maintenance overview p50 1.1–1.4 s; all requests p95 2.2 s, p99 4.5 s; 2 of 541 timed out (HTTP 500)</w:t>
+              <w:t xml:space="preserve">Not met on this laptop. List endpoints p50 75–87 </w:t>
+            </w:r>
+            <w:proofErr w:type="spellStart"/>
+            <w:r>
+              <w:rPr>
+                <w:sz w:val="17"/>
+                <w:szCs w:val="17"/>
+              </w:rPr>
+              <w:t>ms</w:t>
+            </w:r>
+            <w:proofErr w:type="spellEnd"/>
+            <w:r>
+              <w:rPr>
+                <w:sz w:val="17"/>
+                <w:szCs w:val="17"/>
+              </w:rPr>
+              <w:t>, p95 0.36–1.0 s; fleet summary and maintenance overview p50 1.1–1.4 s; all requests p95 2.2 s, p99 4.5 s; 2 of 541 timed out (HTTP 500)</w:t>
             </w:r>
           </w:p>
         </w:tc>
@@ -20564,7 +23060,23 @@
                 <w:sz w:val="17"/>
                 <w:szCs w:val="17"/>
               </w:rPr>
-              <w:t>tests/load/api_latency.py, 2026-10-01 09:20 UTC: 3 users, 2 tenants, 120 s, while 100K vehicles stream and the pipeline saturates the laptop's CPU (results file in tests/load/results/)</w:t>
+              <w:t xml:space="preserve">tests/load/api_latency.py, 2026-10-01 09:20 UTC: 3 users, 2 tenants, 120 s, while 100K vehicles stream and the pipeline </w:t>
+            </w:r>
+            <w:proofErr w:type="gramStart"/>
+            <w:r>
+              <w:rPr>
+                <w:sz w:val="17"/>
+                <w:szCs w:val="17"/>
+              </w:rPr>
+              <w:t>saturates</w:t>
+            </w:r>
+            <w:proofErr w:type="gramEnd"/>
+            <w:r>
+              <w:rPr>
+                <w:sz w:val="17"/>
+                <w:szCs w:val="17"/>
+              </w:rPr>
+              <w:t xml:space="preserve"> the laptop's CPU (results file in tests/load/results/)</w:t>
             </w:r>
           </w:p>
         </w:tc>
@@ -20656,7 +23168,39 @@
                 <w:sz w:val="17"/>
                 <w:szCs w:val="17"/>
               </w:rPr>
-              <w:t>Broker SIGKILL: serving again in 70 s; 2,874,026 sent = stored = rollup. Stream processor kill: sent = stored, no duplicates. Whole stack healthy 129 s after an unclean shutdown</w:t>
+              <w:t xml:space="preserve">Broker SIGKILL: serving again in 70 s; 2,874,026 sent = stored = rollup. Stream </w:t>
+            </w:r>
+            <w:proofErr w:type="gramStart"/>
+            <w:r>
+              <w:rPr>
+                <w:sz w:val="17"/>
+                <w:szCs w:val="17"/>
+              </w:rPr>
+              <w:t>processor</w:t>
+            </w:r>
+            <w:proofErr w:type="gramEnd"/>
+            <w:r>
+              <w:rPr>
+                <w:sz w:val="17"/>
+                <w:szCs w:val="17"/>
+              </w:rPr>
+              <w:t xml:space="preserve"> </w:t>
+            </w:r>
+            <w:proofErr w:type="gramStart"/>
+            <w:r>
+              <w:rPr>
+                <w:sz w:val="17"/>
+                <w:szCs w:val="17"/>
+              </w:rPr>
+              <w:t>kill:</w:t>
+            </w:r>
+            <w:proofErr w:type="gramEnd"/>
+            <w:r>
+              <w:rPr>
+                <w:sz w:val="17"/>
+                <w:szCs w:val="17"/>
+              </w:rPr>
+              <w:t xml:space="preserve"> sent = stored, no duplicates. Whole stack healthy 129 s after an unclean shutdown</w:t>
             </w:r>
           </w:p>
         </w:tc>
@@ -20806,7 +23350,23 @@
                 <w:sz w:val="17"/>
                 <w:szCs w:val="17"/>
               </w:rPr>
-              <w:t>Helm values, Terraform; not run in a cloud</w:t>
+              <w:t xml:space="preserve">Helm values, </w:t>
+            </w:r>
+            <w:proofErr w:type="gramStart"/>
+            <w:r>
+              <w:rPr>
+                <w:sz w:val="17"/>
+                <w:szCs w:val="17"/>
+              </w:rPr>
+              <w:t>Terraform</w:t>
+            </w:r>
+            <w:proofErr w:type="gramEnd"/>
+            <w:r>
+              <w:rPr>
+                <w:sz w:val="17"/>
+                <w:szCs w:val="17"/>
+              </w:rPr>
+              <w:t>; not run in a cloud</w:t>
             </w:r>
           </w:p>
         </w:tc>
@@ -20829,7 +23389,27 @@
         <w:t>Load test setup.</w:t>
       </w:r>
       <w:r>
-        <w:t xml:space="preserve"> One laptop (Ryzen 5 5500U, 16 GB; Docker Desktop 8 GB, 12 CPUs), the full compose stack, 100,000 simulated vehicles. Steady: one report per vehicle every 30 s (3,300/s) for 5 minutes. Burst: ×3 to 10K/s for 2 minutes. Kafka alone: kafka-producer-perf-test, 2M × 400 B, acks=all, 24 partitions.</w:t>
+        <w:t xml:space="preserve"> One laptop (</w:t>
+      </w:r>
+      <w:proofErr w:type="spellStart"/>
+      <w:r>
+        <w:t>Ryzen</w:t>
+      </w:r>
+      <w:proofErr w:type="spellEnd"/>
+      <w:r>
+        <w:t xml:space="preserve"> 5 5500U, 16 GB; Docker Desktop 8 GB, 12 CPUs), the full compose stack, 100,000 simulated vehicles. Steady: one report per vehicle every 30 s (3,300/s) for 5 minutes. </w:t>
+      </w:r>
+      <w:r>
+        <w:lastRenderedPageBreak/>
+        <w:t xml:space="preserve">Burst: ×3 to 10K/s for 2 minutes. Kafka alone: </w:t>
+      </w:r>
+      <w:proofErr w:type="spellStart"/>
+      <w:r>
+        <w:t>kafka</w:t>
+      </w:r>
+      <w:proofErr w:type="spellEnd"/>
+      <w:r>
+        <w:t>-producer-perf-test, 2M × 400 B, acks=all, 24 partitions.</w:t>
       </w:r>
     </w:p>
     <w:tbl>
@@ -22408,7 +24988,23 @@
                 <w:sz w:val="17"/>
                 <w:szCs w:val="17"/>
               </w:rPr>
-              <w:t>Tenant enforced inside each store: Postgres RLS from a transaction-local setting, ClickHouse row policy per query, tenant-scoped Redis keys; API role has no BYPASSRLS; integration tests expect 404 across tenants</w:t>
+              <w:t xml:space="preserve">Tenant enforced inside each store: Postgres RLS from a transaction-local setting, </w:t>
+            </w:r>
+            <w:proofErr w:type="spellStart"/>
+            <w:r>
+              <w:rPr>
+                <w:sz w:val="17"/>
+                <w:szCs w:val="17"/>
+              </w:rPr>
+              <w:t>ClickHouse</w:t>
+            </w:r>
+            <w:proofErr w:type="spellEnd"/>
+            <w:r>
+              <w:rPr>
+                <w:sz w:val="17"/>
+                <w:szCs w:val="17"/>
+              </w:rPr>
+              <w:t xml:space="preserve"> row policy per query, tenant-scoped Redis keys; API role has no BYPASSRLS; integration tests expect 404 across tenants</w:t>
             </w:r>
           </w:p>
         </w:tc>
@@ -22495,12 +25091,21 @@
             <w:pPr>
               <w:spacing w:line="250" w:lineRule="auto"/>
             </w:pPr>
-            <w:r>
-              <w:rPr>
-                <w:sz w:val="17"/>
-                <w:szCs w:val="17"/>
-              </w:rPr>
-              <w:t>Keycloak OIDC with PKCE; signature (JWKS), issuer, audience and expiry checked on every request</w:t>
+            <w:proofErr w:type="spellStart"/>
+            <w:r>
+              <w:rPr>
+                <w:sz w:val="17"/>
+                <w:szCs w:val="17"/>
+              </w:rPr>
+              <w:t>Keycloak</w:t>
+            </w:r>
+            <w:proofErr w:type="spellEnd"/>
+            <w:r>
+              <w:rPr>
+                <w:sz w:val="17"/>
+                <w:szCs w:val="17"/>
+              </w:rPr>
+              <w:t xml:space="preserve"> OIDC with PKCE; signature (JWKS), issuer, audience and expiry checked on every request</w:t>
             </w:r>
           </w:p>
         </w:tc>
@@ -22684,7 +25289,23 @@
                 <w:sz w:val="17"/>
                 <w:szCs w:val="17"/>
               </w:rPr>
-              <w:t>acks=all, exactly-once streams, idempotent sinks; verified by kill tests</w:t>
+              <w:t xml:space="preserve">acks=all, </w:t>
+            </w:r>
+            <w:proofErr w:type="gramStart"/>
+            <w:r>
+              <w:rPr>
+                <w:sz w:val="17"/>
+                <w:szCs w:val="17"/>
+              </w:rPr>
+              <w:t>exactly-once</w:t>
+            </w:r>
+            <w:proofErr w:type="gramEnd"/>
+            <w:r>
+              <w:rPr>
+                <w:sz w:val="17"/>
+                <w:szCs w:val="17"/>
+              </w:rPr>
+              <w:t xml:space="preserve"> streams, idempotent sinks; verified by kill tests</w:t>
             </w:r>
           </w:p>
         </w:tc>
@@ -22833,7 +25454,15 @@
         <w:t>Authentication and authorisation:</w:t>
       </w:r>
       <w:r>
-        <w:t xml:space="preserve"> OAuth2/OIDC (Keycloak), RS256 JWT; roles viewer, manager and platform admin; tenant from the verified token only (ADR 0002).</w:t>
+        <w:t xml:space="preserve"> OAuth2/OIDC (</w:t>
+      </w:r>
+      <w:proofErr w:type="spellStart"/>
+      <w:r>
+        <w:t>Keycloak</w:t>
+      </w:r>
+      <w:proofErr w:type="spellEnd"/>
+      <w:r>
+        <w:t>), RS256 JWT; roles viewer, manager and platform admin; tenant from the verified token only (ADR 0002).</w:t>
       </w:r>
     </w:p>
     <w:p>
@@ -22855,15 +25484,44 @@
       <w:r>
         <w:t xml:space="preserve"> OEM partners authenticate with an API key compared as a SHA-256 hash in constant time. </w:t>
       </w:r>
+      <w:proofErr w:type="spellStart"/>
       <w:r>
         <w:rPr>
           <w:b/>
           <w:bCs/>
         </w:rPr>
-        <w:t>mTLS is not built</w:t>
-      </w:r>
-      <w:r>
-        <w:t xml:space="preserve"> (data comes from OEM clouds, not devices; per-partner keys with rotation, or mTLS at the edge, are next). TLS terminates at the ingress in Kubernetes; locally services talk plain HTTP. At rest, Terraform enables RDS storage encryption, ElastiCache at-rest and in-transit encryption, MSK in-transit encryption and S3 SSE-KMS; the local stack is unencrypted. Secrets come from environment variables; </w:t>
+        <w:t>mTLS</w:t>
+      </w:r>
+      <w:proofErr w:type="spellEnd"/>
+      <w:r>
+        <w:rPr>
+          <w:b/>
+          <w:bCs/>
+        </w:rPr>
+        <w:t xml:space="preserve"> is not built</w:t>
+      </w:r>
+      <w:r>
+        <w:t xml:space="preserve"> (data comes from OEM clouds, not devices; per-partner keys with rotation, or </w:t>
+      </w:r>
+      <w:proofErr w:type="spellStart"/>
+      <w:r>
+        <w:t>mTLS</w:t>
+      </w:r>
+      <w:proofErr w:type="spellEnd"/>
+      <w:r>
+        <w:t xml:space="preserve"> at the edge, are next). TLS terminates at the ingress in Kubernetes; locally services talk plain HTTP. At rest, Terraform enables RDS storage encryption, </w:t>
+      </w:r>
+      <w:proofErr w:type="spellStart"/>
+      <w:r>
+        <w:t>ElastiCache</w:t>
+      </w:r>
+      <w:proofErr w:type="spellEnd"/>
+      <w:r>
+        <w:t xml:space="preserve"> at-rest and in-transit encryption, MSK in-transit encryption and S3 SSE-KMS; the local stack is unencrypted. Secrets come from environment variables</w:t>
+      </w:r>
+      <w:proofErr w:type="gramStart"/>
+      <w:r>
+        <w:t xml:space="preserve">; </w:t>
       </w:r>
       <w:r>
         <w:rPr>
@@ -22871,6 +25529,7 @@
         </w:rPr>
         <w:t>.env</w:t>
       </w:r>
+      <w:proofErr w:type="gramEnd"/>
       <w:r>
         <w:t xml:space="preserve"> is git-ignored; CI scans the whole history for secrets.</w:t>
       </w:r>
@@ -22913,12 +25572,14 @@
       <w:r>
         <w:t xml:space="preserve"> (the schema has nullable personal fields and an </w:t>
       </w:r>
+      <w:proofErr w:type="spellStart"/>
       <w:r>
         <w:rPr>
           <w:rFonts w:ascii="Consolas" w:hAnsi="Consolas" w:cs="Consolas"/>
         </w:rPr>
         <w:t>erasure_request</w:t>
       </w:r>
+      <w:proofErr w:type="spellEnd"/>
       <w:r>
         <w:t xml:space="preserve"> table with a receipt). All data in this submission is synthetic.</w:t>
       </w:r>
@@ -22937,6 +25598,7 @@
           <w:b/>
           <w:bCs/>
         </w:rPr>
+        <w:lastRenderedPageBreak/>
         <w:t>AI safety:</w:t>
       </w:r>
       <w:r>
@@ -23194,8 +25856,65 @@
                 <w:sz w:val="15"/>
                 <w:szCs w:val="15"/>
               </w:rPr>
-              <w:t>JUnit 5, AssertJ, Mockito, Kafka Streams TopologyTestDriver; pytest; Vitest</w:t>
-            </w:r>
+              <w:t xml:space="preserve">JUnit 5, </w:t>
+            </w:r>
+            <w:proofErr w:type="spellStart"/>
+            <w:r>
+              <w:rPr>
+                <w:sz w:val="15"/>
+                <w:szCs w:val="15"/>
+              </w:rPr>
+              <w:t>AssertJ</w:t>
+            </w:r>
+            <w:proofErr w:type="spellEnd"/>
+            <w:r>
+              <w:rPr>
+                <w:sz w:val="15"/>
+                <w:szCs w:val="15"/>
+              </w:rPr>
+              <w:t xml:space="preserve">, Mockito, Kafka Streams </w:t>
+            </w:r>
+            <w:proofErr w:type="spellStart"/>
+            <w:r>
+              <w:rPr>
+                <w:sz w:val="15"/>
+                <w:szCs w:val="15"/>
+              </w:rPr>
+              <w:t>TopologyTestDriver</w:t>
+            </w:r>
+            <w:proofErr w:type="spellEnd"/>
+            <w:r>
+              <w:rPr>
+                <w:sz w:val="15"/>
+                <w:szCs w:val="15"/>
+              </w:rPr>
+              <w:t xml:space="preserve">; </w:t>
+            </w:r>
+            <w:proofErr w:type="spellStart"/>
+            <w:r>
+              <w:rPr>
+                <w:sz w:val="15"/>
+                <w:szCs w:val="15"/>
+              </w:rPr>
+              <w:t>pytest</w:t>
+            </w:r>
+            <w:proofErr w:type="spellEnd"/>
+            <w:r>
+              <w:rPr>
+                <w:sz w:val="15"/>
+                <w:szCs w:val="15"/>
+              </w:rPr>
+              <w:t xml:space="preserve">; </w:t>
+            </w:r>
+            <w:proofErr w:type="spellStart"/>
+            <w:r>
+              <w:rPr>
+                <w:sz w:val="15"/>
+                <w:szCs w:val="15"/>
+              </w:rPr>
+              <w:t>Vitest</w:t>
+            </w:r>
+            <w:proofErr w:type="spellEnd"/>
           </w:p>
         </w:tc>
         <w:tc>
@@ -23339,12 +26058,37 @@
             <w:pPr>
               <w:spacing w:line="250" w:lineRule="auto"/>
             </w:pPr>
-            <w:r>
-              <w:rPr>
-                <w:sz w:val="15"/>
-                <w:szCs w:val="15"/>
-              </w:rPr>
-              <w:t>pytest against the running stack with real Keycloak tokens; simulator ↔ normaliser contract test</w:t>
+            <w:proofErr w:type="spellStart"/>
+            <w:r>
+              <w:rPr>
+                <w:sz w:val="15"/>
+                <w:szCs w:val="15"/>
+              </w:rPr>
+              <w:t>pytest</w:t>
+            </w:r>
+            <w:proofErr w:type="spellEnd"/>
+            <w:r>
+              <w:rPr>
+                <w:sz w:val="15"/>
+                <w:szCs w:val="15"/>
+              </w:rPr>
+              <w:t xml:space="preserve"> against the running stack with real </w:t>
+            </w:r>
+            <w:proofErr w:type="spellStart"/>
+            <w:r>
+              <w:rPr>
+                <w:sz w:val="15"/>
+                <w:szCs w:val="15"/>
+              </w:rPr>
+              <w:t>Keycloak</w:t>
+            </w:r>
+            <w:proofErr w:type="spellEnd"/>
+            <w:r>
+              <w:rPr>
+                <w:sz w:val="15"/>
+                <w:szCs w:val="15"/>
+              </w:rPr>
+              <w:t xml:space="preserve"> tokens; simulator ↔ normaliser contract test</w:t>
             </w:r>
           </w:p>
         </w:tc>
@@ -23402,7 +26146,23 @@
                 <w:sz w:val="15"/>
                 <w:szCs w:val="15"/>
               </w:rPr>
-              <w:t>Pass. Pact not used; Testcontainers not used (integration runs against compose)</w:t>
+              <w:t xml:space="preserve">Pass. Pact not used; </w:t>
+            </w:r>
+            <w:proofErr w:type="spellStart"/>
+            <w:r>
+              <w:rPr>
+                <w:sz w:val="15"/>
+                <w:szCs w:val="15"/>
+              </w:rPr>
+              <w:t>Testcontainers</w:t>
+            </w:r>
+            <w:proofErr w:type="spellEnd"/>
+            <w:r>
+              <w:rPr>
+                <w:sz w:val="15"/>
+                <w:szCs w:val="15"/>
+              </w:rPr>
+              <w:t xml:space="preserve"> not used (integration runs against compose)</w:t>
             </w:r>
           </w:p>
         </w:tc>
@@ -23639,12 +26399,21 @@
             <w:pPr>
               <w:spacing w:line="250" w:lineRule="auto"/>
             </w:pPr>
-            <w:r>
-              <w:rPr>
-                <w:sz w:val="15"/>
-                <w:szCs w:val="15"/>
-              </w:rPr>
-              <w:t>kafka-producer-perf-test, tests/load/throughput.sh, tests/load/api_latency.py</w:t>
+            <w:proofErr w:type="spellStart"/>
+            <w:r>
+              <w:rPr>
+                <w:sz w:val="15"/>
+                <w:szCs w:val="15"/>
+              </w:rPr>
+              <w:t>kafka</w:t>
+            </w:r>
+            <w:proofErr w:type="spellEnd"/>
+            <w:r>
+              <w:rPr>
+                <w:sz w:val="15"/>
+                <w:szCs w:val="15"/>
+              </w:rPr>
+              <w:t>-producer-perf-test, tests/load/throughput.sh, tests/load/api_latency.py</w:t>
             </w:r>
           </w:p>
         </w:tc>
@@ -23789,12 +26558,69 @@
             <w:pPr>
               <w:spacing w:line="250" w:lineRule="auto"/>
             </w:pPr>
-            <w:r>
-              <w:rPr>
-                <w:sz w:val="15"/>
-                <w:szCs w:val="15"/>
-              </w:rPr>
-              <w:t>gitleaks (history), Trivy fs (vulnerabilities, IaC misconfiguration, secrets), Trivy image scan per image, ruff flake8-bandit rules (S)</w:t>
+            <w:proofErr w:type="spellStart"/>
+            <w:r>
+              <w:rPr>
+                <w:sz w:val="15"/>
+                <w:szCs w:val="15"/>
+              </w:rPr>
+              <w:t>gitleaks</w:t>
+            </w:r>
+            <w:proofErr w:type="spellEnd"/>
+            <w:r>
+              <w:rPr>
+                <w:sz w:val="15"/>
+                <w:szCs w:val="15"/>
+              </w:rPr>
+              <w:t xml:space="preserve"> (history), </w:t>
+            </w:r>
+            <w:proofErr w:type="spellStart"/>
+            <w:r>
+              <w:rPr>
+                <w:sz w:val="15"/>
+                <w:szCs w:val="15"/>
+              </w:rPr>
+              <w:t>Trivy</w:t>
+            </w:r>
+            <w:proofErr w:type="spellEnd"/>
+            <w:r>
+              <w:rPr>
+                <w:sz w:val="15"/>
+                <w:szCs w:val="15"/>
+              </w:rPr>
+              <w:t xml:space="preserve"> fs (vulnerabilities, </w:t>
+            </w:r>
+            <w:proofErr w:type="spellStart"/>
+            <w:r>
+              <w:rPr>
+                <w:sz w:val="15"/>
+                <w:szCs w:val="15"/>
+              </w:rPr>
+              <w:t>IaC</w:t>
+            </w:r>
+            <w:proofErr w:type="spellEnd"/>
+            <w:r>
+              <w:rPr>
+                <w:sz w:val="15"/>
+                <w:szCs w:val="15"/>
+              </w:rPr>
+              <w:t xml:space="preserve"> misconfiguration, secrets), </w:t>
+            </w:r>
+            <w:proofErr w:type="spellStart"/>
+            <w:r>
+              <w:rPr>
+                <w:sz w:val="15"/>
+                <w:szCs w:val="15"/>
+              </w:rPr>
+              <w:t>Trivy</w:t>
+            </w:r>
+            <w:proofErr w:type="spellEnd"/>
+            <w:r>
+              <w:rPr>
+                <w:sz w:val="15"/>
+                <w:szCs w:val="15"/>
+              </w:rPr>
+              <w:t xml:space="preserve"> image scan per image, ruff flake8-bandit rules (S)</w:t>
             </w:r>
           </w:p>
         </w:tc>
@@ -23852,7 +26678,23 @@
                 <w:sz w:val="15"/>
                 <w:szCs w:val="15"/>
               </w:rPr>
-              <w:t>Pipeline fails on critical/high fixable findings; Semgrep and OWASP ZAP not run</w:t>
+              <w:t xml:space="preserve">Pipeline fails on critical/high fixable findings; </w:t>
+            </w:r>
+            <w:proofErr w:type="spellStart"/>
+            <w:r>
+              <w:rPr>
+                <w:sz w:val="15"/>
+                <w:szCs w:val="15"/>
+              </w:rPr>
+              <w:t>Semgrep</w:t>
+            </w:r>
+            <w:proofErr w:type="spellEnd"/>
+            <w:r>
+              <w:rPr>
+                <w:sz w:val="15"/>
+                <w:szCs w:val="15"/>
+              </w:rPr>
+              <w:t xml:space="preserve"> and OWASP ZAP not run</w:t>
             </w:r>
           </w:p>
         </w:tc>
@@ -24054,7 +26896,23 @@
         <w:t>Edge cases covered:</w:t>
       </w:r>
       <w:r>
-        <w:t xml:space="preserve"> duplicate and late events (dedup window, event-time ordering); invalid VINs, null-island GPS, out-of-range values and malformed JSON (DLQ with reasons); an unknown maker (parked, then replayed); broker outage (503, circuit breaker, retry); a crash between each step of the ClickHouse sink; another tenant's ids (404); booking conflicts (all or nothing); prompt-injection text in tool results; broken sensors; label-boundary and leakage tests for the model.</w:t>
+        <w:t xml:space="preserve"> duplicate and late events (</w:t>
+      </w:r>
+      <w:proofErr w:type="spellStart"/>
+      <w:r>
+        <w:t>dedup</w:t>
+      </w:r>
+      <w:proofErr w:type="spellEnd"/>
+      <w:r>
+        <w:t xml:space="preserve"> window, event-time ordering); invalid VINs, null-island GPS, out-of-range values and malformed JSON (DLQ with reasons); an unknown maker (parked, then replayed); broker outage (503, circuit breaker, retry); a crash between each step of the </w:t>
+      </w:r>
+      <w:proofErr w:type="spellStart"/>
+      <w:r>
+        <w:t>ClickHouse</w:t>
+      </w:r>
+      <w:proofErr w:type="spellEnd"/>
+      <w:r>
+        <w:t xml:space="preserve"> sink; another tenant's ids (404); booking conflicts (all or nothing); prompt-injection text in tool results; broken sensors; label-boundary and leakage tests for the model.</w:t>
       </w:r>
     </w:p>
     <w:p>
@@ -24080,14 +26938,72 @@
       <w:r>
         <w:t xml:space="preserve"> becomes </w:t>
       </w:r>
+      <w:proofErr w:type="spellStart"/>
       <w:r>
         <w:rPr>
           <w:rFonts w:ascii="Consolas" w:hAnsi="Consolas" w:cs="Consolas"/>
         </w:rPr>
-        <w:t>speedKmh 64.4, coolantC 100.0, dtc [P0217, P0128], evt HARSH_ACCEL</w:t>
-      </w:r>
-      <w:r>
-        <w:t xml:space="preserve"> (EventMapperTest).</w:t>
+        <w:t>speedKmh</w:t>
+      </w:r>
+      <w:proofErr w:type="spellEnd"/>
+      <w:r>
+        <w:rPr>
+          <w:rFonts w:ascii="Consolas" w:hAnsi="Consolas" w:cs="Consolas"/>
+        </w:rPr>
+        <w:t xml:space="preserve"> 64.4, </w:t>
+      </w:r>
+      <w:proofErr w:type="spellStart"/>
+      <w:r>
+        <w:rPr>
+          <w:rFonts w:ascii="Consolas" w:hAnsi="Consolas" w:cs="Consolas"/>
+        </w:rPr>
+        <w:t>coolantC</w:t>
+      </w:r>
+      <w:proofErr w:type="spellEnd"/>
+      <w:r>
+        <w:rPr>
+          <w:rFonts w:ascii="Consolas" w:hAnsi="Consolas" w:cs="Consolas"/>
+        </w:rPr>
+        <w:t xml:space="preserve"> 100.0, </w:t>
+      </w:r>
+      <w:proofErr w:type="spellStart"/>
+      <w:r>
+        <w:rPr>
+          <w:rFonts w:ascii="Consolas" w:hAnsi="Consolas" w:cs="Consolas"/>
+        </w:rPr>
+        <w:t>dtc</w:t>
+      </w:r>
+      <w:proofErr w:type="spellEnd"/>
+      <w:r>
+        <w:rPr>
+          <w:rFonts w:ascii="Consolas" w:hAnsi="Consolas" w:cs="Consolas"/>
+        </w:rPr>
+        <w:t xml:space="preserve"> [P0217, P0128], </w:t>
+      </w:r>
+      <w:proofErr w:type="spellStart"/>
+      <w:r>
+        <w:rPr>
+          <w:rFonts w:ascii="Consolas" w:hAnsi="Consolas" w:cs="Consolas"/>
+        </w:rPr>
+        <w:t>evt</w:t>
+      </w:r>
+      <w:proofErr w:type="spellEnd"/>
+      <w:r>
+        <w:rPr>
+          <w:rFonts w:ascii="Consolas" w:hAnsi="Consolas" w:cs="Consolas"/>
+        </w:rPr>
+        <w:t xml:space="preserve"> HARSH_ACCEL</w:t>
+      </w:r>
+      <w:r>
+        <w:t xml:space="preserve"> (</w:t>
+      </w:r>
+      <w:proofErr w:type="spellStart"/>
+      <w:r>
+        <w:t>EventMapperTest</w:t>
+      </w:r>
+      <w:proofErr w:type="spellEnd"/>
+      <w:r>
+        <w:t>).</w:t>
       </w:r>
     </w:p>
     <w:p>
@@ -24102,13 +27018,35 @@
         <w:t>Report links:</w:t>
       </w:r>
       <w:r>
-        <w:t xml:space="preserve"> JaCoCo </w:t>
+        <w:t xml:space="preserve"> </w:t>
+      </w:r>
+      <w:proofErr w:type="spellStart"/>
+      <w:r>
+        <w:t>JaCoCo</w:t>
+      </w:r>
+      <w:proofErr w:type="spellEnd"/>
+      <w:r>
+        <w:t xml:space="preserve"> </w:t>
       </w:r>
       <w:r>
         <w:rPr>
           <w:rFonts w:ascii="Consolas" w:hAnsi="Consolas" w:cs="Consolas"/>
         </w:rPr>
-        <w:t>services/*/target/site/jacoco/</w:t>
+        <w:t>services/*/target/site/</w:t>
+      </w:r>
+      <w:proofErr w:type="spellStart"/>
+      <w:r>
+        <w:rPr>
+          <w:rFonts w:ascii="Consolas" w:hAnsi="Consolas" w:cs="Consolas"/>
+        </w:rPr>
+        <w:t>jacoco</w:t>
+      </w:r>
+      <w:proofErr w:type="spellEnd"/>
+      <w:r>
+        <w:rPr>
+          <w:rFonts w:ascii="Consolas" w:hAnsi="Consolas" w:cs="Consolas"/>
+        </w:rPr>
+        <w:t>/</w:t>
       </w:r>
       <w:r>
         <w:t xml:space="preserve">, Surefire </w:t>
@@ -24117,7 +27055,21 @@
         <w:rPr>
           <w:rFonts w:ascii="Consolas" w:hAnsi="Consolas" w:cs="Consolas"/>
         </w:rPr>
-        <w:t>services/*/target/surefire-reports/</w:t>
+        <w:t>services/*/target/</w:t>
+      </w:r>
+      <w:proofErr w:type="gramStart"/>
+      <w:r>
+        <w:rPr>
+          <w:rFonts w:ascii="Consolas" w:hAnsi="Consolas" w:cs="Consolas"/>
+        </w:rPr>
+        <w:t>surefire-reports</w:t>
+      </w:r>
+      <w:proofErr w:type="gramEnd"/>
+      <w:r>
+        <w:rPr>
+          <w:rFonts w:ascii="Consolas" w:hAnsi="Consolas" w:cs="Consolas"/>
+        </w:rPr>
+        <w:t>/</w:t>
       </w:r>
       <w:r>
         <w:t xml:space="preserve">, load and chaos results in </w:t>
@@ -24129,17 +27081,7 @@
         <w:t>tests/*/results/</w:t>
       </w:r>
       <w:r>
-        <w:t xml:space="preserve">, security scans in the CI run </w:t>
-      </w:r>
-      <w:r>
-        <w:rPr>
-          <w:b/>
-          <w:highlight w:val="yellow"/>
-        </w:rPr>
-        <w:t>add the CI link after pushing</w:t>
-      </w:r>
-      <w:r>
-        <w:t>.</w:t>
+        <w:t>, security scans in the CI run https://github.com/vennela9927/fleetPulseproject/actions.</w:t>
       </w:r>
     </w:p>
     <w:p>
@@ -24170,19 +27112,39 @@
         <w:rPr>
           <w:rFonts w:ascii="Consolas" w:hAnsi="Consolas" w:cs="Consolas"/>
         </w:rPr>
-        <w:t>/actuator/prometheus</w:t>
-      </w:r>
-      <w:r>
-        <w:t xml:space="preserve"> (gateway batch latency p50/p95/p99, pending records, rejections by status; normaliser events, DLQ and duplicates by maker and reason; Kafka Streams client metrics; simulator ledger and tick lag). The API exposes </w:t>
-      </w:r>
+        <w:t>/actuator/</w:t>
+      </w:r>
+      <w:proofErr w:type="spellStart"/>
       <w:r>
         <w:rPr>
           <w:rFonts w:ascii="Consolas" w:hAnsi="Consolas" w:cs="Consolas"/>
         </w:rPr>
+        <w:t>prometheus</w:t>
+      </w:r>
+      <w:proofErr w:type="spellEnd"/>
+      <w:r>
+        <w:t xml:space="preserve"> (gateway batch latency p50/p95/p99, pending records, rejections by status; normaliser events, DLQ and </w:t>
+      </w:r>
+      <w:r>
+        <w:lastRenderedPageBreak/>
+        <w:t xml:space="preserve">duplicates by maker and reason; Kafka Streams client metrics; simulator ledger and tick lag). The API exposes </w:t>
+      </w:r>
+      <w:r>
+        <w:rPr>
+          <w:rFonts w:ascii="Consolas" w:hAnsi="Consolas" w:cs="Consolas"/>
+        </w:rPr>
         <w:t>/metrics</w:t>
       </w:r>
       <w:r>
-        <w:t xml:space="preserve">. Logs are structured, to stdout. Consumer lag is visible in Kafka UI (optional compose profile), and the Chaos page reconciles sent and stored per maker live. </w:t>
+        <w:t xml:space="preserve">. Logs are structured, to </w:t>
+      </w:r>
+      <w:proofErr w:type="spellStart"/>
+      <w:r>
+        <w:t>stdout</w:t>
+      </w:r>
+      <w:proofErr w:type="spellEnd"/>
+      <w:r>
+        <w:t xml:space="preserve">. Consumer lag is visible in Kafka UI (optional compose profile), and the Chaos page reconciles sent and stored per maker live. </w:t>
       </w:r>
       <w:r>
         <w:rPr>
@@ -24192,7 +27154,15 @@
         <w:t>Not built:</w:t>
       </w:r>
       <w:r>
-        <w:t xml:space="preserve"> Grafana dashboards, OpenTelemetry tracing and centralised logs (ELK or Splunk).</w:t>
+        <w:t xml:space="preserve"> Grafana dashboards, </w:t>
+      </w:r>
+      <w:proofErr w:type="spellStart"/>
+      <w:r>
+        <w:t>OpenTelemetry</w:t>
+      </w:r>
+      <w:proofErr w:type="spellEnd"/>
+      <w:r>
+        <w:t xml:space="preserve"> tracing and centralised logs (ELK or Splunk).</w:t>
       </w:r>
     </w:p>
     <w:p>
@@ -24219,7 +27189,7 @@
                     <pic:cNvPicPr/>
                   </pic:nvPicPr>
                   <pic:blipFill>
-                    <a:blip r:embed="rId16"/>
+                    <a:blip r:embed="rId17"/>
                     <a:stretch>
                       <a:fillRect/>
                     </a:stretch>
@@ -24280,30 +27250,36 @@
       <w:r>
         <w:t xml:space="preserve">Is it intake? </w:t>
       </w:r>
+      <w:proofErr w:type="spellStart"/>
       <w:r>
         <w:rPr>
           <w:rFonts w:ascii="Consolas" w:hAnsi="Consolas" w:cs="Consolas"/>
         </w:rPr>
         <w:t>gateway_batch_latency</w:t>
       </w:r>
+      <w:proofErr w:type="spellEnd"/>
       <w:r>
         <w:t xml:space="preserve"> p99 and </w:t>
       </w:r>
+      <w:proofErr w:type="spellStart"/>
       <w:r>
         <w:rPr>
           <w:rFonts w:ascii="Consolas" w:hAnsi="Consolas" w:cs="Consolas"/>
         </w:rPr>
         <w:t>gateway_pending_records</w:t>
       </w:r>
+      <w:proofErr w:type="spellEnd"/>
       <w:r>
         <w:t xml:space="preserve"> near 50,000, plus 429/503 counts by maker in </w:t>
       </w:r>
+      <w:proofErr w:type="spellStart"/>
       <w:r>
         <w:rPr>
           <w:rFonts w:ascii="Consolas" w:hAnsi="Consolas" w:cs="Consolas"/>
         </w:rPr>
         <w:t>gateway_rejected_total</w:t>
       </w:r>
+      <w:proofErr w:type="spellEnd"/>
       <w:r>
         <w:t>, mean Kafka is slow to acknowledge.</w:t>
       </w:r>
@@ -24318,7 +27294,15 @@
         <w:spacing w:after="60" w:line="280" w:lineRule="auto"/>
       </w:pPr>
       <w:r>
-        <w:t>Is it processing? Consumer lag per group (normalizer, alert-detector, live-state, clickhouse-sink) shows which stage falls behind; Kafka Streams metrics show commit latency and rebalances.</w:t>
+        <w:t xml:space="preserve">Is it processing? Consumer lag per group (normalizer, alert-detector, live-state, </w:t>
+      </w:r>
+      <w:proofErr w:type="spellStart"/>
+      <w:r>
+        <w:t>clickhouse</w:t>
+      </w:r>
+      <w:proofErr w:type="spellEnd"/>
+      <w:r>
+        <w:t>-sink) shows which stage falls behind; Kafka Streams metrics show commit latency and rebalances.</w:t>
       </w:r>
     </w:p>
     <w:p>
@@ -24331,23 +27315,39 @@
         <w:spacing w:after="60" w:line="280" w:lineRule="auto"/>
       </w:pPr>
       <w:r>
-        <w:t xml:space="preserve">Is it storage? The sink's batch insert times and ClickHouse </w:t>
-      </w:r>
+        <w:t xml:space="preserve">Is it storage? The sink's batch insert times and </w:t>
+      </w:r>
+      <w:proofErr w:type="spellStart"/>
+      <w:r>
+        <w:t>ClickHouse</w:t>
+      </w:r>
+      <w:proofErr w:type="spellEnd"/>
+      <w:r>
+        <w:t xml:space="preserve"> </w:t>
+      </w:r>
+      <w:proofErr w:type="spellStart"/>
+      <w:proofErr w:type="gramStart"/>
       <w:r>
         <w:rPr>
           <w:rFonts w:ascii="Consolas" w:hAnsi="Consolas" w:cs="Consolas"/>
         </w:rPr>
         <w:t>system.parts</w:t>
       </w:r>
+      <w:proofErr w:type="spellEnd"/>
+      <w:proofErr w:type="gramEnd"/>
       <w:r>
         <w:t xml:space="preserve"> / </w:t>
       </w:r>
+      <w:proofErr w:type="spellStart"/>
+      <w:proofErr w:type="gramStart"/>
       <w:r>
         <w:rPr>
           <w:rFonts w:ascii="Consolas" w:hAnsi="Consolas" w:cs="Consolas"/>
         </w:rPr>
         <w:t>system.merges</w:t>
       </w:r>
+      <w:proofErr w:type="spellEnd"/>
+      <w:proofErr w:type="gramEnd"/>
       <w:r>
         <w:t xml:space="preserve"> show merge pressure (the cause of one real incident: thousands of small parts).</w:t>
       </w:r>
@@ -24371,7 +27371,15 @@
         <w:t>X-Request-Id</w:t>
       </w:r>
       <w:r>
-        <w:t xml:space="preserve"> travels as a Kafka header) tie a slow batch to its records. Without tracing this step is manual, which is why OpenTelemetry is the next observability step.</w:t>
+        <w:t xml:space="preserve"> travels as a Kafka header) tie a slow batch to its records. Without tracing this step is manual, which is why </w:t>
+      </w:r>
+      <w:proofErr w:type="spellStart"/>
+      <w:r>
+        <w:t>OpenTelemetry</w:t>
+      </w:r>
+      <w:proofErr w:type="spellEnd"/>
+      <w:r>
+        <w:t xml:space="preserve"> is the next observability step.</w:t>
       </w:r>
     </w:p>
     <w:p>
@@ -24411,7 +27419,11 @@
         <w:t>Data and features.</w:t>
       </w:r>
       <w:r>
-        <w:t xml:space="preserve"> 21 days of daily rollups for 98,000 vehicles with 3,669 breakdowns, generated by our simulator. For each vehicle and day, features use only the 7 days up to that day: levels, 3-day trends, days with each fault code. As-of days are limited to fully observed 7-day label windows. Tests guard against leakage and shifting label boundaries.</w:t>
+        <w:t xml:space="preserve"> 21 days of daily rollups for 98,000 vehicles with 3,669 breakdowns, generated by our simulator. For each vehicle and day, features use only the 7 days up to that day: levels, 3-day </w:t>
+      </w:r>
+      <w:r>
+        <w:lastRenderedPageBreak/>
+        <w:t>trends, days with each fault code. As-of days are limited to fully observed 7-day label windows. Tests guard against leakage and shifting label boundaries.</w:t>
       </w:r>
     </w:p>
     <w:p>
@@ -24426,7 +27438,23 @@
         <w:t>Model and agent design.</w:t>
       </w:r>
       <w:r>
-        <w:t xml:space="preserve"> LightGBM, calibrated with isotonic regression on held-out vehicles (capped at 99%); per-feature contributions are each vehicle's reasons. The copilot uses Gemini function calling (models tried in order, rule-based fallback) with 10 tools: 8 read tools scoped to the user's tenant (including similar past failures from pgvector) and 2 propose-only tools.</w:t>
+        <w:t xml:space="preserve"> </w:t>
+      </w:r>
+      <w:proofErr w:type="spellStart"/>
+      <w:r>
+        <w:t>LightGBM</w:t>
+      </w:r>
+      <w:proofErr w:type="spellEnd"/>
+      <w:r>
+        <w:t xml:space="preserve">, calibrated with isotonic regression on held-out vehicles (capped at 99%); per-feature contributions are each vehicle's reasons. The copilot uses Gemini function calling (models tried in order, rule-based fallback) with 10 tools: 8 read tools scoped to the user's tenant (including similar past failures from </w:t>
+      </w:r>
+      <w:proofErr w:type="spellStart"/>
+      <w:r>
+        <w:t>pgvector</w:t>
+      </w:r>
+      <w:proofErr w:type="spellEnd"/>
+      <w:r>
+        <w:t>) and 2 propose-only tools.</w:t>
       </w:r>
     </w:p>
     <w:tbl>
@@ -25000,14 +28028,7 @@
                 <w:sz w:val="17"/>
                 <w:szCs w:val="17"/>
               </w:rPr>
-              <w:t>−</w:t>
-            </w:r>
-            <w:r>
-              <w:rPr>
-                <w:sz w:val="17"/>
-                <w:szCs w:val="17"/>
-              </w:rPr>
-              <w:t>$466K</w:t>
+              <w:t>−$466K</w:t>
             </w:r>
           </w:p>
         </w:tc>
@@ -25036,14 +28057,7 @@
                 <w:sz w:val="17"/>
                 <w:szCs w:val="17"/>
               </w:rPr>
-              <w:t>−</w:t>
-            </w:r>
-            <w:r>
-              <w:rPr>
-                <w:sz w:val="17"/>
-                <w:szCs w:val="17"/>
-              </w:rPr>
-              <w:t>$303K</w:t>
+              <w:t>−$303K</w:t>
             </w:r>
           </w:p>
         </w:tc>
@@ -25088,7 +28102,15 @@
         <w:spacing w:before="40" w:after="120" w:line="290" w:lineRule="auto"/>
       </w:pPr>
       <w:r>
-        <w:t>PR-AUC 0.748 against a 0.012 base rate; ROC-AUC 0.89; likely part correct 83% of the time; predictions of 80–100% came true 93.6% of the time. Leaving each maker out of training in turn lowered PR-AUC by at most 0.011 (Aurora 0.77→0.76, Borealis 0.70→0.69, Cygnus 0.77→0.77).</w:t>
+        <w:t xml:space="preserve">PR-AUC 0.748 against a 0.012 base rate; ROC-AUC 0.89; likely part </w:t>
+      </w:r>
+      <w:proofErr w:type="gramStart"/>
+      <w:r>
+        <w:t>correct</w:t>
+      </w:r>
+      <w:proofErr w:type="gramEnd"/>
+      <w:r>
+        <w:t xml:space="preserve"> 83% of the time; predictions of 80–100% came true 93.6% of the time. Leaving each maker out of training in turn lowered PR-AUC by at most 0.011 (Aurora 0.77→0.76, Borealis 0.70→0.69, Cygnus 0.77→0.77).</w:t>
       </w:r>
     </w:p>
     <w:p>
@@ -25115,7 +28137,7 @@
                     <pic:cNvPicPr/>
                   </pic:nvPicPr>
                   <pic:blipFill>
-                    <a:blip r:embed="rId17"/>
+                    <a:blip r:embed="rId18"/>
                     <a:stretch>
                       <a:fillRect/>
                     </a:stretch>
@@ -25173,6 +28195,7 @@
       </w:pPr>
       <w:bookmarkStart w:id="26" w:name="s27"/>
       <w:r>
+        <w:lastRenderedPageBreak/>
         <w:t>12. Architecture Decisions, Risks &amp; Future Enhancements</w:t>
       </w:r>
       <w:bookmarkEnd w:id="26"/>
@@ -25290,8 +28313,17 @@
                 <w:sz w:val="17"/>
                 <w:szCs w:val="17"/>
               </w:rPr>
-              <w:t>0001 Exactly-once into ClickHouse</w:t>
-            </w:r>
+              <w:t xml:space="preserve">0001 Exactly-once into </w:t>
+            </w:r>
+            <w:proofErr w:type="spellStart"/>
+            <w:r>
+              <w:rPr>
+                <w:sz w:val="17"/>
+                <w:szCs w:val="17"/>
+              </w:rPr>
+              <w:t>ClickHouse</w:t>
+            </w:r>
+            <w:proofErr w:type="spellEnd"/>
           </w:p>
         </w:tc>
         <w:tc>
@@ -25319,7 +28351,55 @@
                 <w:sz w:val="17"/>
                 <w:szCs w:val="17"/>
               </w:rPr>
-              <w:t>Rollups double-count a re-inserted batch → options: FINAL on reads, Kafka Connect with Keeper, ClickHouse transactions → record each batch's boundary in Kafka before inserting, with a dedup token → two offset commits per batch; 30 minutes of downtime covered by the dedup window.</w:t>
+              <w:t xml:space="preserve">Rollups double-count a re-inserted batch → options: FINAL on reads, Kafka Connect with Keeper, </w:t>
+            </w:r>
+            <w:proofErr w:type="spellStart"/>
+            <w:r>
+              <w:rPr>
+                <w:sz w:val="17"/>
+                <w:szCs w:val="17"/>
+              </w:rPr>
+              <w:t>ClickHouse</w:t>
+            </w:r>
+            <w:proofErr w:type="spellEnd"/>
+            <w:r>
+              <w:rPr>
+                <w:sz w:val="17"/>
+                <w:szCs w:val="17"/>
+              </w:rPr>
+              <w:t xml:space="preserve"> transactions → record each batch's boundary in Kafka before inserting, with a </w:t>
+            </w:r>
+            <w:proofErr w:type="spellStart"/>
+            <w:r>
+              <w:rPr>
+                <w:sz w:val="17"/>
+                <w:szCs w:val="17"/>
+              </w:rPr>
+              <w:t>dedup</w:t>
+            </w:r>
+            <w:proofErr w:type="spellEnd"/>
+            <w:r>
+              <w:rPr>
+                <w:sz w:val="17"/>
+                <w:szCs w:val="17"/>
+              </w:rPr>
+              <w:t xml:space="preserve"> token → two offset commits per batch; 30 minutes of downtime covered by the </w:t>
+            </w:r>
+            <w:proofErr w:type="spellStart"/>
+            <w:r>
+              <w:rPr>
+                <w:sz w:val="17"/>
+                <w:szCs w:val="17"/>
+              </w:rPr>
+              <w:t>dedup</w:t>
+            </w:r>
+            <w:proofErr w:type="spellEnd"/>
+            <w:r>
+              <w:rPr>
+                <w:sz w:val="17"/>
+                <w:szCs w:val="17"/>
+              </w:rPr>
+              <w:t xml:space="preserve"> window.</w:t>
             </w:r>
           </w:p>
         </w:tc>
@@ -25382,7 +28462,39 @@
                 <w:sz w:val="17"/>
                 <w:szCs w:val="17"/>
               </w:rPr>
-              <w:t>One missing WHERE would leak a fleet → options: app filtering, database per tenant → RLS, ClickHouse row policies, tenant keys in Redis → a bug becomes missing data, not a breach; one set_config per request.</w:t>
+              <w:t xml:space="preserve">One missing WHERE would leak a fleet → options: app filtering, database per tenant → RLS, </w:t>
+            </w:r>
+            <w:proofErr w:type="spellStart"/>
+            <w:r>
+              <w:rPr>
+                <w:sz w:val="17"/>
+                <w:szCs w:val="17"/>
+              </w:rPr>
+              <w:t>ClickHouse</w:t>
+            </w:r>
+            <w:proofErr w:type="spellEnd"/>
+            <w:r>
+              <w:rPr>
+                <w:sz w:val="17"/>
+                <w:szCs w:val="17"/>
+              </w:rPr>
+              <w:t xml:space="preserve"> row policies, tenant keys in Redis → a bug becomes missing data, not a breach; one </w:t>
+            </w:r>
+            <w:proofErr w:type="spellStart"/>
+            <w:r>
+              <w:rPr>
+                <w:sz w:val="17"/>
+                <w:szCs w:val="17"/>
+              </w:rPr>
+              <w:t>set_config</w:t>
+            </w:r>
+            <w:proofErr w:type="spellEnd"/>
+            <w:r>
+              <w:rPr>
+                <w:sz w:val="17"/>
+                <w:szCs w:val="17"/>
+              </w:rPr>
+              <w:t xml:space="preserve"> per request.</w:t>
             </w:r>
           </w:p>
         </w:tc>
@@ -25445,7 +28557,23 @@
                 <w:sz w:val="17"/>
                 <w:szCs w:val="17"/>
               </w:rPr>
-              <w:t>Rare events (1.2%), need ‘how sure’ → options: survival, sequence models, precision threshold → calibrated LightGBM with a cost rule → explainable, maker-independent; 2.7-day median warning.</w:t>
+              <w:t xml:space="preserve">Rare events (1.2%), need ‘how sure’ → options: survival, sequence models, precision threshold → calibrated </w:t>
+            </w:r>
+            <w:proofErr w:type="spellStart"/>
+            <w:r>
+              <w:rPr>
+                <w:sz w:val="17"/>
+                <w:szCs w:val="17"/>
+              </w:rPr>
+              <w:t>LightGBM</w:t>
+            </w:r>
+            <w:proofErr w:type="spellEnd"/>
+            <w:r>
+              <w:rPr>
+                <w:sz w:val="17"/>
+                <w:szCs w:val="17"/>
+              </w:rPr>
+              <w:t xml:space="preserve"> with a cost rule → explainable, maker-independent; 2.7-day median warning.</w:t>
             </w:r>
           </w:p>
         </w:tc>
@@ -25571,7 +28699,39 @@
                 <w:sz w:val="17"/>
                 <w:szCs w:val="17"/>
               </w:rPr>
-              <w:t>Four access patterns → Postgres (CP), ClickHouse and Redis (AP), pgvector → four stores to operate, each available as a managed service.</w:t>
+              <w:t xml:space="preserve">Four access patterns → Postgres (CP), </w:t>
+            </w:r>
+            <w:proofErr w:type="spellStart"/>
+            <w:r>
+              <w:rPr>
+                <w:sz w:val="17"/>
+                <w:szCs w:val="17"/>
+              </w:rPr>
+              <w:t>ClickHouse</w:t>
+            </w:r>
+            <w:proofErr w:type="spellEnd"/>
+            <w:r>
+              <w:rPr>
+                <w:sz w:val="17"/>
+                <w:szCs w:val="17"/>
+              </w:rPr>
+              <w:t xml:space="preserve"> and Redis (AP), </w:t>
+            </w:r>
+            <w:proofErr w:type="spellStart"/>
+            <w:r>
+              <w:rPr>
+                <w:sz w:val="17"/>
+                <w:szCs w:val="17"/>
+              </w:rPr>
+              <w:t>pgvector</w:t>
+            </w:r>
+            <w:proofErr w:type="spellEnd"/>
+            <w:r>
+              <w:rPr>
+                <w:sz w:val="17"/>
+                <w:szCs w:val="17"/>
+              </w:rPr>
+              <w:t xml:space="preserve"> → four stores to operate, each available as a managed service.</w:t>
             </w:r>
           </w:p>
         </w:tc>
@@ -25630,7 +28790,15 @@
         <w:spacing w:after="60" w:line="280" w:lineRule="auto"/>
       </w:pPr>
       <w:r>
-        <w:t>API latency misses the target on the laptop (p95 2.2 s overall, two timeouts): the fleet summary and maintenance overview recompute per request while the pipeline saturates the CPU. Next: precompute both per tenant every few seconds into Redis, and run the API on its own nodes.</w:t>
+        <w:t xml:space="preserve">API latency misses the target on the laptop (p95 2.2 s overall, two timeouts): the fleet summary and maintenance overview recompute per request while the pipeline saturates the CPU. Next: precompute both per tenant every few seconds into </w:t>
+      </w:r>
+      <w:proofErr w:type="gramStart"/>
+      <w:r>
+        <w:t>Redis, and</w:t>
+      </w:r>
+      <w:proofErr w:type="gramEnd"/>
+      <w:r>
+        <w:t xml:space="preserve"> run the API on its own nodes.</w:t>
       </w:r>
     </w:p>
     <w:p>
@@ -25643,7 +28811,15 @@
         <w:spacing w:after="60" w:line="280" w:lineRule="auto"/>
       </w:pPr>
       <w:r>
-        <w:t>Line coverage below 80% outside the core library; no BDD suite, Semgrep, ZAP or Pact; no Grafana or tracing.</w:t>
+        <w:t xml:space="preserve">Line coverage below 80% outside the core library; no BDD suite, </w:t>
+      </w:r>
+      <w:proofErr w:type="spellStart"/>
+      <w:r>
+        <w:t>Semgrep</w:t>
+      </w:r>
+      <w:proofErr w:type="spellEnd"/>
+      <w:r>
+        <w:t>, ZAP or Pact; no Grafana or tracing.</w:t>
       </w:r>
     </w:p>
     <w:p>
@@ -25656,7 +28832,15 @@
         <w:spacing w:after="60" w:line="280" w:lineRule="auto"/>
       </w:pPr>
       <w:r>
-        <w:t>Location masking, the erasure endpoint, per-partner keys and mTLS are not built; read-only SQL sits in API routers.</w:t>
+        <w:t xml:space="preserve">Location masking, the erasure endpoint, per-partner keys and </w:t>
+      </w:r>
+      <w:proofErr w:type="spellStart"/>
+      <w:r>
+        <w:t>mTLS</w:t>
+      </w:r>
+      <w:proofErr w:type="spellEnd"/>
+      <w:r>
+        <w:t xml:space="preserve"> are not built; read-only SQL sits in API routers.</w:t>
       </w:r>
     </w:p>
     <w:p>
@@ -25924,7 +29108,7 @@
                 <w:sz w:val="17"/>
                 <w:szCs w:val="17"/>
               </w:rPr>
-              <w:t>Mixed-maker fleets and breakdowns; Overview and Fleet health on 100K simulated vehicles</w:t>
+              <w:t>The fleet manager, maker-specific data and roadside breakdowns: about 1,200 a week per 100K vehicles in our simulated fleet, each about $900 more than a planned repair</w:t>
             </w:r>
           </w:p>
         </w:tc>
@@ -25958,7 +29142,8 @@
                 <w:sz w:val="17"/>
                 <w:szCs w:val="17"/>
               </w:rPr>
-              <w:t>0:30 – 2:00</w:t>
+              <w:lastRenderedPageBreak/>
+              <w:t>0:30 – 1:00</w:t>
             </w:r>
           </w:p>
         </w:tc>
@@ -25987,7 +29172,7 @@
                 <w:sz w:val="17"/>
                 <w:szCs w:val="17"/>
               </w:rPr>
-              <w:t>Solution and live demo 1</w:t>
+              <w:t>Solution</w:t>
             </w:r>
           </w:p>
         </w:tc>
@@ -26016,7 +29201,7 @@
                 <w:sz w:val="17"/>
                 <w:szCs w:val="17"/>
               </w:rPr>
-              <w:t>First vehicle in line (risk, part, reasons, money); the back-test; copilot proposes a booking, manager approves, audit trail</w:t>
+              <w:t>One-line pitch; on unseen data the model catches 80% of breakdowns against 54% for a mechanic’s rule; +$712K a week per 100K vehicles at a $150 inspection</w:t>
             </w:r>
           </w:p>
         </w:tc>
@@ -26050,7 +29235,7 @@
                 <w:sz w:val="17"/>
                 <w:szCs w:val="17"/>
               </w:rPr>
-              <w:t>2:00 – 3:30</w:t>
+              <w:t>1:00 – 3:00</w:t>
             </w:r>
           </w:p>
         </w:tc>
@@ -26079,7 +29264,7 @@
                 <w:sz w:val="17"/>
                 <w:szCs w:val="17"/>
               </w:rPr>
-              <w:t>Live demo 2</w:t>
+              <w:t>Live demo</w:t>
             </w:r>
           </w:p>
         </w:tc>
@@ -26108,7 +29293,7 @@
                 <w:sz w:val="17"/>
                 <w:szCs w:val="17"/>
               </w:rPr>
-              <w:t>A new maker (Draco, 2,000 trucks) parked, mapping previewed and approved, data replayed, on the map with no restart; feed drift names an mph bug</w:t>
+              <w:t>Fleet health; the live alert feed (the real-time event); the first vehicle in line with its risk, part and reasons; the service plan within depot bays; the copilot proposes a booking, the manager approves, audit trail; vehicle makers and feed health</w:t>
             </w:r>
           </w:p>
         </w:tc>
@@ -26142,7 +29327,7 @@
                 <w:sz w:val="17"/>
                 <w:szCs w:val="17"/>
               </w:rPr>
-              <w:t>3:30 – 4:45</w:t>
+              <w:t>3:00 – 4:15</w:t>
             </w:r>
           </w:p>
         </w:tc>
@@ -26200,7 +29385,7 @@
                 <w:sz w:val="17"/>
                 <w:szCs w:val="17"/>
               </w:rPr>
-              <w:t>Kafka broker killed during traffic; Chaos page shows sent = stored after recovery; duplicates and invalid events not stored</w:t>
+              <w:t>Architecture; scale on one laptop (3,300 events/s, critical alerts p99 0.63 s); the Chaos testing page (sent vs stored, bad data rejected) and the broker-kill result (2,874,026 sent = stored)</w:t>
             </w:r>
           </w:p>
         </w:tc>
@@ -26234,7 +29419,7 @@
                 <w:sz w:val="17"/>
                 <w:szCs w:val="17"/>
               </w:rPr>
-              <w:t>4:45 – 5:00</w:t>
+              <w:t>4:15 – 5:00</w:t>
             </w:r>
           </w:p>
         </w:tc>
@@ -26263,7 +29448,7 @@
                 <w:sz w:val="17"/>
                 <w:szCs w:val="17"/>
               </w:rPr>
-              <w:t>Impact and next steps</w:t>
+              <w:t>Impact &amp; next steps</w:t>
             </w:r>
           </w:p>
         </w:tc>
@@ -26292,7 +29477,7 @@
                 <w:sz w:val="17"/>
                 <w:szCs w:val="17"/>
               </w:rPr>
-              <w:t>One command to run, Helm to AWS or GCP; measured results; next steps</w:t>
+              <w:t>Measured results; next steps (real fleet data, a three-broker cloud run); the team</w:t>
             </w:r>
           </w:p>
         </w:tc>
@@ -26317,13 +29502,14 @@
       <w:r>
         <w:t xml:space="preserve"> </w:t>
       </w:r>
-      <w:r>
-        <w:rPr>
-          <w:b/>
-          <w:highlight w:val="yellow"/>
-        </w:rPr>
-        <w:t>paste the unlisted video link</w:t>
-      </w:r>
+      <w:hyperlink r:id="rId19" w:history="1">
+        <w:r>
+          <w:rPr>
+            <w:rStyle w:val="Hyperlink"/>
+          </w:rPr>
+          <w:t>https://drive.google.com/file/d/1xHAfBI4Agx50tX9YDKDF9llaxLwQ8bW9/view?usp=sharing</w:t>
+        </w:r>
+      </w:hyperlink>
     </w:p>
     <w:p>
       <w:pPr>
@@ -26645,7 +29831,23 @@
                 <w:sz w:val="17"/>
                 <w:szCs w:val="17"/>
               </w:rPr>
-              <w:t>CI on every push: build, lint, all unit suites, secret/dependency/IaC scans, image scans, whole-stack smoke test</w:t>
+              <w:t>CI on every push: build, lint, all unit suites, secret/dependency/</w:t>
+            </w:r>
+            <w:proofErr w:type="spellStart"/>
+            <w:r>
+              <w:rPr>
+                <w:sz w:val="17"/>
+                <w:szCs w:val="17"/>
+              </w:rPr>
+              <w:t>IaC</w:t>
+            </w:r>
+            <w:proofErr w:type="spellEnd"/>
+            <w:r>
+              <w:rPr>
+                <w:sz w:val="17"/>
+                <w:szCs w:val="17"/>
+              </w:rPr>
+              <w:t xml:space="preserve"> scans, image scans, whole-stack smoke test</w:t>
             </w:r>
           </w:p>
         </w:tc>
@@ -26674,16 +29876,39 @@
                 <w:sz w:val="17"/>
                 <w:szCs w:val="17"/>
               </w:rPr>
-              <w:t xml:space="preserve">Done (.github/workflows/ci.yml); </w:t>
-            </w:r>
-            <w:r>
-              <w:rPr>
-                <w:b/>
-                <w:sz w:val="17"/>
-                <w:szCs w:val="17"/>
-                <w:highlight w:val="yellow"/>
-              </w:rPr>
-              <w:t>add the CI link after pushing</w:t>
+              <w:t>Done (.</w:t>
+            </w:r>
+            <w:proofErr w:type="spellStart"/>
+            <w:r>
+              <w:rPr>
+                <w:sz w:val="17"/>
+                <w:szCs w:val="17"/>
+              </w:rPr>
+              <w:t>github</w:t>
+            </w:r>
+            <w:proofErr w:type="spellEnd"/>
+            <w:r>
+              <w:rPr>
+                <w:sz w:val="17"/>
+                <w:szCs w:val="17"/>
+              </w:rPr>
+              <w:t>/workflows/</w:t>
+            </w:r>
+            <w:proofErr w:type="spellStart"/>
+            <w:r>
+              <w:rPr>
+                <w:sz w:val="17"/>
+                <w:szCs w:val="17"/>
+              </w:rPr>
+              <w:t>ci.yml</w:t>
+            </w:r>
+            <w:proofErr w:type="spellEnd"/>
+            <w:r>
+              <w:rPr>
+                <w:sz w:val="17"/>
+                <w:szCs w:val="17"/>
+              </w:rPr>
+              <w:t>); https://github.com/vennela9927/fleetPulseproject/actions</w:t>
             </w:r>
           </w:p>
         </w:tc>
@@ -26717,7 +29942,15 @@
                 <w:sz w:val="17"/>
                 <w:szCs w:val="17"/>
               </w:rPr>
-              <w:t xml:space="preserve">Hygiene: no secrets committed, </w:t>
+              <w:t>Hygiene: no secrets committed</w:t>
+            </w:r>
+            <w:proofErr w:type="gramStart"/>
+            <w:r>
+              <w:rPr>
+                <w:sz w:val="17"/>
+                <w:szCs w:val="17"/>
+              </w:rPr>
+              <w:t xml:space="preserve">, </w:t>
             </w:r>
             <w:r>
               <w:rPr>
@@ -26725,8 +29958,27 @@
                 <w:sz w:val="17"/>
                 <w:szCs w:val="17"/>
               </w:rPr>
-              <w:t>.env.example</w:t>
-            </w:r>
+              <w:t>.</w:t>
+            </w:r>
+            <w:proofErr w:type="spellStart"/>
+            <w:r>
+              <w:rPr>
+                <w:rFonts w:ascii="Consolas" w:hAnsi="Consolas" w:cs="Consolas"/>
+                <w:sz w:val="17"/>
+                <w:szCs w:val="17"/>
+              </w:rPr>
+              <w:t>env</w:t>
+            </w:r>
+            <w:proofErr w:type="gramEnd"/>
+            <w:r>
+              <w:rPr>
+                <w:rFonts w:ascii="Consolas" w:hAnsi="Consolas" w:cs="Consolas"/>
+                <w:sz w:val="17"/>
+                <w:szCs w:val="17"/>
+              </w:rPr>
+              <w:t>.example</w:t>
+            </w:r>
+            <w:proofErr w:type="spellEnd"/>
             <w:r>
               <w:rPr>
                 <w:sz w:val="17"/>
@@ -26761,8 +30013,49 @@
                 <w:sz w:val="17"/>
                 <w:szCs w:val="17"/>
               </w:rPr>
-              <w:t>Done; gitleaks scans history in CI; GEMINI_API_KEY empty in .env.example</w:t>
-            </w:r>
+              <w:t xml:space="preserve">Done; </w:t>
+            </w:r>
+            <w:proofErr w:type="spellStart"/>
+            <w:r>
+              <w:rPr>
+                <w:sz w:val="17"/>
+                <w:szCs w:val="17"/>
+              </w:rPr>
+              <w:t>gitleaks</w:t>
+            </w:r>
+            <w:proofErr w:type="spellEnd"/>
+            <w:r>
+              <w:rPr>
+                <w:sz w:val="17"/>
+                <w:szCs w:val="17"/>
+              </w:rPr>
+              <w:t xml:space="preserve"> scans history in CI; GEMINI_API_KEY empty </w:t>
+            </w:r>
+            <w:proofErr w:type="gramStart"/>
+            <w:r>
+              <w:rPr>
+                <w:sz w:val="17"/>
+                <w:szCs w:val="17"/>
+              </w:rPr>
+              <w:t>in .</w:t>
+            </w:r>
+            <w:proofErr w:type="spellStart"/>
+            <w:r>
+              <w:rPr>
+                <w:sz w:val="17"/>
+                <w:szCs w:val="17"/>
+              </w:rPr>
+              <w:t>env</w:t>
+            </w:r>
+            <w:proofErr w:type="gramEnd"/>
+            <w:r>
+              <w:rPr>
+                <w:sz w:val="17"/>
+                <w:szCs w:val="17"/>
+              </w:rPr>
+              <w:t>.example</w:t>
+            </w:r>
+            <w:proofErr w:type="spellEnd"/>
           </w:p>
         </w:tc>
       </w:tr>
@@ -26818,15 +30111,25 @@
           <w:p>
             <w:pPr>
               <w:spacing w:line="250" w:lineRule="auto"/>
-            </w:pPr>
-            <w:r>
-              <w:rPr>
-                <w:b/>
-                <w:sz w:val="17"/>
-                <w:szCs w:val="17"/>
-                <w:highlight w:val="yellow"/>
-              </w:rPr>
-              <w:t>All 16 commits are by one author so far: other members to commit their parts</w:t>
+              <w:rPr>
+                <w:bCs/>
+              </w:rPr>
+            </w:pPr>
+            <w:r>
+              <w:rPr>
+                <w:bCs/>
+                <w:sz w:val="17"/>
+                <w:szCs w:val="17"/>
+              </w:rPr>
+              <w:t>All commits so far are by one author (Vennela Reddy</w:t>
+            </w:r>
+            <w:r>
+              <w:rPr>
+                <w:bCs/>
+                <w:sz w:val="17"/>
+                <w:szCs w:val="17"/>
+              </w:rPr>
+              <w:t xml:space="preserve"> Vootkur)</w:t>
             </w:r>
           </w:p>
         </w:tc>
@@ -26891,15 +30194,19 @@
           <w:p>
             <w:pPr>
               <w:spacing w:line="250" w:lineRule="auto"/>
-            </w:pPr>
-            <w:r>
-              <w:rPr>
-                <w:b/>
-                <w:sz w:val="17"/>
-                <w:szCs w:val="17"/>
-                <w:highlight w:val="yellow"/>
-              </w:rPr>
-              <w:t>Tag the final commit after the last changes, then push with tags</w:t>
+              <w:rPr>
+                <w:rFonts w:ascii="Consolas" w:hAnsi="Consolas"/>
+                <w:sz w:val="17"/>
+                <w:szCs w:val="17"/>
+              </w:rPr>
+            </w:pPr>
+            <w:r>
+              <w:rPr>
+                <w:rFonts w:ascii="Consolas" w:hAnsi="Consolas"/>
+                <w:sz w:val="17"/>
+                <w:szCs w:val="17"/>
+              </w:rPr>
+              <w:t>Done: v1.0-submission</w:t>
             </w:r>
           </w:p>
         </w:tc>
@@ -26932,7 +30239,31 @@
         <w:t>Key learnings.</w:t>
       </w:r>
       <w:r>
-        <w:t xml:space="preserve"> Exactly-once is a property of the whole path, not of Kafka: the ClickHouse rollups double-counted a retried batch until batch boundaries were recorded before inserting. On real hardware, the bottlenecks were not where we expected (healthchecks timing out under load, a single-threaded sink, memory limits).</w:t>
+        <w:t xml:space="preserve"> Exactly-once is a property of the whole path, not of Kafka: </w:t>
+      </w:r>
+      <w:proofErr w:type="gramStart"/>
+      <w:r>
+        <w:t>the</w:t>
+      </w:r>
+      <w:proofErr w:type="gramEnd"/>
+      <w:r>
+        <w:t xml:space="preserve"> </w:t>
+      </w:r>
+      <w:proofErr w:type="spellStart"/>
+      <w:r>
+        <w:t>ClickHouse</w:t>
+      </w:r>
+      <w:proofErr w:type="spellEnd"/>
+      <w:r>
+        <w:t xml:space="preserve"> rollups double-counted a retried batch until batch boundaries were recorded before inserting. On real hardware, the bottlenecks were not where we expected (</w:t>
+      </w:r>
+      <w:proofErr w:type="spellStart"/>
+      <w:r>
+        <w:t>healthchecks</w:t>
+      </w:r>
+      <w:proofErr w:type="spellEnd"/>
+      <w:r>
+        <w:t xml:space="preserve"> timing out under load, a single-threaded sink, memory limits).</w:t>
       </w:r>
     </w:p>
     <w:p>
@@ -26962,7 +30293,31 @@
         <w:t>Challenges solved.</w:t>
       </w:r>
       <w:r>
-        <w:t xml:space="preserve"> MinIO images disappeared (replaced by SeaweedFS behind the S3 API); ClickHouse ran out of memory merging thousands of small backfill parts (day-ordered inserts); Kafka wrote outside its volume; a normaliser was killed for memory; rebalance storms from rebuilding uncompacted changelogs; drift false alarms after restarts (relative rule, shorter baseline, continuity check); the model's 99% cap was overconfident (caught by workshop grading).</w:t>
+        <w:t xml:space="preserve"> </w:t>
+      </w:r>
+      <w:proofErr w:type="spellStart"/>
+      <w:r>
+        <w:t>MinIO</w:t>
+      </w:r>
+      <w:proofErr w:type="spellEnd"/>
+      <w:r>
+        <w:t xml:space="preserve"> images disappeared (replaced by </w:t>
+      </w:r>
+      <w:proofErr w:type="spellStart"/>
+      <w:r>
+        <w:t>SeaweedFS</w:t>
+      </w:r>
+      <w:proofErr w:type="spellEnd"/>
+      <w:r>
+        <w:t xml:space="preserve"> behind the S3 API); </w:t>
+      </w:r>
+      <w:proofErr w:type="spellStart"/>
+      <w:r>
+        <w:t>ClickHouse</w:t>
+      </w:r>
+      <w:proofErr w:type="spellEnd"/>
+      <w:r>
+        <w:t xml:space="preserve"> ran out of memory merging thousands of small backfill parts (day-ordered inserts); Kafka wrote outside its volume; a normaliser was killed for memory; rebalance storms from rebuilding uncompacted changelogs; drift false alarms after restarts (relative rule, shorter baseline, continuity check); the model's 99% cap was overconfident (caught by workshop grading).</w:t>
       </w:r>
     </w:p>
     <w:p>
@@ -26971,6 +30326,7 @@
       </w:pPr>
       <w:bookmarkStart w:id="30" w:name="s31"/>
       <w:r>
+        <w:lastRenderedPageBreak/>
         <w:t>16. Declarations</w:t>
       </w:r>
       <w:bookmarkEnd w:id="30"/>
@@ -27227,8 +30583,17 @@
                 <w:sz w:val="17"/>
                 <w:szCs w:val="17"/>
               </w:rPr>
-              <w:t>PostgreSQL 16 / pgvector</w:t>
-            </w:r>
+              <w:t xml:space="preserve">PostgreSQL 16 / </w:t>
+            </w:r>
+            <w:proofErr w:type="spellStart"/>
+            <w:r>
+              <w:rPr>
+                <w:sz w:val="17"/>
+                <w:szCs w:val="17"/>
+              </w:rPr>
+              <w:t>pgvector</w:t>
+            </w:r>
+            <w:proofErr w:type="spellEnd"/>
           </w:p>
         </w:tc>
         <w:tc>
@@ -27314,12 +30679,21 @@
             <w:pPr>
               <w:spacing w:line="250" w:lineRule="auto"/>
             </w:pPr>
-            <w:r>
-              <w:rPr>
-                <w:sz w:val="17"/>
-                <w:szCs w:val="17"/>
-              </w:rPr>
-              <w:t>ClickHouse 24.8</w:t>
+            <w:proofErr w:type="spellStart"/>
+            <w:r>
+              <w:rPr>
+                <w:sz w:val="17"/>
+                <w:szCs w:val="17"/>
+              </w:rPr>
+              <w:t>ClickHouse</w:t>
+            </w:r>
+            <w:proofErr w:type="spellEnd"/>
+            <w:r>
+              <w:rPr>
+                <w:sz w:val="17"/>
+                <w:szCs w:val="17"/>
+              </w:rPr>
+              <w:t xml:space="preserve"> 24.8</w:t>
             </w:r>
           </w:p>
         </w:tc>
@@ -27469,7 +30843,23 @@
                 <w:sz w:val="17"/>
                 <w:szCs w:val="17"/>
               </w:rPr>
-              <w:t>Live state; licence to be reviewed for commercial use (Valkey is a BSD alternative)</w:t>
+              <w:t>Live state; licence to be reviewed for commercial use (</w:t>
+            </w:r>
+            <w:proofErr w:type="spellStart"/>
+            <w:r>
+              <w:rPr>
+                <w:sz w:val="17"/>
+                <w:szCs w:val="17"/>
+              </w:rPr>
+              <w:t>Valkey</w:t>
+            </w:r>
+            <w:proofErr w:type="spellEnd"/>
+            <w:r>
+              <w:rPr>
+                <w:sz w:val="17"/>
+                <w:szCs w:val="17"/>
+              </w:rPr>
+              <w:t xml:space="preserve"> is a BSD alternative)</w:t>
             </w:r>
           </w:p>
         </w:tc>
@@ -27498,12 +30888,21 @@
             <w:pPr>
               <w:spacing w:line="250" w:lineRule="auto"/>
             </w:pPr>
-            <w:r>
-              <w:rPr>
-                <w:sz w:val="17"/>
-                <w:szCs w:val="17"/>
-              </w:rPr>
-              <w:t>Keycloak 25</w:t>
+            <w:proofErr w:type="spellStart"/>
+            <w:r>
+              <w:rPr>
+                <w:sz w:val="17"/>
+                <w:szCs w:val="17"/>
+              </w:rPr>
+              <w:t>Keycloak</w:t>
+            </w:r>
+            <w:proofErr w:type="spellEnd"/>
+            <w:r>
+              <w:rPr>
+                <w:sz w:val="17"/>
+                <w:szCs w:val="17"/>
+              </w:rPr>
+              <w:t xml:space="preserve"> 25</w:t>
             </w:r>
           </w:p>
         </w:tc>
@@ -27590,6 +30989,7 @@
             <w:pPr>
               <w:spacing w:line="250" w:lineRule="auto"/>
             </w:pPr>
+            <w:proofErr w:type="spellStart"/>
             <w:r>
               <w:rPr>
                 <w:sz w:val="17"/>
@@ -27597,6 +30997,7 @@
               </w:rPr>
               <w:t>SeaweedFS</w:t>
             </w:r>
+            <w:proofErr w:type="spellEnd"/>
           </w:p>
         </w:tc>
         <w:tc>
@@ -27687,8 +31088,17 @@
                 <w:sz w:val="17"/>
                 <w:szCs w:val="17"/>
               </w:rPr>
-              <w:t>Spring Boot 3.3, Jackson, Micrometer</w:t>
-            </w:r>
+              <w:t xml:space="preserve">Spring Boot 3.3, Jackson, </w:t>
+            </w:r>
+            <w:proofErr w:type="spellStart"/>
+            <w:r>
+              <w:rPr>
+                <w:sz w:val="17"/>
+                <w:szCs w:val="17"/>
+              </w:rPr>
+              <w:t>Micrometer</w:t>
+            </w:r>
+            <w:proofErr w:type="spellEnd"/>
           </w:p>
         </w:tc>
         <w:tc>
@@ -27774,13 +31184,63 @@
             <w:pPr>
               <w:spacing w:line="250" w:lineRule="auto"/>
             </w:pPr>
-            <w:r>
-              <w:rPr>
-                <w:sz w:val="17"/>
-                <w:szCs w:val="17"/>
-              </w:rPr>
-              <w:t>FastAPI, Pydantic, Uvicorn, httpx</w:t>
-            </w:r>
+            <w:proofErr w:type="spellStart"/>
+            <w:r>
+              <w:rPr>
+                <w:sz w:val="17"/>
+                <w:szCs w:val="17"/>
+              </w:rPr>
+              <w:t>FastAPI</w:t>
+            </w:r>
+            <w:proofErr w:type="spellEnd"/>
+            <w:r>
+              <w:rPr>
+                <w:sz w:val="17"/>
+                <w:szCs w:val="17"/>
+              </w:rPr>
+              <w:t xml:space="preserve">, </w:t>
+            </w:r>
+            <w:proofErr w:type="spellStart"/>
+            <w:r>
+              <w:rPr>
+                <w:sz w:val="17"/>
+                <w:szCs w:val="17"/>
+              </w:rPr>
+              <w:t>Pydantic</w:t>
+            </w:r>
+            <w:proofErr w:type="spellEnd"/>
+            <w:r>
+              <w:rPr>
+                <w:sz w:val="17"/>
+                <w:szCs w:val="17"/>
+              </w:rPr>
+              <w:t xml:space="preserve">, </w:t>
+            </w:r>
+            <w:proofErr w:type="spellStart"/>
+            <w:r>
+              <w:rPr>
+                <w:sz w:val="17"/>
+                <w:szCs w:val="17"/>
+              </w:rPr>
+              <w:t>Uvicorn</w:t>
+            </w:r>
+            <w:proofErr w:type="spellEnd"/>
+            <w:r>
+              <w:rPr>
+                <w:sz w:val="17"/>
+                <w:szCs w:val="17"/>
+              </w:rPr>
+              <w:t xml:space="preserve">, </w:t>
+            </w:r>
+            <w:proofErr w:type="spellStart"/>
+            <w:r>
+              <w:rPr>
+                <w:sz w:val="17"/>
+                <w:szCs w:val="17"/>
+              </w:rPr>
+              <w:t>httpx</w:t>
+            </w:r>
+            <w:proofErr w:type="spellEnd"/>
           </w:p>
         </w:tc>
         <w:tc>
@@ -27866,12 +31326,21 @@
             <w:pPr>
               <w:spacing w:line="250" w:lineRule="auto"/>
             </w:pPr>
-            <w:r>
-              <w:rPr>
-                <w:sz w:val="17"/>
-                <w:szCs w:val="17"/>
-              </w:rPr>
-              <w:t>psycopg 3</w:t>
+            <w:proofErr w:type="spellStart"/>
+            <w:r>
+              <w:rPr>
+                <w:sz w:val="17"/>
+                <w:szCs w:val="17"/>
+              </w:rPr>
+              <w:t>psycopg</w:t>
+            </w:r>
+            <w:proofErr w:type="spellEnd"/>
+            <w:r>
+              <w:rPr>
+                <w:sz w:val="17"/>
+                <w:szCs w:val="17"/>
+              </w:rPr>
+              <w:t xml:space="preserve"> 3</w:t>
             </w:r>
           </w:p>
         </w:tc>
@@ -27958,12 +31427,21 @@
             <w:pPr>
               <w:spacing w:line="250" w:lineRule="auto"/>
             </w:pPr>
-            <w:r>
-              <w:rPr>
-                <w:sz w:val="17"/>
-                <w:szCs w:val="17"/>
-              </w:rPr>
-              <w:t>LightGBM / scikit-learn, pandas, NumPy</w:t>
+            <w:proofErr w:type="spellStart"/>
+            <w:r>
+              <w:rPr>
+                <w:sz w:val="17"/>
+                <w:szCs w:val="17"/>
+              </w:rPr>
+              <w:t>LightGBM</w:t>
+            </w:r>
+            <w:proofErr w:type="spellEnd"/>
+            <w:r>
+              <w:rPr>
+                <w:sz w:val="17"/>
+                <w:szCs w:val="17"/>
+              </w:rPr>
+              <w:t xml:space="preserve"> / scikit-learn, pandas, NumPy</w:t>
             </w:r>
           </w:p>
         </w:tc>
@@ -28055,7 +31533,23 @@
                 <w:sz w:val="17"/>
                 <w:szCs w:val="17"/>
               </w:rPr>
-              <w:t>React, Vite, TanStack Query, Recharts</w:t>
+              <w:t xml:space="preserve">React, Vite, </w:t>
+            </w:r>
+            <w:proofErr w:type="spellStart"/>
+            <w:r>
+              <w:rPr>
+                <w:sz w:val="17"/>
+                <w:szCs w:val="17"/>
+              </w:rPr>
+              <w:t>TanStack</w:t>
+            </w:r>
+            <w:proofErr w:type="spellEnd"/>
+            <w:r>
+              <w:rPr>
+                <w:sz w:val="17"/>
+                <w:szCs w:val="17"/>
+              </w:rPr>
+              <w:t xml:space="preserve"> Query, Recharts</w:t>
             </w:r>
           </w:p>
         </w:tc>
@@ -28142,12 +31636,21 @@
             <w:pPr>
               <w:spacing w:line="250" w:lineRule="auto"/>
             </w:pPr>
-            <w:r>
-              <w:rPr>
-                <w:sz w:val="17"/>
-                <w:szCs w:val="17"/>
-              </w:rPr>
-              <w:t>MapLibre GL JS</w:t>
+            <w:proofErr w:type="spellStart"/>
+            <w:r>
+              <w:rPr>
+                <w:sz w:val="17"/>
+                <w:szCs w:val="17"/>
+              </w:rPr>
+              <w:t>MapLibre</w:t>
+            </w:r>
+            <w:proofErr w:type="spellEnd"/>
+            <w:r>
+              <w:rPr>
+                <w:sz w:val="17"/>
+                <w:szCs w:val="17"/>
+              </w:rPr>
+              <w:t xml:space="preserve"> GL JS</w:t>
             </w:r>
           </w:p>
         </w:tc>
@@ -28234,13 +31737,63 @@
             <w:pPr>
               <w:spacing w:line="250" w:lineRule="auto"/>
             </w:pPr>
-            <w:r>
-              <w:rPr>
-                <w:sz w:val="17"/>
-                <w:szCs w:val="17"/>
-              </w:rPr>
-              <w:t>kafka-ui (kafbat), Adminer, RedisInsight</w:t>
-            </w:r>
+            <w:proofErr w:type="spellStart"/>
+            <w:r>
+              <w:rPr>
+                <w:sz w:val="17"/>
+                <w:szCs w:val="17"/>
+              </w:rPr>
+              <w:t>kafka-ui</w:t>
+            </w:r>
+            <w:proofErr w:type="spellEnd"/>
+            <w:r>
+              <w:rPr>
+                <w:sz w:val="17"/>
+                <w:szCs w:val="17"/>
+              </w:rPr>
+              <w:t xml:space="preserve"> (</w:t>
+            </w:r>
+            <w:proofErr w:type="spellStart"/>
+            <w:r>
+              <w:rPr>
+                <w:sz w:val="17"/>
+                <w:szCs w:val="17"/>
+              </w:rPr>
+              <w:t>kafbat</w:t>
+            </w:r>
+            <w:proofErr w:type="spellEnd"/>
+            <w:r>
+              <w:rPr>
+                <w:sz w:val="17"/>
+                <w:szCs w:val="17"/>
+              </w:rPr>
+              <w:t xml:space="preserve">), </w:t>
+            </w:r>
+            <w:proofErr w:type="spellStart"/>
+            <w:r>
+              <w:rPr>
+                <w:sz w:val="17"/>
+                <w:szCs w:val="17"/>
+              </w:rPr>
+              <w:t>Adminer</w:t>
+            </w:r>
+            <w:proofErr w:type="spellEnd"/>
+            <w:r>
+              <w:rPr>
+                <w:sz w:val="17"/>
+                <w:szCs w:val="17"/>
+              </w:rPr>
+              <w:t xml:space="preserve">, </w:t>
+            </w:r>
+            <w:proofErr w:type="spellStart"/>
+            <w:r>
+              <w:rPr>
+                <w:sz w:val="17"/>
+                <w:szCs w:val="17"/>
+              </w:rPr>
+              <w:t>RedisInsight</w:t>
+            </w:r>
+            <w:proofErr w:type="spellEnd"/>
           </w:p>
         </w:tc>
         <w:tc>
@@ -28383,12 +31936,14 @@
       <w:r>
         <w:t xml:space="preserve">All data is synthetic: four fictional makers, generated VINs, driver names combined from name lists, </w:t>
       </w:r>
+      <w:proofErr w:type="spellStart"/>
       <w:r>
         <w:rPr>
           <w:rFonts w:ascii="Consolas" w:hAnsi="Consolas" w:cs="Consolas"/>
         </w:rPr>
         <w:t>example.test</w:t>
       </w:r>
+      <w:proofErr w:type="spellEnd"/>
       <w:r>
         <w:t xml:space="preserve"> email addresses and simulated telemetry. No real personal or vehicle-owner data is used.</w:t>
       </w:r>
@@ -28811,7 +32366,23 @@
                 <w:sz w:val="17"/>
                 <w:szCs w:val="17"/>
               </w:rPr>
-              <w:t>docs/adr/0001 – 0005</w:t>
+              <w:t>docs/</w:t>
+            </w:r>
+            <w:proofErr w:type="spellStart"/>
+            <w:r>
+              <w:rPr>
+                <w:sz w:val="17"/>
+                <w:szCs w:val="17"/>
+              </w:rPr>
+              <w:t>adr</w:t>
+            </w:r>
+            <w:proofErr w:type="spellEnd"/>
+            <w:r>
+              <w:rPr>
+                <w:sz w:val="17"/>
+                <w:szCs w:val="17"/>
+              </w:rPr>
+              <w:t>/0001 – 0005</w:t>
             </w:r>
           </w:p>
         </w:tc>
@@ -28875,69 +32446,6 @@
                 <w:szCs w:val="17"/>
               </w:rPr>
               <w:t>docs/threat-model.md</w:t>
-            </w:r>
-          </w:p>
-        </w:tc>
-      </w:tr>
-      <w:tr>
-        <w:trPr>
-          <w:cantSplit/>
-        </w:trPr>
-        <w:tc>
-          <w:tcPr>
-            <w:tcW w:w="4187" w:type="dxa"/>
-            <w:tcBorders>
-              <w:top w:val="single" w:sz="4" w:space="0" w:color="BFBFBF"/>
-              <w:left w:val="single" w:sz="4" w:space="0" w:color="BFBFBF"/>
-              <w:bottom w:val="single" w:sz="4" w:space="0" w:color="BFBFBF"/>
-              <w:right w:val="single" w:sz="4" w:space="0" w:color="BFBFBF"/>
-            </w:tcBorders>
-            <w:tcMar>
-              <w:top w:w="60" w:type="dxa"/>
-              <w:left w:w="90" w:type="dxa"/>
-              <w:bottom w:w="60" w:type="dxa"/>
-              <w:right w:w="90" w:type="dxa"/>
-            </w:tcMar>
-          </w:tcPr>
-          <w:p>
-            <w:pPr>
-              <w:spacing w:line="250" w:lineRule="auto"/>
-            </w:pPr>
-            <w:r>
-              <w:rPr>
-                <w:sz w:val="17"/>
-                <w:szCs w:val="17"/>
-              </w:rPr>
-              <w:t>Demo script</w:t>
-            </w:r>
-          </w:p>
-        </w:tc>
-        <w:tc>
-          <w:tcPr>
-            <w:tcW w:w="5119" w:type="dxa"/>
-            <w:tcBorders>
-              <w:top w:val="single" w:sz="4" w:space="0" w:color="BFBFBF"/>
-              <w:left w:val="single" w:sz="4" w:space="0" w:color="BFBFBF"/>
-              <w:bottom w:val="single" w:sz="4" w:space="0" w:color="BFBFBF"/>
-              <w:right w:val="single" w:sz="4" w:space="0" w:color="BFBFBF"/>
-            </w:tcBorders>
-            <w:tcMar>
-              <w:top w:w="60" w:type="dxa"/>
-              <w:left w:w="90" w:type="dxa"/>
-              <w:bottom w:w="60" w:type="dxa"/>
-              <w:right w:w="90" w:type="dxa"/>
-            </w:tcMar>
-          </w:tcPr>
-          <w:p>
-            <w:pPr>
-              <w:spacing w:line="250" w:lineRule="auto"/>
-            </w:pPr>
-            <w:r>
-              <w:rPr>
-                <w:sz w:val="17"/>
-                <w:szCs w:val="17"/>
-              </w:rPr>
-              <w:t>docs/demo-script.md</w:t>
             </w:r>
           </w:p>
         </w:tc>
@@ -29049,7 +32557,7 @@
                     <pic:cNvPicPr/>
                   </pic:nvPicPr>
                   <pic:blipFill>
-                    <a:blip r:embed="rId18"/>
+                    <a:blip r:embed="rId20"/>
                     <a:stretch>
                       <a:fillRect/>
                     </a:stretch>
@@ -29110,7 +32618,7 @@
                     <pic:cNvPicPr/>
                   </pic:nvPicPr>
                   <pic:blipFill>
-                    <a:blip r:embed="rId19"/>
+                    <a:blip r:embed="rId21"/>
                     <a:stretch>
                       <a:fillRect/>
                     </a:stretch>
@@ -29171,7 +32679,15 @@
         <w:spacing w:after="60" w:line="280" w:lineRule="auto"/>
       </w:pPr>
       <w:r>
-        <w:t>Connected Vehicle Intelligence Hackathon, Problem Statement &amp; Case Study (Talenciaglobal), sections 2–14.</w:t>
+        <w:t>Connected Vehicle Intelligence Hackathon, Problem Statement &amp; Case Study (</w:t>
+      </w:r>
+      <w:proofErr w:type="spellStart"/>
+      <w:r>
+        <w:t>Talenciaglobal</w:t>
+      </w:r>
+      <w:proofErr w:type="spellEnd"/>
+      <w:r>
+        <w:t>), sections 2–14.</w:t>
       </w:r>
     </w:p>
     <w:p>
@@ -29184,6 +32700,7 @@
         <w:spacing w:after="60" w:line="280" w:lineRule="auto"/>
       </w:pPr>
       <w:r>
+        <w:lastRenderedPageBreak/>
         <w:t>ISO 3779 (VIN structure) and SAE J2012 (diagnostic trouble codes), as implemented in services/common.</w:t>
       </w:r>
     </w:p>
@@ -29201,8 +32718,8 @@
       </w:r>
     </w:p>
     <w:sectPr>
-      <w:headerReference w:type="default" r:id="rId20"/>
-      <w:footerReference w:type="default" r:id="rId21"/>
+      <w:headerReference w:type="default" r:id="rId22"/>
+      <w:footerReference w:type="default" r:id="rId23"/>
       <w:pgSz w:w="11906" w:h="16838"/>
       <w:pgMar w:top="1440" w:right="1300" w:bottom="1300" w:left="1300" w:header="600" w:footer="600" w:gutter="0"/>
       <w:cols w:space="720"/>
@@ -30105,7 +33622,6 @@
   <w:style w:type="character" w:default="1" w:styleId="DefaultParagraphFont">
     <w:name w:val="Default Paragraph Font"/>
     <w:uiPriority w:val="1"/>
-    <w:semiHidden/>
     <w:unhideWhenUsed/>
   </w:style>
   <w:style w:type="table" w:default="1" w:styleId="TableNormal">
@@ -30262,6 +33778,30 @@
     <w:link w:val="Footer"/>
     <w:uiPriority w:val="99"/>
     <w:rsid w:val="000142AF"/>
+  </w:style>
+  <w:style w:type="character" w:styleId="UnresolvedMention">
+    <w:name w:val="Unresolved Mention"/>
+    <w:basedOn w:val="DefaultParagraphFont"/>
+    <w:uiPriority w:val="99"/>
+    <w:semiHidden/>
+    <w:unhideWhenUsed/>
+    <w:rsid w:val="00E62F04"/>
+    <w:rPr>
+      <w:color w:val="605E5C"/>
+      <w:shd w:val="clear" w:color="auto" w:fill="E1DFDD"/>
+    </w:rPr>
+  </w:style>
+  <w:style w:type="character" w:styleId="FollowedHyperlink">
+    <w:name w:val="FollowedHyperlink"/>
+    <w:basedOn w:val="DefaultParagraphFont"/>
+    <w:uiPriority w:val="99"/>
+    <w:semiHidden/>
+    <w:unhideWhenUsed/>
+    <w:rsid w:val="00E62F04"/>
+    <w:rPr>
+      <w:color w:val="96607D" w:themeColor="followedHyperlink"/>
+      <w:u w:val="single"/>
+    </w:rPr>
   </w:style>
 </w:styles>
 </file>
